--- a/docs/SRS_project_xxx.docx
+++ b/docs/SRS_project_xxx.docx
@@ -1,6 +1,6 @@
 
 <file path=word/document.xml><?xml version="1.0" encoding="utf-8"?>
-<w:document xmlns:wpc="http://schemas.microsoft.com/office/word/2010/wordprocessingCanvas" xmlns:cx="http://schemas.microsoft.com/office/drawing/2014/chartex" xmlns:cx1="http://schemas.microsoft.com/office/drawing/2015/9/8/chartex" xmlns:cx2="http://schemas.microsoft.com/office/drawing/2015/10/21/chartex" xmlns:cx3="http://schemas.microsoft.com/office/drawing/2016/5/9/chartex" xmlns:cx4="http://schemas.microsoft.com/office/drawing/2016/5/10/chartex" xmlns:cx5="http://schemas.microsoft.com/office/drawing/2016/5/11/chartex" xmlns:cx6="http://schemas.microsoft.com/office/drawing/2016/5/12/chartex" xmlns:cx7="http://schemas.microsoft.com/office/drawing/2016/5/13/chartex" xmlns:cx8="http://schemas.microsoft.com/office/drawing/2016/5/14/chartex" xmlns:mc="http://schemas.openxmlformats.org/markup-compatibility/2006" xmlns:aink="http://schemas.microsoft.com/office/drawing/2016/ink" xmlns:am3d="http://schemas.microsoft.com/office/drawing/2017/model3d" xmlns:o="urn:schemas-microsoft-com:office:office" xmlns:oel="http://schemas.microsoft.com/office/2019/extlst" xmlns:r="http://schemas.openxmlformats.org/officeDocument/2006/relationships" xmlns:m="http://schemas.openxmlformats.org/officeDocument/2006/math" xmlns:v="urn:schemas-microsoft-com:vml" xmlns:wp14="http://schemas.microsoft.com/office/word/2010/wordprocessingDrawing" xmlns:wp="http://schemas.openxmlformats.org/drawingml/2006/wordprocessingDrawing" xmlns:w10="urn:schemas-microsoft-com:office:word" xmlns:w="http://schemas.openxmlformats.org/wordprocessingml/2006/main" xmlns:w14="http://schemas.microsoft.com/office/word/2010/wordml" xmlns:w15="http://schemas.microsoft.com/office/word/2012/wordml" xmlns:w16cex="http://schemas.microsoft.com/office/word/2018/wordml/cex" xmlns:w16cid="http://schemas.microsoft.com/office/word/2016/wordml/cid" xmlns:w16="http://schemas.microsoft.com/office/word/2018/wordml" xmlns:w16sdtdh="http://schemas.microsoft.com/office/word/2020/wordml/sdtdatahash" xmlns:w16se="http://schemas.microsoft.com/office/word/2015/wordml/symex" xmlns:wpg="http://schemas.microsoft.com/office/word/2010/wordprocessingGroup" xmlns:wpi="http://schemas.microsoft.com/office/word/2010/wordprocessingInk" xmlns:wne="http://schemas.microsoft.com/office/word/2006/wordml" xmlns:wps="http://schemas.microsoft.com/office/word/2010/wordprocessingShape" mc:Ignorable="w14 w15 w16se w16cid w16 w16cex w16sdtdh wp14">
+<w:document xmlns:wpc="http://schemas.microsoft.com/office/word/2010/wordprocessingCanvas" xmlns:cx="http://schemas.microsoft.com/office/drawing/2014/chartex" xmlns:cx1="http://schemas.microsoft.com/office/drawing/2015/9/8/chartex" xmlns:cx2="http://schemas.microsoft.com/office/drawing/2015/10/21/chartex" xmlns:cx3="http://schemas.microsoft.com/office/drawing/2016/5/9/chartex" xmlns:cx4="http://schemas.microsoft.com/office/drawing/2016/5/10/chartex" xmlns:cx5="http://schemas.microsoft.com/office/drawing/2016/5/11/chartex" xmlns:cx6="http://schemas.microsoft.com/office/drawing/2016/5/12/chartex" xmlns:cx7="http://schemas.microsoft.com/office/drawing/2016/5/13/chartex" xmlns:cx8="http://schemas.microsoft.com/office/drawing/2016/5/14/chartex" xmlns:mc="http://schemas.openxmlformats.org/markup-compatibility/2006" xmlns:aink="http://schemas.microsoft.com/office/drawing/2016/ink" xmlns:am3d="http://schemas.microsoft.com/office/drawing/2017/model3d" xmlns:o="urn:schemas-microsoft-com:office:office" xmlns:oel="http://schemas.microsoft.com/office/2019/extlst" xmlns:r="http://schemas.openxmlformats.org/officeDocument/2006/relationships" xmlns:m="http://schemas.openxmlformats.org/officeDocument/2006/math" xmlns:v="urn:schemas-microsoft-com:vml" xmlns:wp14="http://schemas.microsoft.com/office/word/2010/wordprocessingDrawing" xmlns:wp="http://schemas.openxmlformats.org/drawingml/2006/wordprocessingDrawing" xmlns:w10="urn:schemas-microsoft-com:office:word" xmlns:w="http://schemas.openxmlformats.org/wordprocessingml/2006/main" xmlns:w14="http://schemas.microsoft.com/office/word/2010/wordml" xmlns:w15="http://schemas.microsoft.com/office/word/2012/wordml" xmlns:w16cex="http://schemas.microsoft.com/office/word/2018/wordml/cex" xmlns:w16cid="http://schemas.microsoft.com/office/word/2016/wordml/cid" xmlns:w16="http://schemas.microsoft.com/office/word/2018/wordml" xmlns:w16du="http://schemas.microsoft.com/office/word/2023/wordml/word16du" xmlns:w16sdtdh="http://schemas.microsoft.com/office/word/2020/wordml/sdtdatahash" xmlns:w16sdtfl="http://schemas.microsoft.com/office/word/2024/wordml/sdtformatlock" xmlns:w16se="http://schemas.microsoft.com/office/word/2015/wordml/symex" xmlns:wpg="http://schemas.microsoft.com/office/word/2010/wordprocessingGroup" xmlns:wpi="http://schemas.microsoft.com/office/word/2010/wordprocessingInk" xmlns:wne="http://schemas.microsoft.com/office/word/2006/wordml" xmlns:wps="http://schemas.microsoft.com/office/word/2010/wordprocessingShape" mc:Ignorable="w14 w15 w16se w16cid w16 w16cex w16sdtdh w16sdtfl w16du wp14">
   <w:body>
     <w:sdt>
       <w:sdtPr>
@@ -1971,13 +1971,19 @@
         <w:rPr>
           <w:lang w:val="en-SG"/>
         </w:rPr>
-        <w:t>This SRS document describes the System Requirements and Software Design for an IoT Coffee make</w:t>
+        <w:t xml:space="preserve">This SRS document describes the System Requirements and Software Design for an </w:t>
       </w:r>
       <w:r>
         <w:rPr>
           <w:lang w:val="en-SG"/>
         </w:rPr>
-        <w:t>r and the target audience are</w:t>
+        <w:t>Smart Drink Vending Machine</w:t>
+      </w:r>
+      <w:r>
+        <w:rPr>
+          <w:lang w:val="en-SG"/>
+        </w:rPr>
+        <w:t xml:space="preserve"> and the target audience are</w:t>
       </w:r>
       <w:r>
         <w:rPr>
@@ -2170,14 +2176,12 @@
                 <w:lang w:val="en-SG"/>
               </w:rPr>
             </w:pPr>
-            <w:proofErr w:type="spellStart"/>
             <w:r>
               <w:rPr>
                 <w:lang w:val="en-SG"/>
               </w:rPr>
               <w:t>Infra Red</w:t>
             </w:r>
-            <w:proofErr w:type="spellEnd"/>
           </w:p>
         </w:tc>
       </w:tr>
@@ -3578,7 +3582,7 @@
           </mc:Choice>
           <mc:Fallback>
             <w:pict>
-              <v:group w14:anchorId="77D1DE5A" id="Canvas 30" o:spid="_x0000_s1026" editas="canvas" style="width:484.6pt;height:394.6pt;mso-position-horizontal-relative:char;mso-position-vertical-relative:line" coordsize="61544,50114" o:gfxdata="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">
+              <v:group w14:anchorId="414B50A5" id="Canvas 30" o:spid="_x0000_s1026" editas="canvas" style="width:484.6pt;height:394.6pt;mso-position-horizontal-relative:char;mso-position-vertical-relative:line" coordsize="61544,50114" o:gfxdata="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">
                 <v:shapetype id="_x0000_t75" coordsize="21600,21600" o:spt="75" o:preferrelative="t" path="m@4@5l@4@11@9@11@9@5xe" filled="f" stroked="f">
                   <v:stroke joinstyle="miter"/>
                   <v:formulas>
@@ -3603,9 +3607,8 @@
                   <v:path o:connecttype="none"/>
                 </v:shape>
                 <v:rect id="Rectangle 35" o:spid="_x0000_s1028" style="position:absolute;left:20179;top:7397;width:20187;height:39688;visibility:visible;mso-wrap-style:square;v-text-anchor:middle" o:gfxdata="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" fillcolor="white [3212]" strokecolor="#1f4d78 [1604]" strokeweight="1pt"/>
-                <v:shape id="Picture 36" o:spid="_x0000_s1029" type="#_x0000_t75" style="position:absolute;left:28015;top:21434;width:3961;height:4310;visibility:visible;mso-wrap-style:square" o:gfxdata="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">
+                <v:shape id="Picture 36" o:spid="_x0000_s1029" type="#_x0000_t75" style="position:absolute;left:28015;top:21434;width:3961;height:4310;visibility:visible;mso-wrap-style:square" o:gfxdata="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">
                   <v:imagedata r:id="rId14" o:title=""/>
-                  <v:path arrowok="t"/>
                 </v:shape>
                 <v:rect id="Rectangle 40" o:spid="_x0000_s1030" style="position:absolute;left:45427;top:10787;width:8779;height:3003;visibility:visible;mso-wrap-style:square;v-text-anchor:middle" o:gfxdata="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" fillcolor="#5b9bd5 [3204]" strokecolor="#1f4d78 [1604]" strokeweight="1pt">
                   <v:textbox>
@@ -3805,9 +3808,8 @@
                     </w:txbxContent>
                   </v:textbox>
                 </v:shape>
-                <v:shape id="Picture 105" o:spid="_x0000_s1043" type="#_x0000_t75" style="position:absolute;left:1772;top:16584;width:11880;height:10941;rotation:1198506fd;visibility:visible;mso-wrap-style:square" o:gfxdata="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">
+                <v:shape id="Picture 105" o:spid="_x0000_s1043" type="#_x0000_t75" style="position:absolute;left:1772;top:16584;width:11880;height:10941;rotation:1198506fd;visibility:visible;mso-wrap-style:square" o:gfxdata="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">
                   <v:imagedata r:id="rId15" o:title=""/>
-                  <v:path arrowok="t"/>
                 </v:shape>
                 <v:shapetype id="_x0000_t69" coordsize="21600,21600" o:spt="69" adj="4320,5400" path="m,10800l@0,21600@0@3@2@3@2,21600,21600,10800@2,0@2@1@0@1@0,xe">
                   <v:stroke joinstyle="miter"/>
@@ -3826,9 +3828,8 @@
                   </v:handles>
                 </v:shapetype>
                 <v:shape id="Left-Right Arrow 107" o:spid="_x0000_s1044" type="#_x0000_t69" style="position:absolute;left:12973;top:20068;width:6947;height:3029;visibility:visible;mso-wrap-style:square;v-text-anchor:middle" o:gfxdata="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" adj="4709" fillcolor="#ffc000 [3207]" stroked="f" strokeweight="1pt"/>
-                <v:shape id="Picture 108" o:spid="_x0000_s1045" type="#_x0000_t75" style="position:absolute;left:3073;top:30915;width:8866;height:4629;rotation:90;visibility:visible;mso-wrap-style:square" o:gfxdata="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">
+                <v:shape id="Picture 108" o:spid="_x0000_s1045" type="#_x0000_t75" style="position:absolute;left:3073;top:30915;width:8866;height:4629;rotation:90;visibility:visible;mso-wrap-style:square" o:gfxdata="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">
                   <v:imagedata r:id="rId16" o:title=""/>
-                  <v:path arrowok="t"/>
                 </v:shape>
                 <v:shape id="Straight Arrow Connector 110" o:spid="_x0000_s1046" type="#_x0000_t32" style="position:absolute;left:10021;top:32702;width:9898;height:0;visibility:visible;mso-wrap-style:square" o:connectortype="straight" o:gfxdata="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" strokecolor="black [3213]" strokeweight="1.5pt">
                   <v:stroke endarrow="block" joinstyle="miter"/>
@@ -3968,17 +3969,9 @@
         <w:rPr>
           <w:lang w:val="en-SG"/>
         </w:rPr>
-        <w:t xml:space="preserve">Function </w:t>
-      </w:r>
-      <w:proofErr w:type="spellStart"/>
-      <w:r>
-        <w:rPr>
-          <w:lang w:val="en-SG"/>
-        </w:rPr>
-        <w:t>xxxx</w:t>
+        <w:t>Function xxxx</w:t>
       </w:r>
       <w:bookmarkEnd w:id="10"/>
-      <w:proofErr w:type="spellEnd"/>
     </w:p>
     <w:p>
       <w:pPr>
@@ -4360,7 +4353,6 @@
         </w:rPr>
         <w:t xml:space="preserve">Function </w:t>
       </w:r>
-      <w:proofErr w:type="spellStart"/>
       <w:r>
         <w:rPr>
           <w:lang w:val="en-SG"/>
@@ -4368,7 +4360,6 @@
         <w:t>yyyy</w:t>
       </w:r>
       <w:bookmarkEnd w:id="11"/>
-      <w:proofErr w:type="spellEnd"/>
     </w:p>
     <w:p>
       <w:pPr>
@@ -4838,17 +4829,9 @@
         <w:rPr>
           <w:lang w:val="en-SG"/>
         </w:rPr>
-        <w:t xml:space="preserve">Non-Functional Requirement </w:t>
-      </w:r>
-      <w:proofErr w:type="spellStart"/>
-      <w:r>
-        <w:rPr>
-          <w:lang w:val="en-SG"/>
-        </w:rPr>
-        <w:t>xxxx</w:t>
+        <w:t>Non-Functional Requirement xxxx</w:t>
       </w:r>
       <w:bookmarkEnd w:id="14"/>
-      <w:proofErr w:type="spellEnd"/>
     </w:p>
     <w:p>
       <w:pPr>
@@ -5314,7 +5297,7 @@
           </mc:Choice>
           <mc:Fallback>
             <w:pict>
-              <v:rect w14:anchorId="2CDA65D7" id="Rectangle 68" o:spid="_x0000_s1048" style="position:absolute;margin-left:158.55pt;margin-top:69.1pt;width:76.1pt;height:21.05pt;z-index:251663360;visibility:visible;mso-wrap-style:square;mso-width-percent:0;mso-wrap-distance-left:9pt;mso-wrap-distance-top:0;mso-wrap-distance-right:9pt;mso-wrap-distance-bottom:0;mso-position-horizontal:absolute;mso-position-horizontal-relative:text;mso-position-vertical:absolute;mso-position-vertical-relative:text;mso-width-percent:0;mso-width-relative:margin;v-text-anchor:middle" o:gfxdata="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" fillcolor="yellow" strokecolor="black [3213]" strokeweight="1pt">
+              <v:rect w14:anchorId="16B73E41" id="Rectangle 68" o:spid="_x0000_s1048" style="position:absolute;margin-left:158.55pt;margin-top:69.1pt;width:76.1pt;height:21.05pt;z-index:251663360;visibility:visible;mso-wrap-style:square;mso-width-percent:0;mso-wrap-distance-left:9pt;mso-wrap-distance-top:0;mso-wrap-distance-right:9pt;mso-wrap-distance-bottom:0;mso-position-horizontal:absolute;mso-position-horizontal-relative:text;mso-position-vertical:absolute;mso-position-vertical-relative:text;mso-width-percent:0;mso-width-relative:margin;v-text-anchor:middle" o:gfxdata="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" fillcolor="yellow" strokecolor="black [3213]" strokeweight="1pt">
                 <v:textbox>
                   <w:txbxContent>
                     <w:p>
@@ -5323,7 +5306,6 @@
                         <w:spacing w:before="0" w:beforeAutospacing="0" w:after="160" w:afterAutospacing="0" w:line="256" w:lineRule="auto"/>
                         <w:jc w:val="center"/>
                       </w:pPr>
-                      <w:proofErr w:type="spellStart"/>
                       <w:r>
                         <w:rPr>
                           <w:rFonts w:eastAsia="Calibri"/>
@@ -5335,7 +5317,6 @@
                         </w:rPr>
                         <w:t>PowerMgt</w:t>
                       </w:r>
-                      <w:proofErr w:type="spellEnd"/>
                     </w:p>
                   </w:txbxContent>
                 </v:textbox>
@@ -5438,7 +5419,7 @@
           </mc:Choice>
           <mc:Fallback>
             <w:pict>
-              <v:rect w14:anchorId="400CA6E7" id="Rectangle 67" o:spid="_x0000_s1049" style="position:absolute;margin-left:71.7pt;margin-top:68pt;width:64.5pt;height:21.05pt;z-index:251661312;visibility:visible;mso-wrap-style:square;mso-wrap-distance-left:9pt;mso-wrap-distance-top:0;mso-wrap-distance-right:9pt;mso-wrap-distance-bottom:0;mso-position-horizontal:absolute;mso-position-horizontal-relative:text;mso-position-vertical:absolute;mso-position-vertical-relative:text;v-text-anchor:middle" o:gfxdata="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" fillcolor="yellow" strokecolor="black [3213]" strokeweight="1pt">
+              <v:rect w14:anchorId="285B0241" id="Rectangle 67" o:spid="_x0000_s1049" style="position:absolute;margin-left:71.7pt;margin-top:68pt;width:64.5pt;height:21.05pt;z-index:251661312;visibility:visible;mso-wrap-style:square;mso-wrap-distance-left:9pt;mso-wrap-distance-top:0;mso-wrap-distance-right:9pt;mso-wrap-distance-bottom:0;mso-position-horizontal:absolute;mso-position-horizontal-relative:text;mso-position-vertical:absolute;mso-position-vertical-relative:text;v-text-anchor:middle" o:gfxdata="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" fillcolor="yellow" strokecolor="black [3213]" strokeweight="1pt">
                 <v:textbox>
                   <w:txbxContent>
                     <w:p>
@@ -5573,7 +5554,7 @@
           </mc:Choice>
           <mc:Fallback>
             <w:pict>
-              <v:rect w14:anchorId="79304499" id="Rectangle 73" o:spid="_x0000_s1050" style="position:absolute;margin-left:0;margin-top:35.1pt;width:125.6pt;height:21pt;z-index:251665408;visibility:visible;mso-wrap-style:square;mso-width-percent:0;mso-wrap-distance-left:9pt;mso-wrap-distance-top:0;mso-wrap-distance-right:9pt;mso-wrap-distance-bottom:0;mso-position-horizontal:center;mso-position-horizontal-relative:margin;mso-position-vertical:absolute;mso-position-vertical-relative:text;mso-width-percent:0;mso-width-relative:margin;v-text-anchor:middle" o:gfxdata="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" filled="f" stroked="f" strokeweight="1pt">
+              <v:rect w14:anchorId="27C4923F" id="Rectangle 73" o:spid="_x0000_s1050" style="position:absolute;margin-left:0;margin-top:35.1pt;width:125.6pt;height:21pt;z-index:251665408;visibility:visible;mso-wrap-style:square;mso-width-percent:0;mso-wrap-distance-left:9pt;mso-wrap-distance-top:0;mso-wrap-distance-right:9pt;mso-wrap-distance-bottom:0;mso-position-horizontal:center;mso-position-horizontal-relative:margin;mso-position-vertical:absolute;mso-position-vertical-relative:text;mso-width-percent:0;mso-width-relative:margin;v-text-anchor:middle" o:gfxdata="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" filled="f" stroked="f" strokeweight="1pt">
                 <v:textbox>
                   <w:txbxContent>
                     <w:p>
@@ -5711,7 +5692,7 @@
           </mc:Choice>
           <mc:Fallback>
             <w:pict>
-              <v:rect w14:anchorId="46E056BB" id="Rectangle 74" o:spid="_x0000_s1051" style="position:absolute;margin-left:0;margin-top:177.05pt;width:203.75pt;height:21.05pt;z-index:251667456;visibility:visible;mso-wrap-style:square;mso-width-percent:0;mso-wrap-distance-left:9pt;mso-wrap-distance-top:0;mso-wrap-distance-right:9pt;mso-wrap-distance-bottom:0;mso-position-horizontal:center;mso-position-horizontal-relative:margin;mso-position-vertical:absolute;mso-position-vertical-relative:text;mso-width-percent:0;mso-width-relative:margin;v-text-anchor:middle" o:gfxdata="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" filled="f" stroked="f" strokeweight="1pt">
+              <v:rect w14:anchorId="04170685" id="Rectangle 74" o:spid="_x0000_s1051" style="position:absolute;margin-left:0;margin-top:177.05pt;width:203.75pt;height:21.05pt;z-index:251667456;visibility:visible;mso-wrap-style:square;mso-width-percent:0;mso-wrap-distance-left:9pt;mso-wrap-distance-top:0;mso-wrap-distance-right:9pt;mso-wrap-distance-bottom:0;mso-position-horizontal:center;mso-position-horizontal-relative:margin;mso-position-vertical:absolute;mso-position-vertical-relative:text;mso-width-percent:0;mso-width-relative:margin;v-text-anchor:middle" o:gfxdata="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" filled="f" stroked="f" strokeweight="1pt">
                 <v:textbox>
                   <w:txbxContent>
                     <w:p>
@@ -6287,7 +6268,7 @@
           </mc:Choice>
           <mc:Fallback>
             <w:pict>
-              <v:group w14:anchorId="4E92F47B" id="Canvas 58" o:spid="_x0000_s1052" editas="canvas" style="width:479.5pt;height:342.35pt;mso-position-horizontal-relative:char;mso-position-vertical-relative:line" coordsize="60896,43472" o:gfxdata="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">
+              <v:group w14:anchorId="7CF1D5FA" id="Canvas 58" o:spid="_x0000_s1052" editas="canvas" style="width:479.5pt;height:342.35pt;mso-position-horizontal-relative:char;mso-position-vertical-relative:line" coordsize="60896,43472" o:gfxdata="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">
                 <v:shape id="_x0000_s1053" type="#_x0000_t75" style="position:absolute;width:60896;height:43472;visibility:visible;mso-wrap-style:square">
                   <v:fill o:detectmouseclick="t"/>
                   <v:path o:connecttype="none"/>
@@ -6325,7 +6306,6 @@
                           <w:spacing w:before="0" w:beforeAutospacing="0" w:after="160" w:afterAutospacing="0" w:line="256" w:lineRule="auto"/>
                           <w:jc w:val="center"/>
                         </w:pPr>
-                        <w:proofErr w:type="spellStart"/>
                         <w:r>
                           <w:rPr>
                             <w:rFonts w:eastAsia="Calibri"/>
@@ -6337,7 +6317,6 @@
                           </w:rPr>
                           <w:t>USonic</w:t>
                         </w:r>
-                        <w:proofErr w:type="spellEnd"/>
                       </w:p>
                     </w:txbxContent>
                   </v:textbox>
@@ -6398,7 +6377,6 @@
                           <w:pStyle w:val="NormalWeb"/>
                           <w:spacing w:before="0" w:beforeAutospacing="0" w:after="160" w:afterAutospacing="0" w:line="254" w:lineRule="auto"/>
                         </w:pPr>
-                        <w:proofErr w:type="spellStart"/>
                         <w:r>
                           <w:rPr>
                             <w:rFonts w:eastAsia="Calibri"/>
@@ -6410,7 +6388,6 @@
                           </w:rPr>
                           <w:t>RainSens</w:t>
                         </w:r>
-                        <w:proofErr w:type="spellEnd"/>
                       </w:p>
                     </w:txbxContent>
                   </v:textbox>
@@ -6448,7 +6425,6 @@
                           <w:spacing w:before="0" w:beforeAutospacing="0" w:after="160" w:afterAutospacing="0" w:line="252" w:lineRule="auto"/>
                           <w:jc w:val="center"/>
                         </w:pPr>
-                        <w:proofErr w:type="spellStart"/>
                         <w:r>
                           <w:rPr>
                             <w:rFonts w:eastAsia="Calibri"/>
@@ -6460,7 +6436,6 @@
                           </w:rPr>
                           <w:t>HotWater</w:t>
                         </w:r>
-                        <w:proofErr w:type="spellEnd"/>
                       </w:p>
                     </w:txbxContent>
                   </v:textbox>
@@ -6561,7 +6536,7 @@
 </file>
 
 <file path=word/endnotes.xml><?xml version="1.0" encoding="utf-8"?>
-<w:endnotes xmlns:wpc="http://schemas.microsoft.com/office/word/2010/wordprocessingCanvas" xmlns:cx="http://schemas.microsoft.com/office/drawing/2014/chartex" xmlns:cx1="http://schemas.microsoft.com/office/drawing/2015/9/8/chartex" xmlns:cx2="http://schemas.microsoft.com/office/drawing/2015/10/21/chartex" xmlns:cx3="http://schemas.microsoft.com/office/drawing/2016/5/9/chartex" xmlns:cx4="http://schemas.microsoft.com/office/drawing/2016/5/10/chartex" xmlns:cx5="http://schemas.microsoft.com/office/drawing/2016/5/11/chartex" xmlns:cx6="http://schemas.microsoft.com/office/drawing/2016/5/12/chartex" xmlns:cx7="http://schemas.microsoft.com/office/drawing/2016/5/13/chartex" xmlns:cx8="http://schemas.microsoft.com/office/drawing/2016/5/14/chartex" xmlns:mc="http://schemas.openxmlformats.org/markup-compatibility/2006" xmlns:aink="http://schemas.microsoft.com/office/drawing/2016/ink" xmlns:am3d="http://schemas.microsoft.com/office/drawing/2017/model3d" xmlns:o="urn:schemas-microsoft-com:office:office" xmlns:oel="http://schemas.microsoft.com/office/2019/extlst" xmlns:r="http://schemas.openxmlformats.org/officeDocument/2006/relationships" xmlns:m="http://schemas.openxmlformats.org/officeDocument/2006/math" xmlns:v="urn:schemas-microsoft-com:vml" xmlns:wp14="http://schemas.microsoft.com/office/word/2010/wordprocessingDrawing" xmlns:wp="http://schemas.openxmlformats.org/drawingml/2006/wordprocessingDrawing" xmlns:w10="urn:schemas-microsoft-com:office:word" xmlns:w="http://schemas.openxmlformats.org/wordprocessingml/2006/main" xmlns:w14="http://schemas.microsoft.com/office/word/2010/wordml" xmlns:w15="http://schemas.microsoft.com/office/word/2012/wordml" xmlns:w16cex="http://schemas.microsoft.com/office/word/2018/wordml/cex" xmlns:w16cid="http://schemas.microsoft.com/office/word/2016/wordml/cid" xmlns:w16="http://schemas.microsoft.com/office/word/2018/wordml" xmlns:w16sdtdh="http://schemas.microsoft.com/office/word/2020/wordml/sdtdatahash" xmlns:w16se="http://schemas.microsoft.com/office/word/2015/wordml/symex" xmlns:wpg="http://schemas.microsoft.com/office/word/2010/wordprocessingGroup" xmlns:wpi="http://schemas.microsoft.com/office/word/2010/wordprocessingInk" xmlns:wne="http://schemas.microsoft.com/office/word/2006/wordml" xmlns:wps="http://schemas.microsoft.com/office/word/2010/wordprocessingShape" mc:Ignorable="w14 w15 w16se w16cid w16 w16cex w16sdtdh wp14">
+<w:endnotes xmlns:wpc="http://schemas.microsoft.com/office/word/2010/wordprocessingCanvas" xmlns:cx="http://schemas.microsoft.com/office/drawing/2014/chartex" xmlns:cx1="http://schemas.microsoft.com/office/drawing/2015/9/8/chartex" xmlns:cx2="http://schemas.microsoft.com/office/drawing/2015/10/21/chartex" xmlns:cx3="http://schemas.microsoft.com/office/drawing/2016/5/9/chartex" xmlns:cx4="http://schemas.microsoft.com/office/drawing/2016/5/10/chartex" xmlns:cx5="http://schemas.microsoft.com/office/drawing/2016/5/11/chartex" xmlns:cx6="http://schemas.microsoft.com/office/drawing/2016/5/12/chartex" xmlns:cx7="http://schemas.microsoft.com/office/drawing/2016/5/13/chartex" xmlns:cx8="http://schemas.microsoft.com/office/drawing/2016/5/14/chartex" xmlns:mc="http://schemas.openxmlformats.org/markup-compatibility/2006" xmlns:aink="http://schemas.microsoft.com/office/drawing/2016/ink" xmlns:am3d="http://schemas.microsoft.com/office/drawing/2017/model3d" xmlns:o="urn:schemas-microsoft-com:office:office" xmlns:oel="http://schemas.microsoft.com/office/2019/extlst" xmlns:r="http://schemas.openxmlformats.org/officeDocument/2006/relationships" xmlns:m="http://schemas.openxmlformats.org/officeDocument/2006/math" xmlns:v="urn:schemas-microsoft-com:vml" xmlns:wp14="http://schemas.microsoft.com/office/word/2010/wordprocessingDrawing" xmlns:wp="http://schemas.openxmlformats.org/drawingml/2006/wordprocessingDrawing" xmlns:w10="urn:schemas-microsoft-com:office:word" xmlns:w="http://schemas.openxmlformats.org/wordprocessingml/2006/main" xmlns:w14="http://schemas.microsoft.com/office/word/2010/wordml" xmlns:w15="http://schemas.microsoft.com/office/word/2012/wordml" xmlns:w16cex="http://schemas.microsoft.com/office/word/2018/wordml/cex" xmlns:w16cid="http://schemas.microsoft.com/office/word/2016/wordml/cid" xmlns:w16="http://schemas.microsoft.com/office/word/2018/wordml" xmlns:w16du="http://schemas.microsoft.com/office/word/2023/wordml/word16du" xmlns:w16sdtdh="http://schemas.microsoft.com/office/word/2020/wordml/sdtdatahash" xmlns:w16sdtfl="http://schemas.microsoft.com/office/word/2024/wordml/sdtformatlock" xmlns:w16se="http://schemas.microsoft.com/office/word/2015/wordml/symex" xmlns:wpg="http://schemas.microsoft.com/office/word/2010/wordprocessingGroup" xmlns:wpi="http://schemas.microsoft.com/office/word/2010/wordprocessingInk" xmlns:wne="http://schemas.microsoft.com/office/word/2006/wordml" xmlns:wps="http://schemas.microsoft.com/office/word/2010/wordprocessingShape" mc:Ignorable="w14 w15 w16se w16cid w16 w16cex w16sdtdh w16sdtfl w16du wp14">
   <w:endnote w:type="separator" w:id="-1">
     <w:p>
       <w:pPr>
@@ -6586,7 +6561,7 @@
 </file>
 
 <file path=word/footnotes.xml><?xml version="1.0" encoding="utf-8"?>
-<w:footnotes xmlns:wpc="http://schemas.microsoft.com/office/word/2010/wordprocessingCanvas" xmlns:cx="http://schemas.microsoft.com/office/drawing/2014/chartex" xmlns:cx1="http://schemas.microsoft.com/office/drawing/2015/9/8/chartex" xmlns:cx2="http://schemas.microsoft.com/office/drawing/2015/10/21/chartex" xmlns:cx3="http://schemas.microsoft.com/office/drawing/2016/5/9/chartex" xmlns:cx4="http://schemas.microsoft.com/office/drawing/2016/5/10/chartex" xmlns:cx5="http://schemas.microsoft.com/office/drawing/2016/5/11/chartex" xmlns:cx6="http://schemas.microsoft.com/office/drawing/2016/5/12/chartex" xmlns:cx7="http://schemas.microsoft.com/office/drawing/2016/5/13/chartex" xmlns:cx8="http://schemas.microsoft.com/office/drawing/2016/5/14/chartex" xmlns:mc="http://schemas.openxmlformats.org/markup-compatibility/2006" xmlns:aink="http://schemas.microsoft.com/office/drawing/2016/ink" xmlns:am3d="http://schemas.microsoft.com/office/drawing/2017/model3d" xmlns:o="urn:schemas-microsoft-com:office:office" xmlns:oel="http://schemas.microsoft.com/office/2019/extlst" xmlns:r="http://schemas.openxmlformats.org/officeDocument/2006/relationships" xmlns:m="http://schemas.openxmlformats.org/officeDocument/2006/math" xmlns:v="urn:schemas-microsoft-com:vml" xmlns:wp14="http://schemas.microsoft.com/office/word/2010/wordprocessingDrawing" xmlns:wp="http://schemas.openxmlformats.org/drawingml/2006/wordprocessingDrawing" xmlns:w10="urn:schemas-microsoft-com:office:word" xmlns:w="http://schemas.openxmlformats.org/wordprocessingml/2006/main" xmlns:w14="http://schemas.microsoft.com/office/word/2010/wordml" xmlns:w15="http://schemas.microsoft.com/office/word/2012/wordml" xmlns:w16cex="http://schemas.microsoft.com/office/word/2018/wordml/cex" xmlns:w16cid="http://schemas.microsoft.com/office/word/2016/wordml/cid" xmlns:w16="http://schemas.microsoft.com/office/word/2018/wordml" xmlns:w16sdtdh="http://schemas.microsoft.com/office/word/2020/wordml/sdtdatahash" xmlns:w16se="http://schemas.microsoft.com/office/word/2015/wordml/symex" xmlns:wpg="http://schemas.microsoft.com/office/word/2010/wordprocessingGroup" xmlns:wpi="http://schemas.microsoft.com/office/word/2010/wordprocessingInk" xmlns:wne="http://schemas.microsoft.com/office/word/2006/wordml" xmlns:wps="http://schemas.microsoft.com/office/word/2010/wordprocessingShape" mc:Ignorable="w14 w15 w16se w16cid w16 w16cex w16sdtdh wp14">
+<w:footnotes xmlns:wpc="http://schemas.microsoft.com/office/word/2010/wordprocessingCanvas" xmlns:cx="http://schemas.microsoft.com/office/drawing/2014/chartex" xmlns:cx1="http://schemas.microsoft.com/office/drawing/2015/9/8/chartex" xmlns:cx2="http://schemas.microsoft.com/office/drawing/2015/10/21/chartex" xmlns:cx3="http://schemas.microsoft.com/office/drawing/2016/5/9/chartex" xmlns:cx4="http://schemas.microsoft.com/office/drawing/2016/5/10/chartex" xmlns:cx5="http://schemas.microsoft.com/office/drawing/2016/5/11/chartex" xmlns:cx6="http://schemas.microsoft.com/office/drawing/2016/5/12/chartex" xmlns:cx7="http://schemas.microsoft.com/office/drawing/2016/5/13/chartex" xmlns:cx8="http://schemas.microsoft.com/office/drawing/2016/5/14/chartex" xmlns:mc="http://schemas.openxmlformats.org/markup-compatibility/2006" xmlns:aink="http://schemas.microsoft.com/office/drawing/2016/ink" xmlns:am3d="http://schemas.microsoft.com/office/drawing/2017/model3d" xmlns:o="urn:schemas-microsoft-com:office:office" xmlns:oel="http://schemas.microsoft.com/office/2019/extlst" xmlns:r="http://schemas.openxmlformats.org/officeDocument/2006/relationships" xmlns:m="http://schemas.openxmlformats.org/officeDocument/2006/math" xmlns:v="urn:schemas-microsoft-com:vml" xmlns:wp14="http://schemas.microsoft.com/office/word/2010/wordprocessingDrawing" xmlns:wp="http://schemas.openxmlformats.org/drawingml/2006/wordprocessingDrawing" xmlns:w10="urn:schemas-microsoft-com:office:word" xmlns:w="http://schemas.openxmlformats.org/wordprocessingml/2006/main" xmlns:w14="http://schemas.microsoft.com/office/word/2010/wordml" xmlns:w15="http://schemas.microsoft.com/office/word/2012/wordml" xmlns:w16cex="http://schemas.microsoft.com/office/word/2018/wordml/cex" xmlns:w16cid="http://schemas.microsoft.com/office/word/2016/wordml/cid" xmlns:w16="http://schemas.microsoft.com/office/word/2018/wordml" xmlns:w16du="http://schemas.microsoft.com/office/word/2023/wordml/word16du" xmlns:w16sdtdh="http://schemas.microsoft.com/office/word/2020/wordml/sdtdatahash" xmlns:w16sdtfl="http://schemas.microsoft.com/office/word/2024/wordml/sdtformatlock" xmlns:w16se="http://schemas.microsoft.com/office/word/2015/wordml/symex" xmlns:wpg="http://schemas.microsoft.com/office/word/2010/wordprocessingGroup" xmlns:wpi="http://schemas.microsoft.com/office/word/2010/wordprocessingInk" xmlns:wne="http://schemas.microsoft.com/office/word/2006/wordml" xmlns:wps="http://schemas.microsoft.com/office/word/2010/wordprocessingShape" mc:Ignorable="w14 w15 w16se w16cid w16 w16cex w16sdtdh w16sdtfl w16du wp14">
   <w:footnote w:type="separator" w:id="-1">
     <w:p>
       <w:pPr>
@@ -6611,7 +6586,7 @@
 </file>
 
 <file path=word/header1.xml><?xml version="1.0" encoding="utf-8"?>
-<w:hdr xmlns:wpc="http://schemas.microsoft.com/office/word/2010/wordprocessingCanvas" xmlns:cx="http://schemas.microsoft.com/office/drawing/2014/chartex" xmlns:cx1="http://schemas.microsoft.com/office/drawing/2015/9/8/chartex" xmlns:cx2="http://schemas.microsoft.com/office/drawing/2015/10/21/chartex" xmlns:cx3="http://schemas.microsoft.com/office/drawing/2016/5/9/chartex" xmlns:cx4="http://schemas.microsoft.com/office/drawing/2016/5/10/chartex" xmlns:cx5="http://schemas.microsoft.com/office/drawing/2016/5/11/chartex" xmlns:cx6="http://schemas.microsoft.com/office/drawing/2016/5/12/chartex" xmlns:cx7="http://schemas.microsoft.com/office/drawing/2016/5/13/chartex" xmlns:cx8="http://schemas.microsoft.com/office/drawing/2016/5/14/chartex" xmlns:mc="http://schemas.openxmlformats.org/markup-compatibility/2006" xmlns:aink="http://schemas.microsoft.com/office/drawing/2016/ink" xmlns:am3d="http://schemas.microsoft.com/office/drawing/2017/model3d" xmlns:o="urn:schemas-microsoft-com:office:office" xmlns:oel="http://schemas.microsoft.com/office/2019/extlst" xmlns:r="http://schemas.openxmlformats.org/officeDocument/2006/relationships" xmlns:m="http://schemas.openxmlformats.org/officeDocument/2006/math" xmlns:v="urn:schemas-microsoft-com:vml" xmlns:wp14="http://schemas.microsoft.com/office/word/2010/wordprocessingDrawing" xmlns:wp="http://schemas.openxmlformats.org/drawingml/2006/wordprocessingDrawing" xmlns:w10="urn:schemas-microsoft-com:office:word" xmlns:w="http://schemas.openxmlformats.org/wordprocessingml/2006/main" xmlns:w14="http://schemas.microsoft.com/office/word/2010/wordml" xmlns:w15="http://schemas.microsoft.com/office/word/2012/wordml" xmlns:w16cex="http://schemas.microsoft.com/office/word/2018/wordml/cex" xmlns:w16cid="http://schemas.microsoft.com/office/word/2016/wordml/cid" xmlns:w16="http://schemas.microsoft.com/office/word/2018/wordml" xmlns:w16sdtdh="http://schemas.microsoft.com/office/word/2020/wordml/sdtdatahash" xmlns:w16se="http://schemas.microsoft.com/office/word/2015/wordml/symex" xmlns:wpg="http://schemas.microsoft.com/office/word/2010/wordprocessingGroup" xmlns:wpi="http://schemas.microsoft.com/office/word/2010/wordprocessingInk" xmlns:wne="http://schemas.microsoft.com/office/word/2006/wordml" xmlns:wps="http://schemas.microsoft.com/office/word/2010/wordprocessingShape" mc:Ignorable="w14 w15 w16se w16cid w16 w16cex w16sdtdh wp14">
+<w:hdr xmlns:wpc="http://schemas.microsoft.com/office/word/2010/wordprocessingCanvas" xmlns:cx="http://schemas.microsoft.com/office/drawing/2014/chartex" xmlns:cx1="http://schemas.microsoft.com/office/drawing/2015/9/8/chartex" xmlns:cx2="http://schemas.microsoft.com/office/drawing/2015/10/21/chartex" xmlns:cx3="http://schemas.microsoft.com/office/drawing/2016/5/9/chartex" xmlns:cx4="http://schemas.microsoft.com/office/drawing/2016/5/10/chartex" xmlns:cx5="http://schemas.microsoft.com/office/drawing/2016/5/11/chartex" xmlns:cx6="http://schemas.microsoft.com/office/drawing/2016/5/12/chartex" xmlns:cx7="http://schemas.microsoft.com/office/drawing/2016/5/13/chartex" xmlns:cx8="http://schemas.microsoft.com/office/drawing/2016/5/14/chartex" xmlns:mc="http://schemas.openxmlformats.org/markup-compatibility/2006" xmlns:aink="http://schemas.microsoft.com/office/drawing/2016/ink" xmlns:am3d="http://schemas.microsoft.com/office/drawing/2017/model3d" xmlns:o="urn:schemas-microsoft-com:office:office" xmlns:oel="http://schemas.microsoft.com/office/2019/extlst" xmlns:r="http://schemas.openxmlformats.org/officeDocument/2006/relationships" xmlns:m="http://schemas.openxmlformats.org/officeDocument/2006/math" xmlns:v="urn:schemas-microsoft-com:vml" xmlns:wp14="http://schemas.microsoft.com/office/word/2010/wordprocessingDrawing" xmlns:wp="http://schemas.openxmlformats.org/drawingml/2006/wordprocessingDrawing" xmlns:w10="urn:schemas-microsoft-com:office:word" xmlns:w="http://schemas.openxmlformats.org/wordprocessingml/2006/main" xmlns:w14="http://schemas.microsoft.com/office/word/2010/wordml" xmlns:w15="http://schemas.microsoft.com/office/word/2012/wordml" xmlns:w16cex="http://schemas.microsoft.com/office/word/2018/wordml/cex" xmlns:w16cid="http://schemas.microsoft.com/office/word/2016/wordml/cid" xmlns:w16="http://schemas.microsoft.com/office/word/2018/wordml" xmlns:w16du="http://schemas.microsoft.com/office/word/2023/wordml/word16du" xmlns:w16sdtdh="http://schemas.microsoft.com/office/word/2020/wordml/sdtdatahash" xmlns:w16sdtfl="http://schemas.microsoft.com/office/word/2024/wordml/sdtformatlock" xmlns:w16se="http://schemas.microsoft.com/office/word/2015/wordml/symex" xmlns:wpg="http://schemas.microsoft.com/office/word/2010/wordprocessingGroup" xmlns:wpi="http://schemas.microsoft.com/office/word/2010/wordprocessingInk" xmlns:wne="http://schemas.microsoft.com/office/word/2006/wordml" xmlns:wps="http://schemas.microsoft.com/office/word/2010/wordprocessingShape" mc:Ignorable="w14 w15 w16se w16cid w16 w16cex w16sdtdh w16sdtfl w16du wp14">
   <w:p>
     <w:pPr>
       <w:pStyle w:val="Header"/>
@@ -6623,16 +6598,8 @@
       <w:rPr>
         <w:lang w:val="en-SG"/>
       </w:rPr>
-      <w:t xml:space="preserve">Project </w:t>
+      <w:t>Project xxxx</w:t>
     </w:r>
-    <w:proofErr w:type="spellStart"/>
-    <w:r>
-      <w:rPr>
-        <w:lang w:val="en-SG"/>
-      </w:rPr>
-      <w:t>xxxx</w:t>
-    </w:r>
-    <w:proofErr w:type="spellEnd"/>
     <w:r>
       <w:rPr>
         <w:lang w:val="en-SG"/>
@@ -6644,7 +6611,7 @@
 </file>
 
 <file path=word/numbering.xml><?xml version="1.0" encoding="utf-8"?>
-<w:numbering xmlns:wpc="http://schemas.microsoft.com/office/word/2010/wordprocessingCanvas" xmlns:cx="http://schemas.microsoft.com/office/drawing/2014/chartex" xmlns:cx1="http://schemas.microsoft.com/office/drawing/2015/9/8/chartex" xmlns:cx2="http://schemas.microsoft.com/office/drawing/2015/10/21/chartex" xmlns:cx3="http://schemas.microsoft.com/office/drawing/2016/5/9/chartex" xmlns:cx4="http://schemas.microsoft.com/office/drawing/2016/5/10/chartex" xmlns:cx5="http://schemas.microsoft.com/office/drawing/2016/5/11/chartex" xmlns:cx6="http://schemas.microsoft.com/office/drawing/2016/5/12/chartex" xmlns:cx7="http://schemas.microsoft.com/office/drawing/2016/5/13/chartex" xmlns:cx8="http://schemas.microsoft.com/office/drawing/2016/5/14/chartex" xmlns:mc="http://schemas.openxmlformats.org/markup-compatibility/2006" xmlns:aink="http://schemas.microsoft.com/office/drawing/2016/ink" xmlns:am3d="http://schemas.microsoft.com/office/drawing/2017/model3d" xmlns:o="urn:schemas-microsoft-com:office:office" xmlns:oel="http://schemas.microsoft.com/office/2019/extlst" xmlns:r="http://schemas.openxmlformats.org/officeDocument/2006/relationships" xmlns:m="http://schemas.openxmlformats.org/officeDocument/2006/math" xmlns:v="urn:schemas-microsoft-com:vml" xmlns:wp14="http://schemas.microsoft.com/office/word/2010/wordprocessingDrawing" xmlns:wp="http://schemas.openxmlformats.org/drawingml/2006/wordprocessingDrawing" xmlns:w10="urn:schemas-microsoft-com:office:word" xmlns:w="http://schemas.openxmlformats.org/wordprocessingml/2006/main" xmlns:w14="http://schemas.microsoft.com/office/word/2010/wordml" xmlns:w15="http://schemas.microsoft.com/office/word/2012/wordml" xmlns:w16cex="http://schemas.microsoft.com/office/word/2018/wordml/cex" xmlns:w16cid="http://schemas.microsoft.com/office/word/2016/wordml/cid" xmlns:w16="http://schemas.microsoft.com/office/word/2018/wordml" xmlns:w16sdtdh="http://schemas.microsoft.com/office/word/2020/wordml/sdtdatahash" xmlns:w16se="http://schemas.microsoft.com/office/word/2015/wordml/symex" xmlns:wpg="http://schemas.microsoft.com/office/word/2010/wordprocessingGroup" xmlns:wpi="http://schemas.microsoft.com/office/word/2010/wordprocessingInk" xmlns:wne="http://schemas.microsoft.com/office/word/2006/wordml" xmlns:wps="http://schemas.microsoft.com/office/word/2010/wordprocessingShape" mc:Ignorable="w14 w15 w16se w16cid w16 w16cex w16sdtdh wp14">
+<w:numbering xmlns:wpc="http://schemas.microsoft.com/office/word/2010/wordprocessingCanvas" xmlns:cx="http://schemas.microsoft.com/office/drawing/2014/chartex" xmlns:cx1="http://schemas.microsoft.com/office/drawing/2015/9/8/chartex" xmlns:cx2="http://schemas.microsoft.com/office/drawing/2015/10/21/chartex" xmlns:cx3="http://schemas.microsoft.com/office/drawing/2016/5/9/chartex" xmlns:cx4="http://schemas.microsoft.com/office/drawing/2016/5/10/chartex" xmlns:cx5="http://schemas.microsoft.com/office/drawing/2016/5/11/chartex" xmlns:cx6="http://schemas.microsoft.com/office/drawing/2016/5/12/chartex" xmlns:cx7="http://schemas.microsoft.com/office/drawing/2016/5/13/chartex" xmlns:cx8="http://schemas.microsoft.com/office/drawing/2016/5/14/chartex" xmlns:mc="http://schemas.openxmlformats.org/markup-compatibility/2006" xmlns:aink="http://schemas.microsoft.com/office/drawing/2016/ink" xmlns:am3d="http://schemas.microsoft.com/office/drawing/2017/model3d" xmlns:o="urn:schemas-microsoft-com:office:office" xmlns:oel="http://schemas.microsoft.com/office/2019/extlst" xmlns:r="http://schemas.openxmlformats.org/officeDocument/2006/relationships" xmlns:m="http://schemas.openxmlformats.org/officeDocument/2006/math" xmlns:v="urn:schemas-microsoft-com:vml" xmlns:wp14="http://schemas.microsoft.com/office/word/2010/wordprocessingDrawing" xmlns:wp="http://schemas.openxmlformats.org/drawingml/2006/wordprocessingDrawing" xmlns:w10="urn:schemas-microsoft-com:office:word" xmlns:w="http://schemas.openxmlformats.org/wordprocessingml/2006/main" xmlns:w14="http://schemas.microsoft.com/office/word/2010/wordml" xmlns:w15="http://schemas.microsoft.com/office/word/2012/wordml" xmlns:w16cex="http://schemas.microsoft.com/office/word/2018/wordml/cex" xmlns:w16cid="http://schemas.microsoft.com/office/word/2016/wordml/cid" xmlns:w16="http://schemas.microsoft.com/office/word/2018/wordml" xmlns:w16du="http://schemas.microsoft.com/office/word/2023/wordml/word16du" xmlns:w16sdtdh="http://schemas.microsoft.com/office/word/2020/wordml/sdtdatahash" xmlns:w16sdtfl="http://schemas.microsoft.com/office/word/2024/wordml/sdtformatlock" xmlns:w16se="http://schemas.microsoft.com/office/word/2015/wordml/symex" xmlns:wpg="http://schemas.microsoft.com/office/word/2010/wordprocessingGroup" xmlns:wpi="http://schemas.microsoft.com/office/word/2010/wordprocessingInk" xmlns:wne="http://schemas.microsoft.com/office/word/2006/wordml" xmlns:wps="http://schemas.microsoft.com/office/word/2010/wordprocessingShape" mc:Ignorable="w14 w15 w16se w16cid w16 w16cex w16sdtdh w16sdtfl w16du wp14">
   <w:abstractNum w:abstractNumId="0" w15:restartNumberingAfterBreak="0">
     <w:nsid w:val="0176441C"/>
     <w:multiLevelType w:val="hybridMultilevel"/>
@@ -7858,7 +7825,7 @@
 </file>
 
 <file path=word/styles.xml><?xml version="1.0" encoding="utf-8"?>
-<w:styles xmlns:mc="http://schemas.openxmlformats.org/markup-compatibility/2006" xmlns:r="http://schemas.openxmlformats.org/officeDocument/2006/relationships" xmlns:w="http://schemas.openxmlformats.org/wordprocessingml/2006/main" xmlns:w14="http://schemas.microsoft.com/office/word/2010/wordml" xmlns:w15="http://schemas.microsoft.com/office/word/2012/wordml" xmlns:w16cex="http://schemas.microsoft.com/office/word/2018/wordml/cex" xmlns:w16cid="http://schemas.microsoft.com/office/word/2016/wordml/cid" xmlns:w16="http://schemas.microsoft.com/office/word/2018/wordml" xmlns:w16sdtdh="http://schemas.microsoft.com/office/word/2020/wordml/sdtdatahash" xmlns:w16se="http://schemas.microsoft.com/office/word/2015/wordml/symex" mc:Ignorable="w14 w15 w16se w16cid w16 w16cex w16sdtdh">
+<w:styles xmlns:mc="http://schemas.openxmlformats.org/markup-compatibility/2006" xmlns:r="http://schemas.openxmlformats.org/officeDocument/2006/relationships" xmlns:w="http://schemas.openxmlformats.org/wordprocessingml/2006/main" xmlns:w14="http://schemas.microsoft.com/office/word/2010/wordml" xmlns:w15="http://schemas.microsoft.com/office/word/2012/wordml" xmlns:w16cex="http://schemas.microsoft.com/office/word/2018/wordml/cex" xmlns:w16cid="http://schemas.microsoft.com/office/word/2016/wordml/cid" xmlns:w16="http://schemas.microsoft.com/office/word/2018/wordml" xmlns:w16du="http://schemas.microsoft.com/office/word/2023/wordml/word16du" xmlns:w16sdtdh="http://schemas.microsoft.com/office/word/2020/wordml/sdtdatahash" xmlns:w16sdtfl="http://schemas.microsoft.com/office/word/2024/wordml/sdtformatlock" xmlns:w16se="http://schemas.microsoft.com/office/word/2015/wordml/symex" mc:Ignorable="w14 w15 w16se w16cid w16 w16cex w16sdtdh w16sdtfl w16du">
   <w:docDefaults>
     <w:rPrDefault>
       <w:rPr>
@@ -8842,21 +8809,6 @@
 </file>
 
 <file path=customXml/item2.xml><?xml version="1.0" encoding="utf-8"?>
-<?mso-contentType ?>
-<FormTemplates xmlns="http://schemas.microsoft.com/sharepoint/v3/contenttype/forms">
-  <Display>DocumentLibraryForm</Display>
-  <Edit>DocumentLibraryForm</Edit>
-  <New>DocumentLibraryForm</New>
-</FormTemplates>
-</file>
-
-<file path=customXml/item3.xml><?xml version="1.0" encoding="utf-8"?>
-<p:properties xmlns:p="http://schemas.microsoft.com/office/2006/metadata/properties" xmlns:xsi="http://www.w3.org/2001/XMLSchema-instance" xmlns:pc="http://schemas.microsoft.com/office/infopath/2007/PartnerControls">
-  <documentManagement/>
-</p:properties>
-</file>
-
-<file path=customXml/item4.xml><?xml version="1.0" encoding="utf-8"?>
 <ct:contentTypeSchema xmlns:ct="http://schemas.microsoft.com/office/2006/metadata/contentType" xmlns:ma="http://schemas.microsoft.com/office/2006/metadata/properties/metaAttributes" ct:_="" ma:_="" ma:contentTypeName="Document" ma:contentTypeID="0x010100E81D8C8DDAE8BD44A422697963F06C45" ma:contentTypeVersion="6" ma:contentTypeDescription="Create a new document." ma:contentTypeScope="" ma:versionID="b6816e004dbb89c674e51f5647972552">
   <xsd:schema xmlns:xsd="http://www.w3.org/2001/XMLSchema" xmlns:xs="http://www.w3.org/2001/XMLSchema" xmlns:p="http://schemas.microsoft.com/office/2006/metadata/properties" xmlns:ns2="2b02348f-b4e3-458c-83fc-9e90db0f8029" targetNamespace="http://schemas.microsoft.com/office/2006/metadata/properties" ma:root="true" ma:fieldsID="e6418ca14ac9ee17b8bbf6df78e0c223" ns2:_="">
     <xsd:import namespace="2b02348f-b4e3-458c-83fc-9e90db0f8029"/>
@@ -9014,6 +8966,21 @@
 </ct:contentTypeSchema>
 </file>
 
+<file path=customXml/item3.xml><?xml version="1.0" encoding="utf-8"?>
+<p:properties xmlns:p="http://schemas.microsoft.com/office/2006/metadata/properties" xmlns:xsi="http://www.w3.org/2001/XMLSchema-instance" xmlns:pc="http://schemas.microsoft.com/office/infopath/2007/PartnerControls">
+  <documentManagement/>
+</p:properties>
+</file>
+
+<file path=customXml/item4.xml><?xml version="1.0" encoding="utf-8"?>
+<?mso-contentType ?>
+<FormTemplates xmlns="http://schemas.microsoft.com/sharepoint/v3/contenttype/forms">
+  <Display>DocumentLibraryForm</Display>
+  <Edit>DocumentLibraryForm</Edit>
+  <New>DocumentLibraryForm</New>
+</FormTemplates>
+</file>
+
 <file path=customXml/itemProps1.xml><?xml version="1.0" encoding="utf-8"?>
 <ds:datastoreItem xmlns:ds="http://schemas.openxmlformats.org/officeDocument/2006/customXml" ds:itemID="{19DC61BE-93FA-4491-9772-E1221A4033B9}">
   <ds:schemaRefs>
@@ -9023,23 +8990,6 @@
 </file>
 
 <file path=customXml/itemProps2.xml><?xml version="1.0" encoding="utf-8"?>
-<ds:datastoreItem xmlns:ds="http://schemas.openxmlformats.org/officeDocument/2006/customXml" ds:itemID="{1AE65524-3474-4244-A856-D72F3E7751CA}">
-  <ds:schemaRefs>
-    <ds:schemaRef ds:uri="http://schemas.microsoft.com/sharepoint/v3/contenttype/forms"/>
-  </ds:schemaRefs>
-</ds:datastoreItem>
-</file>
-
-<file path=customXml/itemProps3.xml><?xml version="1.0" encoding="utf-8"?>
-<ds:datastoreItem xmlns:ds="http://schemas.openxmlformats.org/officeDocument/2006/customXml" ds:itemID="{E9F4B20F-6069-42DD-ACE1-B693435E4710}">
-  <ds:schemaRefs>
-    <ds:schemaRef ds:uri="http://schemas.microsoft.com/office/2006/metadata/properties"/>
-    <ds:schemaRef ds:uri="http://schemas.microsoft.com/office/infopath/2007/PartnerControls"/>
-  </ds:schemaRefs>
-</ds:datastoreItem>
-</file>
-
-<file path=customXml/itemProps4.xml><?xml version="1.0" encoding="utf-8"?>
 <ds:datastoreItem xmlns:ds="http://schemas.openxmlformats.org/officeDocument/2006/customXml" ds:itemID="{1FD4FE30-7A52-4902-A460-321EC0A48E77}">
   <ds:schemaRefs>
     <ds:schemaRef ds:uri="http://schemas.microsoft.com/office/2006/metadata/contentType"/>
@@ -9055,4 +9005,21 @@
     <ds:schemaRef ds:uri="http://schemas.microsoft.com/internal/obd"/>
   </ds:schemaRefs>
 </ds:datastoreItem>
+</file>
+
+<file path=customXml/itemProps3.xml><?xml version="1.0" encoding="utf-8"?>
+<ds:datastoreItem xmlns:ds="http://schemas.openxmlformats.org/officeDocument/2006/customXml" ds:itemID="{E9F4B20F-6069-42DD-ACE1-B693435E4710}">
+  <ds:schemaRefs>
+    <ds:schemaRef ds:uri="http://schemas.microsoft.com/office/2006/metadata/properties"/>
+    <ds:schemaRef ds:uri="http://schemas.microsoft.com/office/infopath/2007/PartnerControls"/>
+  </ds:schemaRefs>
+</ds:datastoreItem>
+</file>
+
+<file path=customXml/itemProps4.xml><?xml version="1.0" encoding="utf-8"?>
+<ds:datastoreItem xmlns:ds="http://schemas.openxmlformats.org/officeDocument/2006/customXml" ds:itemID="{1AE65524-3474-4244-A856-D72F3E7751CA}">
+  <ds:schemaRefs>
+    <ds:schemaRef ds:uri="http://schemas.microsoft.com/sharepoint/v3/contenttype/forms"/>
+  </ds:schemaRefs>
+</ds:datastoreItem>
 </file>
--- a/docs/SRS_project_xxx.docx
+++ b/docs/SRS_project_xxx.docx
@@ -1,9 +1,18 @@
 
 <file path=word/document.xml><?xml version="1.0" encoding="utf-8"?>
-<w:document xmlns:wpc="http://schemas.microsoft.com/office/word/2010/wordprocessingCanvas" xmlns:cx="http://schemas.microsoft.com/office/drawing/2014/chartex" xmlns:cx1="http://schemas.microsoft.com/office/drawing/2015/9/8/chartex" xmlns:cx2="http://schemas.microsoft.com/office/drawing/2015/10/21/chartex" xmlns:cx3="http://schemas.microsoft.com/office/drawing/2016/5/9/chartex" xmlns:cx4="http://schemas.microsoft.com/office/drawing/2016/5/10/chartex" xmlns:cx5="http://schemas.microsoft.com/office/drawing/2016/5/11/chartex" xmlns:cx6="http://schemas.microsoft.com/office/drawing/2016/5/12/chartex" xmlns:cx7="http://schemas.microsoft.com/office/drawing/2016/5/13/chartex" xmlns:cx8="http://schemas.microsoft.com/office/drawing/2016/5/14/chartex" xmlns:mc="http://schemas.openxmlformats.org/markup-compatibility/2006" xmlns:aink="http://schemas.microsoft.com/office/drawing/2016/ink" xmlns:am3d="http://schemas.microsoft.com/office/drawing/2017/model3d" xmlns:o="urn:schemas-microsoft-com:office:office" xmlns:oel="http://schemas.microsoft.com/office/2019/extlst" xmlns:r="http://schemas.openxmlformats.org/officeDocument/2006/relationships" xmlns:m="http://schemas.openxmlformats.org/officeDocument/2006/math" xmlns:v="urn:schemas-microsoft-com:vml" xmlns:wp14="http://schemas.microsoft.com/office/word/2010/wordprocessingDrawing" xmlns:wp="http://schemas.openxmlformats.org/drawingml/2006/wordprocessingDrawing" xmlns:w10="urn:schemas-microsoft-com:office:word" xmlns:w="http://schemas.openxmlformats.org/wordprocessingml/2006/main" xmlns:w14="http://schemas.microsoft.com/office/word/2010/wordml" xmlns:w15="http://schemas.microsoft.com/office/word/2012/wordml" xmlns:w16cex="http://schemas.microsoft.com/office/word/2018/wordml/cex" xmlns:w16cid="http://schemas.microsoft.com/office/word/2016/wordml/cid" xmlns:w16="http://schemas.microsoft.com/office/word/2018/wordml" xmlns:w16du="http://schemas.microsoft.com/office/word/2023/wordml/word16du" xmlns:w16sdtdh="http://schemas.microsoft.com/office/word/2020/wordml/sdtdatahash" xmlns:w16sdtfl="http://schemas.microsoft.com/office/word/2024/wordml/sdtformatlock" xmlns:w16se="http://schemas.microsoft.com/office/word/2015/wordml/symex" xmlns:wpg="http://schemas.microsoft.com/office/word/2010/wordprocessingGroup" xmlns:wpi="http://schemas.microsoft.com/office/word/2010/wordprocessingInk" xmlns:wne="http://schemas.microsoft.com/office/word/2006/wordml" xmlns:wps="http://schemas.microsoft.com/office/word/2010/wordprocessingShape" xmlns:a="http://schemas.openxmlformats.org/drawingml/2006/main" xmlns:pic="http://schemas.openxmlformats.org/drawingml/2006/picture" xmlns:a14="http://schemas.microsoft.com/office/drawing/2010/main" mc:Ignorable="w14 w15 w16se w16cid w16 w16cex w16sdtdh w16sdtfl w16du wp14">
+<w:document xmlns:wpc="http://schemas.microsoft.com/office/word/2010/wordprocessingCanvas" xmlns:cx="http://schemas.microsoft.com/office/drawing/2014/chartex" xmlns:cx1="http://schemas.microsoft.com/office/drawing/2015/9/8/chartex" xmlns:cx2="http://schemas.microsoft.com/office/drawing/2015/10/21/chartex" xmlns:cx3="http://schemas.microsoft.com/office/drawing/2016/5/9/chartex" xmlns:cx4="http://schemas.microsoft.com/office/drawing/2016/5/10/chartex" xmlns:cx5="http://schemas.microsoft.com/office/drawing/2016/5/11/chartex" xmlns:cx6="http://schemas.microsoft.com/office/drawing/2016/5/12/chartex" xmlns:cx7="http://schemas.microsoft.com/office/drawing/2016/5/13/chartex" xmlns:cx8="http://schemas.microsoft.com/office/drawing/2016/5/14/chartex" xmlns:mc="http://schemas.openxmlformats.org/markup-compatibility/2006" xmlns:aink="http://schemas.microsoft.com/office/drawing/2016/ink" xmlns:am3d="http://schemas.microsoft.com/office/drawing/2017/model3d" xmlns:o="urn:schemas-microsoft-com:office:office" xmlns:oel="http://schemas.microsoft.com/office/2019/extlst" xmlns:r="http://schemas.openxmlformats.org/officeDocument/2006/relationships" xmlns:m="http://schemas.openxmlformats.org/officeDocument/2006/math" xmlns:v="urn:schemas-microsoft-com:vml" xmlns:wp14="http://schemas.microsoft.com/office/word/2010/wordprocessingDrawing" xmlns:wp="http://schemas.openxmlformats.org/drawingml/2006/wordprocessingDrawing" xmlns:w10="urn:schemas-microsoft-com:office:word" xmlns:w="http://schemas.openxmlformats.org/wordprocessingml/2006/main" xmlns:w14="http://schemas.microsoft.com/office/word/2010/wordml" xmlns:w15="http://schemas.microsoft.com/office/word/2012/wordml" xmlns:w16cex="http://schemas.microsoft.com/office/word/2018/wordml/cex" xmlns:w16cid="http://schemas.microsoft.com/office/word/2016/wordml/cid" xmlns:w16="http://schemas.microsoft.com/office/word/2018/wordml" xmlns:w16du="http://schemas.microsoft.com/office/word/2023/wordml/word16du" xmlns:w16sdtdh="http://schemas.microsoft.com/office/word/2020/wordml/sdtdatahash" xmlns:w16sdtfl="http://schemas.microsoft.com/office/word/2024/wordml/sdtformatlock" xmlns:w16se="http://schemas.microsoft.com/office/word/2015/wordml/symex" xmlns:wpg="http://schemas.microsoft.com/office/word/2010/wordprocessingGroup" xmlns:wpi="http://schemas.microsoft.com/office/word/2010/wordprocessingInk" xmlns:wne="http://schemas.microsoft.com/office/word/2006/wordml" xmlns:wps="http://schemas.microsoft.com/office/word/2010/wordprocessingShape" mc:Ignorable="w14 w15 w16se w16cid w16 w16cex w16sdtdh w16sdtfl w16du wp14">
   <w:body>
+    <w:bookmarkStart w:id="0" w:name="_Hlk204067699" w:displacedByCustomXml="next"/>
+    <w:bookmarkEnd w:id="0" w:displacedByCustomXml="next"/>
     <w:sdt>
       <w:sdtPr>
+        <w:rPr>
+          <w:rFonts w:asciiTheme="minorHAnsi" w:eastAsiaTheme="minorHAnsi" w:hAnsiTheme="minorHAnsi" w:cstheme="minorBidi"/>
+          <w:color w:val="auto"/>
+          <w:sz w:val="22"/>
+          <w:szCs w:val="22"/>
+          <w:lang w:val="en-GB"/>
+        </w:rPr>
         <w:id w:val="2045565722"/>
         <w:docPartObj>
           <w:docPartGallery w:val="Table of Contents"/>
@@ -16,7 +25,6 @@
             <w:pStyle w:val="TOCHeading"/>
           </w:pPr>
           <w:r>
-            <w:rPr/>
             <w:t>Table of Contents</w:t>
           </w:r>
         </w:p>
@@ -38,7 +46,7 @@
             <w:fldChar w:fldCharType="begin"/>
           </w:r>
           <w:r>
-            <w:instrText xml:space="preserve">TOC \o "1-3" \z \u \h</w:instrText>
+            <w:instrText>TOC \o "1-3" \z \u \h</w:instrText>
           </w:r>
           <w:r>
             <w:fldChar w:fldCharType="separate"/>
@@ -57,16 +65,16 @@
               <w:fldChar w:fldCharType="begin"/>
             </w:r>
             <w:r>
-              <w:instrText xml:space="preserve">PAGEREF _Toc1199990446 \h</w:instrText>
+              <w:instrText>PAGEREF _Toc1199990446 \h</w:instrText>
             </w:r>
             <w:r>
               <w:fldChar w:fldCharType="separate"/>
             </w:r>
             <w:r>
               <w:rPr>
-                <w:rStyle w:val="Hyperlink"/>
-              </w:rPr>
-              <w:t>1</w:t>
+                <w:noProof/>
+              </w:rPr>
+              <w:t>3</w:t>
             </w:r>
             <w:r>
               <w:fldChar w:fldCharType="end"/>
@@ -77,7 +85,7 @@
           <w:pPr>
             <w:pStyle w:val="TOC1"/>
             <w:tabs>
-              <w:tab w:val="left" w:leader="none" w:pos="435"/>
+              <w:tab w:val="left" w:pos="435"/>
               <w:tab w:val="right" w:leader="dot" w:pos="9015"/>
             </w:tabs>
             <w:rPr>
@@ -111,16 +119,16 @@
               <w:fldChar w:fldCharType="begin"/>
             </w:r>
             <w:r>
-              <w:instrText xml:space="preserve">PAGEREF _Toc1073933628 \h</w:instrText>
+              <w:instrText>PAGEREF _Toc1073933628 \h</w:instrText>
             </w:r>
             <w:r>
               <w:fldChar w:fldCharType="separate"/>
             </w:r>
             <w:r>
               <w:rPr>
-                <w:rStyle w:val="Hyperlink"/>
-              </w:rPr>
-              <w:t>2</w:t>
+                <w:noProof/>
+              </w:rPr>
+              <w:t>4</w:t>
             </w:r>
             <w:r>
               <w:fldChar w:fldCharType="end"/>
@@ -131,7 +139,7 @@
           <w:pPr>
             <w:pStyle w:val="TOC2"/>
             <w:tabs>
-              <w:tab w:val="left" w:leader="none" w:pos="660"/>
+              <w:tab w:val="left" w:pos="660"/>
               <w:tab w:val="right" w:leader="dot" w:pos="9015"/>
             </w:tabs>
             <w:rPr>
@@ -165,16 +173,16 @@
               <w:fldChar w:fldCharType="begin"/>
             </w:r>
             <w:r>
-              <w:instrText xml:space="preserve">PAGEREF _Toc1187853579 \h</w:instrText>
+              <w:instrText>PAGEREF _Toc1187853579 \h</w:instrText>
             </w:r>
             <w:r>
               <w:fldChar w:fldCharType="separate"/>
             </w:r>
             <w:r>
               <w:rPr>
-                <w:rStyle w:val="Hyperlink"/>
-              </w:rPr>
-              <w:t>3</w:t>
+                <w:noProof/>
+              </w:rPr>
+              <w:t>4</w:t>
             </w:r>
             <w:r>
               <w:fldChar w:fldCharType="end"/>
@@ -185,7 +193,7 @@
           <w:pPr>
             <w:pStyle w:val="TOC2"/>
             <w:tabs>
-              <w:tab w:val="left" w:leader="none" w:pos="660"/>
+              <w:tab w:val="left" w:pos="660"/>
               <w:tab w:val="right" w:leader="dot" w:pos="9015"/>
             </w:tabs>
             <w:rPr>
@@ -219,16 +227,16 @@
               <w:fldChar w:fldCharType="begin"/>
             </w:r>
             <w:r>
-              <w:instrText xml:space="preserve">PAGEREF _Toc1368146931 \h</w:instrText>
+              <w:instrText>PAGEREF _Toc1368146931 \h</w:instrText>
             </w:r>
             <w:r>
               <w:fldChar w:fldCharType="separate"/>
             </w:r>
             <w:r>
               <w:rPr>
-                <w:rStyle w:val="Hyperlink"/>
-              </w:rPr>
-              <w:t>3</w:t>
+                <w:noProof/>
+              </w:rPr>
+              <w:t>4</w:t>
             </w:r>
             <w:r>
               <w:fldChar w:fldCharType="end"/>
@@ -239,7 +247,7 @@
           <w:pPr>
             <w:pStyle w:val="TOC2"/>
             <w:tabs>
-              <w:tab w:val="left" w:leader="none" w:pos="660"/>
+              <w:tab w:val="left" w:pos="660"/>
               <w:tab w:val="right" w:leader="dot" w:pos="9015"/>
             </w:tabs>
             <w:rPr>
@@ -273,16 +281,16 @@
               <w:fldChar w:fldCharType="begin"/>
             </w:r>
             <w:r>
-              <w:instrText xml:space="preserve">PAGEREF _Toc1620632108 \h</w:instrText>
+              <w:instrText>PAGEREF _Toc1620632108 \h</w:instrText>
             </w:r>
             <w:r>
               <w:fldChar w:fldCharType="separate"/>
             </w:r>
             <w:r>
               <w:rPr>
-                <w:rStyle w:val="Hyperlink"/>
-              </w:rPr>
-              <w:t>3</w:t>
+                <w:noProof/>
+              </w:rPr>
+              <w:t>4</w:t>
             </w:r>
             <w:r>
               <w:fldChar w:fldCharType="end"/>
@@ -293,7 +301,7 @@
           <w:pPr>
             <w:pStyle w:val="TOC2"/>
             <w:tabs>
-              <w:tab w:val="left" w:leader="none" w:pos="660"/>
+              <w:tab w:val="left" w:pos="660"/>
               <w:tab w:val="right" w:leader="dot" w:pos="9015"/>
             </w:tabs>
             <w:rPr>
@@ -327,16 +335,16 @@
               <w:fldChar w:fldCharType="begin"/>
             </w:r>
             <w:r>
-              <w:instrText xml:space="preserve">PAGEREF _Toc1343469175 \h</w:instrText>
+              <w:instrText>PAGEREF _Toc1343469175 \h</w:instrText>
             </w:r>
             <w:r>
               <w:fldChar w:fldCharType="separate"/>
             </w:r>
             <w:r>
               <w:rPr>
-                <w:rStyle w:val="Hyperlink"/>
-              </w:rPr>
-              <w:t>3</w:t>
+                <w:noProof/>
+              </w:rPr>
+              <w:t>4</w:t>
             </w:r>
             <w:r>
               <w:fldChar w:fldCharType="end"/>
@@ -347,7 +355,7 @@
           <w:pPr>
             <w:pStyle w:val="TOC1"/>
             <w:tabs>
-              <w:tab w:val="left" w:leader="none" w:pos="435"/>
+              <w:tab w:val="left" w:pos="435"/>
               <w:tab w:val="right" w:leader="dot" w:pos="9015"/>
             </w:tabs>
             <w:rPr>
@@ -381,16 +389,16 @@
               <w:fldChar w:fldCharType="begin"/>
             </w:r>
             <w:r>
-              <w:instrText xml:space="preserve">PAGEREF _Toc1299191479 \h</w:instrText>
+              <w:instrText>PAGEREF _Toc1299191479 \h</w:instrText>
             </w:r>
             <w:r>
               <w:fldChar w:fldCharType="separate"/>
             </w:r>
             <w:r>
               <w:rPr>
-                <w:rStyle w:val="Hyperlink"/>
-              </w:rPr>
-              <w:t>3</w:t>
+                <w:noProof/>
+              </w:rPr>
+              <w:t>5</w:t>
             </w:r>
             <w:r>
               <w:fldChar w:fldCharType="end"/>
@@ -401,7 +409,7 @@
           <w:pPr>
             <w:pStyle w:val="TOC2"/>
             <w:tabs>
-              <w:tab w:val="left" w:leader="none" w:pos="660"/>
+              <w:tab w:val="left" w:pos="660"/>
               <w:tab w:val="right" w:leader="dot" w:pos="9015"/>
             </w:tabs>
             <w:rPr>
@@ -435,16 +443,16 @@
               <w:fldChar w:fldCharType="begin"/>
             </w:r>
             <w:r>
-              <w:instrText xml:space="preserve">PAGEREF _Toc1540162601 \h</w:instrText>
+              <w:instrText>PAGEREF _Toc1540162601 \h</w:instrText>
             </w:r>
             <w:r>
               <w:fldChar w:fldCharType="separate"/>
             </w:r>
             <w:r>
               <w:rPr>
-                <w:rStyle w:val="Hyperlink"/>
-              </w:rPr>
-              <w:t>4</w:t>
+                <w:noProof/>
+              </w:rPr>
+              <w:t>5</w:t>
             </w:r>
             <w:r>
               <w:fldChar w:fldCharType="end"/>
@@ -455,7 +463,7 @@
           <w:pPr>
             <w:pStyle w:val="TOC2"/>
             <w:tabs>
-              <w:tab w:val="left" w:leader="none" w:pos="660"/>
+              <w:tab w:val="left" w:pos="660"/>
               <w:tab w:val="right" w:leader="dot" w:pos="9015"/>
             </w:tabs>
             <w:rPr>
@@ -489,16 +497,16 @@
               <w:fldChar w:fldCharType="begin"/>
             </w:r>
             <w:r>
-              <w:instrText xml:space="preserve">PAGEREF _Toc2062758225 \h</w:instrText>
+              <w:instrText>PAGEREF _Toc2062758225 \h</w:instrText>
             </w:r>
             <w:r>
               <w:fldChar w:fldCharType="separate"/>
             </w:r>
             <w:r>
               <w:rPr>
-                <w:rStyle w:val="Hyperlink"/>
-              </w:rPr>
-              <w:t>4</w:t>
+                <w:noProof/>
+              </w:rPr>
+              <w:t>6</w:t>
             </w:r>
             <w:r>
               <w:fldChar w:fldCharType="end"/>
@@ -509,7 +517,7 @@
           <w:pPr>
             <w:pStyle w:val="TOC2"/>
             <w:tabs>
-              <w:tab w:val="left" w:leader="none" w:pos="660"/>
+              <w:tab w:val="left" w:pos="660"/>
               <w:tab w:val="right" w:leader="dot" w:pos="9015"/>
             </w:tabs>
             <w:rPr>
@@ -543,16 +551,16 @@
               <w:fldChar w:fldCharType="begin"/>
             </w:r>
             <w:r>
-              <w:instrText xml:space="preserve">PAGEREF _Toc2004175586 \h</w:instrText>
+              <w:instrText>PAGEREF _Toc2004175586 \h</w:instrText>
             </w:r>
             <w:r>
               <w:fldChar w:fldCharType="separate"/>
             </w:r>
             <w:r>
               <w:rPr>
-                <w:rStyle w:val="Hyperlink"/>
-              </w:rPr>
-              <w:t>5</w:t>
+                <w:noProof/>
+              </w:rPr>
+              <w:t>7</w:t>
             </w:r>
             <w:r>
               <w:fldChar w:fldCharType="end"/>
@@ -563,7 +571,7 @@
           <w:pPr>
             <w:pStyle w:val="TOC3"/>
             <w:tabs>
-              <w:tab w:val="left" w:leader="none" w:pos="1320"/>
+              <w:tab w:val="left" w:pos="1320"/>
               <w:tab w:val="right" w:leader="dot" w:pos="9015"/>
             </w:tabs>
             <w:rPr>
@@ -597,16 +605,16 @@
               <w:fldChar w:fldCharType="begin"/>
             </w:r>
             <w:r>
-              <w:instrText xml:space="preserve">PAGEREF _Toc173208826 \h</w:instrText>
+              <w:instrText>PAGEREF _Toc173208826 \h</w:instrText>
             </w:r>
             <w:r>
               <w:fldChar w:fldCharType="separate"/>
             </w:r>
             <w:r>
               <w:rPr>
-                <w:rStyle w:val="Hyperlink"/>
-              </w:rPr>
-              <w:t>6</w:t>
+                <w:noProof/>
+              </w:rPr>
+              <w:t>7</w:t>
             </w:r>
             <w:r>
               <w:fldChar w:fldCharType="end"/>
@@ -617,7 +625,7 @@
           <w:pPr>
             <w:pStyle w:val="TOC3"/>
             <w:tabs>
-              <w:tab w:val="left" w:leader="none" w:pos="1320"/>
+              <w:tab w:val="left" w:pos="1320"/>
               <w:tab w:val="right" w:leader="dot" w:pos="9015"/>
             </w:tabs>
             <w:rPr>
@@ -651,16 +659,16 @@
               <w:fldChar w:fldCharType="begin"/>
             </w:r>
             <w:r>
-              <w:instrText xml:space="preserve">PAGEREF _Toc1880554966 \h</w:instrText>
+              <w:instrText>PAGEREF _Toc1880554966 \h</w:instrText>
             </w:r>
             <w:r>
               <w:fldChar w:fldCharType="separate"/>
             </w:r>
             <w:r>
               <w:rPr>
-                <w:rStyle w:val="Hyperlink"/>
-              </w:rPr>
-              <w:t>6</w:t>
+                <w:noProof/>
+              </w:rPr>
+              <w:t>8</w:t>
             </w:r>
             <w:r>
               <w:fldChar w:fldCharType="end"/>
@@ -671,7 +679,7 @@
           <w:pPr>
             <w:pStyle w:val="TOC3"/>
             <w:tabs>
-              <w:tab w:val="left" w:leader="none" w:pos="1320"/>
+              <w:tab w:val="left" w:pos="1320"/>
               <w:tab w:val="right" w:leader="dot" w:pos="9015"/>
             </w:tabs>
             <w:rPr>
@@ -705,16 +713,16 @@
               <w:fldChar w:fldCharType="begin"/>
             </w:r>
             <w:r>
-              <w:instrText xml:space="preserve">PAGEREF _Toc1581697377 \h</w:instrText>
+              <w:instrText>PAGEREF _Toc1581697377 \h</w:instrText>
             </w:r>
             <w:r>
               <w:fldChar w:fldCharType="separate"/>
             </w:r>
             <w:r>
               <w:rPr>
-                <w:rStyle w:val="Hyperlink"/>
-              </w:rPr>
-              <w:t>6</w:t>
+                <w:noProof/>
+              </w:rPr>
+              <w:t>8</w:t>
             </w:r>
             <w:r>
               <w:fldChar w:fldCharType="end"/>
@@ -725,7 +733,7 @@
           <w:pPr>
             <w:pStyle w:val="TOC3"/>
             <w:tabs>
-              <w:tab w:val="left" w:leader="none" w:pos="1320"/>
+              <w:tab w:val="left" w:pos="1320"/>
               <w:tab w:val="right" w:leader="dot" w:pos="9015"/>
             </w:tabs>
             <w:rPr>
@@ -759,16 +767,16 @@
               <w:fldChar w:fldCharType="begin"/>
             </w:r>
             <w:r>
-              <w:instrText xml:space="preserve">PAGEREF _Toc106270617 \h</w:instrText>
+              <w:instrText>PAGEREF _Toc106270617 \h</w:instrText>
             </w:r>
             <w:r>
               <w:fldChar w:fldCharType="separate"/>
             </w:r>
             <w:r>
               <w:rPr>
-                <w:rStyle w:val="Hyperlink"/>
-              </w:rPr>
-              <w:t>8</w:t>
+                <w:noProof/>
+              </w:rPr>
+              <w:t>10</w:t>
             </w:r>
             <w:r>
               <w:fldChar w:fldCharType="end"/>
@@ -779,7 +787,7 @@
           <w:pPr>
             <w:pStyle w:val="TOC3"/>
             <w:tabs>
-              <w:tab w:val="left" w:leader="none" w:pos="1320"/>
+              <w:tab w:val="left" w:pos="1320"/>
               <w:tab w:val="right" w:leader="dot" w:pos="9015"/>
             </w:tabs>
             <w:rPr>
@@ -813,16 +821,16 @@
               <w:fldChar w:fldCharType="begin"/>
             </w:r>
             <w:r>
-              <w:instrText xml:space="preserve">PAGEREF _Toc1320121732 \h</w:instrText>
+              <w:instrText>PAGEREF _Toc1320121732 \h</w:instrText>
             </w:r>
             <w:r>
               <w:fldChar w:fldCharType="separate"/>
             </w:r>
             <w:r>
               <w:rPr>
-                <w:rStyle w:val="Hyperlink"/>
-              </w:rPr>
-              <w:t>9</w:t>
+                <w:noProof/>
+              </w:rPr>
+              <w:t>11</w:t>
             </w:r>
             <w:r>
               <w:fldChar w:fldCharType="end"/>
@@ -833,7 +841,7 @@
           <w:pPr>
             <w:pStyle w:val="TOC3"/>
             <w:tabs>
-              <w:tab w:val="left" w:leader="none" w:pos="1320"/>
+              <w:tab w:val="left" w:pos="1320"/>
               <w:tab w:val="right" w:leader="dot" w:pos="9015"/>
             </w:tabs>
             <w:rPr>
@@ -867,16 +875,16 @@
               <w:fldChar w:fldCharType="begin"/>
             </w:r>
             <w:r>
-              <w:instrText xml:space="preserve">PAGEREF _Toc1455341408 \h</w:instrText>
+              <w:instrText>PAGEREF _Toc1455341408 \h</w:instrText>
             </w:r>
             <w:r>
               <w:fldChar w:fldCharType="separate"/>
             </w:r>
             <w:r>
               <w:rPr>
-                <w:rStyle w:val="Hyperlink"/>
-              </w:rPr>
-              <w:t>10</w:t>
+                <w:noProof/>
+              </w:rPr>
+              <w:t>12</w:t>
             </w:r>
             <w:r>
               <w:fldChar w:fldCharType="end"/>
@@ -887,7 +895,7 @@
           <w:pPr>
             <w:pStyle w:val="TOC2"/>
             <w:tabs>
-              <w:tab w:val="left" w:leader="none" w:pos="660"/>
+              <w:tab w:val="left" w:pos="660"/>
               <w:tab w:val="right" w:leader="dot" w:pos="9015"/>
             </w:tabs>
             <w:rPr>
@@ -921,16 +929,16 @@
               <w:fldChar w:fldCharType="begin"/>
             </w:r>
             <w:r>
-              <w:instrText xml:space="preserve">PAGEREF _Toc2062186657 \h</w:instrText>
+              <w:instrText>PAGEREF _Toc2062186657 \h</w:instrText>
             </w:r>
             <w:r>
               <w:fldChar w:fldCharType="separate"/>
             </w:r>
             <w:r>
               <w:rPr>
-                <w:rStyle w:val="Hyperlink"/>
-              </w:rPr>
-              <w:t>10</w:t>
+                <w:noProof/>
+              </w:rPr>
+              <w:t>13</w:t>
             </w:r>
             <w:r>
               <w:fldChar w:fldCharType="end"/>
@@ -941,7 +949,7 @@
           <w:pPr>
             <w:pStyle w:val="TOC3"/>
             <w:tabs>
-              <w:tab w:val="left" w:leader="none" w:pos="1320"/>
+              <w:tab w:val="left" w:pos="1320"/>
               <w:tab w:val="right" w:leader="dot" w:pos="9015"/>
             </w:tabs>
             <w:rPr>
@@ -971,16 +979,16 @@
               <w:fldChar w:fldCharType="begin"/>
             </w:r>
             <w:r>
-              <w:instrText xml:space="preserve">PAGEREF _Toc846916607 \h</w:instrText>
+              <w:instrText>PAGEREF _Toc846916607 \h</w:instrText>
             </w:r>
             <w:r>
               <w:fldChar w:fldCharType="separate"/>
             </w:r>
             <w:r>
               <w:rPr>
-                <w:rStyle w:val="Hyperlink"/>
-              </w:rPr>
-              <w:t>11</w:t>
+                <w:noProof/>
+              </w:rPr>
+              <w:t>13</w:t>
             </w:r>
             <w:r>
               <w:fldChar w:fldCharType="end"/>
@@ -991,7 +999,7 @@
           <w:pPr>
             <w:pStyle w:val="TOC3"/>
             <w:tabs>
-              <w:tab w:val="left" w:leader="none" w:pos="1320"/>
+              <w:tab w:val="left" w:pos="1320"/>
               <w:tab w:val="right" w:leader="dot" w:pos="9015"/>
             </w:tabs>
             <w:rPr>
@@ -1021,16 +1029,16 @@
               <w:fldChar w:fldCharType="begin"/>
             </w:r>
             <w:r>
-              <w:instrText xml:space="preserve">PAGEREF _Toc1442620464 \h</w:instrText>
+              <w:instrText>PAGEREF _Toc1442620464 \h</w:instrText>
             </w:r>
             <w:r>
               <w:fldChar w:fldCharType="separate"/>
             </w:r>
             <w:r>
               <w:rPr>
-                <w:rStyle w:val="Hyperlink"/>
-              </w:rPr>
-              <w:t>11</w:t>
+                <w:noProof/>
+              </w:rPr>
+              <w:t>15</w:t>
             </w:r>
             <w:r>
               <w:fldChar w:fldCharType="end"/>
@@ -1041,7 +1049,7 @@
           <w:pPr>
             <w:pStyle w:val="TOC1"/>
             <w:tabs>
-              <w:tab w:val="left" w:leader="none" w:pos="435"/>
+              <w:tab w:val="left" w:pos="435"/>
               <w:tab w:val="right" w:leader="dot" w:pos="9015"/>
             </w:tabs>
             <w:rPr>
@@ -1071,16 +1079,16 @@
               <w:fldChar w:fldCharType="begin"/>
             </w:r>
             <w:r>
-              <w:instrText xml:space="preserve">PAGEREF _Toc2056058586 \h</w:instrText>
+              <w:instrText>PAGEREF _Toc2056058586 \h</w:instrText>
             </w:r>
             <w:r>
               <w:fldChar w:fldCharType="separate"/>
             </w:r>
             <w:r>
               <w:rPr>
-                <w:rStyle w:val="Hyperlink"/>
-              </w:rPr>
-              <w:t>13</w:t>
+                <w:noProof/>
+              </w:rPr>
+              <w:t>16</w:t>
             </w:r>
             <w:r>
               <w:fldChar w:fldCharType="end"/>
@@ -1091,7 +1099,7 @@
           <w:pPr>
             <w:pStyle w:val="TOC2"/>
             <w:tabs>
-              <w:tab w:val="left" w:leader="none" w:pos="660"/>
+              <w:tab w:val="left" w:pos="660"/>
               <w:tab w:val="right" w:leader="dot" w:pos="9015"/>
             </w:tabs>
             <w:rPr>
@@ -1121,16 +1129,16 @@
               <w:fldChar w:fldCharType="begin"/>
             </w:r>
             <w:r>
-              <w:instrText xml:space="preserve">PAGEREF _Toc1008488750 \h</w:instrText>
+              <w:instrText>PAGEREF _Toc1008488750 \h</w:instrText>
             </w:r>
             <w:r>
               <w:fldChar w:fldCharType="separate"/>
             </w:r>
             <w:r>
               <w:rPr>
-                <w:rStyle w:val="Hyperlink"/>
-              </w:rPr>
-              <w:t>13</w:t>
+                <w:noProof/>
+              </w:rPr>
+              <w:t>16</w:t>
             </w:r>
             <w:r>
               <w:fldChar w:fldCharType="end"/>
@@ -1145,7 +1153,6 @@
     <w:p/>
     <w:p>
       <w:pPr>
-        <w:pStyle w:val="Normal"/>
         <w:rPr>
           <w:sz w:val="32"/>
           <w:szCs w:val="32"/>
@@ -1153,7 +1160,6 @@
         </w:rPr>
       </w:pPr>
       <w:r>
-        <w:rPr/>
         <w:t xml:space="preserve"> </w:t>
       </w:r>
     </w:p>
@@ -1230,6 +1236,7 @@
         <w:rPr>
           <w:lang w:val="en-SG"/>
         </w:rPr>
+        <w:lastRenderedPageBreak/>
         <w:br w:type="page"/>
       </w:r>
     </w:p>
@@ -1240,14 +1247,15 @@
           <w:lang w:val="en-SG"/>
         </w:rPr>
       </w:pPr>
-      <w:bookmarkStart w:name="_Toc1199990446" w:id="444382394"/>
+      <w:bookmarkStart w:id="1" w:name="_Toc1199990446"/>
       <w:r>
         <w:rPr>
           <w:lang w:val="en-SG"/>
         </w:rPr>
+        <w:lastRenderedPageBreak/>
         <w:t>Document Version</w:t>
       </w:r>
-      <w:bookmarkEnd w:id="444382394"/>
+      <w:bookmarkEnd w:id="1"/>
     </w:p>
     <w:tbl>
       <w:tblPr>
@@ -1266,7 +1274,6 @@
         <w:tc>
           <w:tcPr>
             <w:tcW w:w="1803" w:type="dxa"/>
-            <w:tcMar/>
           </w:tcPr>
           <w:p>
             <w:pPr>
@@ -1285,7 +1292,6 @@
         <w:tc>
           <w:tcPr>
             <w:tcW w:w="1803" w:type="dxa"/>
-            <w:tcMar/>
           </w:tcPr>
           <w:p>
             <w:pPr>
@@ -1304,7 +1310,6 @@
         <w:tc>
           <w:tcPr>
             <w:tcW w:w="1803" w:type="dxa"/>
-            <w:tcMar/>
           </w:tcPr>
           <w:p>
             <w:pPr>
@@ -1323,7 +1328,6 @@
         <w:tc>
           <w:tcPr>
             <w:tcW w:w="1803" w:type="dxa"/>
-            <w:tcMar/>
           </w:tcPr>
           <w:p>
             <w:pPr>
@@ -1342,7 +1346,6 @@
         <w:tc>
           <w:tcPr>
             <w:tcW w:w="1804" w:type="dxa"/>
-            <w:tcMar/>
           </w:tcPr>
           <w:p>
             <w:pPr>
@@ -1363,7 +1366,6 @@
         <w:tc>
           <w:tcPr>
             <w:tcW w:w="1803" w:type="dxa"/>
-            <w:tcMar/>
           </w:tcPr>
           <w:p>
             <w:pPr>
@@ -1382,7 +1384,6 @@
         <w:tc>
           <w:tcPr>
             <w:tcW w:w="1803" w:type="dxa"/>
-            <w:tcMar/>
           </w:tcPr>
           <w:p>
             <w:pPr>
@@ -1401,7 +1402,6 @@
         <w:tc>
           <w:tcPr>
             <w:tcW w:w="1803" w:type="dxa"/>
-            <w:tcMar/>
           </w:tcPr>
           <w:p>
             <w:pPr>
@@ -1419,14 +1419,25 @@
               <w:rPr>
                 <w:lang w:val="en-SG"/>
               </w:rPr>
-              <w:t>, Chun Ho, Titus, Matin</w:t>
+              <w:t>, Chun Ho</w:t>
+            </w:r>
+            <w:r>
+              <w:rPr>
+                <w:lang w:val="en-SG"/>
+              </w:rPr>
+              <w:t>e</w:t>
+            </w:r>
+            <w:r>
+              <w:rPr>
+                <w:lang w:val="en-SG"/>
+              </w:rPr>
+              <w:t>, Titus, Matin</w:t>
             </w:r>
           </w:p>
         </w:tc>
         <w:tc>
           <w:tcPr>
             <w:tcW w:w="1803" w:type="dxa"/>
-            <w:tcMar/>
           </w:tcPr>
           <w:p>
             <w:pPr>
@@ -1445,7 +1456,6 @@
         <w:tc>
           <w:tcPr>
             <w:tcW w:w="1804" w:type="dxa"/>
-            <w:tcMar/>
           </w:tcPr>
           <w:p>
             <w:pPr>
@@ -1458,14 +1468,134 @@
                 <w:lang w:val="en-SG"/>
               </w:rPr>
               <w:t>1.0</w:t>
+            </w:r>
+          </w:p>
+        </w:tc>
+      </w:tr>
+      <w:tr>
+        <w:tc>
+          <w:tcPr>
+            <w:tcW w:w="1803" w:type="dxa"/>
+          </w:tcPr>
+          <w:p>
+            <w:pPr>
+              <w:rPr>
+                <w:lang w:val="en-SG"/>
+              </w:rPr>
+            </w:pPr>
+            <w:r>
+              <w:rPr>
+                <w:lang w:val="en-SG"/>
+              </w:rPr>
+              <w:t>2</w:t>
+            </w:r>
+            <w:r>
+              <w:rPr>
+                <w:lang w:val="en-SG"/>
+              </w:rPr>
+              <w:t>.</w:t>
+            </w:r>
+          </w:p>
+        </w:tc>
+        <w:tc>
+          <w:tcPr>
+            <w:tcW w:w="1803" w:type="dxa"/>
+          </w:tcPr>
+          <w:p>
+            <w:pPr>
+              <w:rPr>
+                <w:lang w:val="en-SG"/>
+              </w:rPr>
+            </w:pPr>
+            <w:r>
+              <w:rPr>
+                <w:lang w:val="en-SG"/>
+              </w:rPr>
+              <w:t>Modified SRS doc to make it align with our goals for sprint 2</w:t>
+            </w:r>
+          </w:p>
+        </w:tc>
+        <w:tc>
+          <w:tcPr>
+            <w:tcW w:w="1803" w:type="dxa"/>
+          </w:tcPr>
+          <w:p>
+            <w:pPr>
+              <w:rPr>
+                <w:lang w:val="en-SG"/>
+              </w:rPr>
+            </w:pPr>
+            <w:r>
+              <w:rPr>
+                <w:lang w:val="en-SG"/>
+              </w:rPr>
+              <w:t>Chun Hoe</w:t>
+            </w:r>
+          </w:p>
+        </w:tc>
+        <w:tc>
+          <w:tcPr>
+            <w:tcW w:w="1803" w:type="dxa"/>
+          </w:tcPr>
+          <w:p>
+            <w:pPr>
+              <w:rPr>
+                <w:lang w:val="en-SG"/>
+              </w:rPr>
+            </w:pPr>
+            <w:r>
+              <w:rPr>
+                <w:lang w:val="en-SG"/>
+              </w:rPr>
+              <w:t>22</w:t>
+            </w:r>
+            <w:r>
+              <w:rPr>
+                <w:lang w:val="en-SG"/>
+              </w:rPr>
+              <w:t>/</w:t>
+            </w:r>
+            <w:r>
+              <w:rPr>
+                <w:lang w:val="en-SG"/>
+              </w:rPr>
+              <w:t>7</w:t>
+            </w:r>
+            <w:r>
+              <w:rPr>
+                <w:lang w:val="en-SG"/>
+              </w:rPr>
+              <w:t>/25</w:t>
+            </w:r>
+          </w:p>
+        </w:tc>
+        <w:tc>
+          <w:tcPr>
+            <w:tcW w:w="1804" w:type="dxa"/>
+          </w:tcPr>
+          <w:p>
+            <w:pPr>
+              <w:rPr>
+                <w:lang w:val="en-SG"/>
+              </w:rPr>
+            </w:pPr>
+            <w:r>
+              <w:rPr>
+                <w:lang w:val="en-SG"/>
+              </w:rPr>
+              <w:t>2</w:t>
+            </w:r>
+            <w:r>
+              <w:rPr>
+                <w:lang w:val="en-SG"/>
+              </w:rPr>
+              <w:t>.0</w:t>
             </w:r>
           </w:p>
         </w:tc>
       </w:tr>
     </w:tbl>
-    <w:p>
-      <w:pPr/>
-    </w:p>
+    <w:p/>
     <w:p>
       <w:pPr>
         <w:rPr>
@@ -1491,40 +1621,41 @@
         <w:pStyle w:val="Heading1"/>
         <w:numPr>
           <w:ilvl w:val="0"/>
-          <w:numId w:val="12"/>
+          <w:numId w:val="13"/>
         </w:numPr>
         <w:rPr>
           <w:lang w:val="en-SG"/>
         </w:rPr>
       </w:pPr>
-      <w:bookmarkStart w:name="_Toc1073933628" w:id="56727219"/>
+      <w:bookmarkStart w:id="2" w:name="_Toc1073933628"/>
       <w:r>
         <w:rPr>
           <w:lang w:val="en-SG"/>
         </w:rPr>
+        <w:lastRenderedPageBreak/>
         <w:t>Purpose</w:t>
       </w:r>
-      <w:bookmarkEnd w:id="56727219"/>
+      <w:bookmarkEnd w:id="2"/>
     </w:p>
     <w:p>
       <w:pPr>
         <w:pStyle w:val="Heading2"/>
         <w:numPr>
           <w:ilvl w:val="1"/>
-          <w:numId w:val="12"/>
+          <w:numId w:val="13"/>
         </w:numPr>
         <w:rPr>
           <w:lang w:val="en-SG"/>
         </w:rPr>
       </w:pPr>
-      <w:bookmarkStart w:name="_Toc1187853579" w:id="1847147863"/>
+      <w:bookmarkStart w:id="3" w:name="_Toc1187853579"/>
       <w:r>
         <w:rPr>
           <w:lang w:val="en-SG"/>
         </w:rPr>
         <w:t>Intended Audience</w:t>
       </w:r>
-      <w:bookmarkEnd w:id="1847147863"/>
+      <w:bookmarkEnd w:id="3"/>
     </w:p>
     <w:p>
       <w:pPr>
@@ -1587,20 +1718,20 @@
         <w:pStyle w:val="Heading2"/>
         <w:numPr>
           <w:ilvl w:val="1"/>
-          <w:numId w:val="12"/>
+          <w:numId w:val="13"/>
         </w:numPr>
         <w:rPr>
           <w:lang w:val="en-SG"/>
         </w:rPr>
       </w:pPr>
-      <w:bookmarkStart w:name="_Toc1368146931" w:id="659387442"/>
+      <w:bookmarkStart w:id="4" w:name="_Toc1368146931"/>
       <w:r>
         <w:rPr>
           <w:lang w:val="en-SG"/>
         </w:rPr>
         <w:t>Intended Use</w:t>
       </w:r>
-      <w:bookmarkEnd w:id="659387442"/>
+      <w:bookmarkEnd w:id="4"/>
     </w:p>
     <w:p>
       <w:pPr>
@@ -1639,20 +1770,20 @@
         <w:pStyle w:val="Heading2"/>
         <w:numPr>
           <w:ilvl w:val="1"/>
-          <w:numId w:val="12"/>
+          <w:numId w:val="13"/>
         </w:numPr>
         <w:rPr>
           <w:lang w:val="en-SG"/>
         </w:rPr>
       </w:pPr>
-      <w:bookmarkStart w:name="_Toc1620632108" w:id="187238810"/>
+      <w:bookmarkStart w:id="5" w:name="_Toc1620632108"/>
       <w:r>
         <w:rPr>
           <w:lang w:val="en-SG"/>
         </w:rPr>
         <w:t>Scope</w:t>
       </w:r>
-      <w:bookmarkEnd w:id="187238810"/>
+      <w:bookmarkEnd w:id="5"/>
     </w:p>
     <w:p>
       <w:pPr>
@@ -1667,20 +1798,20 @@
         <w:pStyle w:val="Heading2"/>
         <w:numPr>
           <w:ilvl w:val="1"/>
-          <w:numId w:val="12"/>
+          <w:numId w:val="13"/>
         </w:numPr>
         <w:rPr>
           <w:lang w:val="en-SG"/>
         </w:rPr>
       </w:pPr>
-      <w:bookmarkStart w:name="_Toc1343469175" w:id="1185843515"/>
+      <w:bookmarkStart w:id="6" w:name="_Toc1343469175"/>
       <w:r>
         <w:rPr>
           <w:lang w:val="en-SG"/>
         </w:rPr>
         <w:t>Definitions and Acronyms</w:t>
       </w:r>
-      <w:bookmarkEnd w:id="1185843515"/>
+      <w:bookmarkEnd w:id="6"/>
       <w:r>
         <w:rPr>
           <w:lang w:val="en-SG"/>
@@ -2073,20 +2204,21 @@
         <w:pStyle w:val="Heading1"/>
         <w:numPr>
           <w:ilvl w:val="0"/>
-          <w:numId w:val="12"/>
+          <w:numId w:val="13"/>
         </w:numPr>
         <w:rPr>
           <w:lang w:val="en-SG"/>
         </w:rPr>
       </w:pPr>
-      <w:bookmarkStart w:name="_Toc1299191479" w:id="949026151"/>
+      <w:bookmarkStart w:id="7" w:name="_Toc1299191479"/>
       <w:r>
         <w:rPr>
           <w:lang w:val="en-SG"/>
         </w:rPr>
+        <w:lastRenderedPageBreak/>
         <w:t>Overall System Description</w:t>
       </w:r>
-      <w:bookmarkEnd w:id="949026151"/>
+      <w:bookmarkEnd w:id="7"/>
       <w:r>
         <w:rPr>
           <w:lang w:val="en-SG"/>
@@ -2099,20 +2231,20 @@
         <w:pStyle w:val="Heading2"/>
         <w:numPr>
           <w:ilvl w:val="1"/>
-          <w:numId w:val="12"/>
+          <w:numId w:val="13"/>
         </w:numPr>
         <w:rPr>
           <w:lang w:val="en-SG"/>
         </w:rPr>
       </w:pPr>
-      <w:bookmarkStart w:name="_Toc1540162601" w:id="167383588"/>
+      <w:bookmarkStart w:id="8" w:name="_Toc1540162601"/>
       <w:r>
         <w:rPr>
           <w:lang w:val="en-SG"/>
         </w:rPr>
         <w:t>Use Case Diagrams</w:t>
       </w:r>
-      <w:bookmarkEnd w:id="167383588"/>
+      <w:bookmarkEnd w:id="8"/>
     </w:p>
     <w:p>
       <w:r>
@@ -2237,42 +2369,46 @@
         <w:pStyle w:val="Heading2"/>
         <w:numPr>
           <w:ilvl w:val="1"/>
-          <w:numId w:val="12"/>
+          <w:numId w:val="13"/>
         </w:numPr>
         <w:rPr>
           <w:lang w:val="en-SG"/>
         </w:rPr>
       </w:pPr>
-      <w:bookmarkStart w:name="_Toc2062758225" w:id="2090707999"/>
+      <w:bookmarkStart w:id="9" w:name="_Toc2062758225"/>
       <w:r>
         <w:rPr>
           <w:lang w:val="en-SG"/>
         </w:rPr>
+        <w:lastRenderedPageBreak/>
         <w:t>System Architecture</w:t>
       </w:r>
-      <w:bookmarkEnd w:id="2090707999"/>
+      <w:bookmarkEnd w:id="9"/>
     </w:p>
     <w:p>
       <w:r>
+        <w:rPr>
+          <w:noProof/>
+        </w:rPr>
         <w:drawing>
-          <wp:inline wp14:editId="794B836C" wp14:anchorId="4AD90253">
+          <wp:inline distT="0" distB="0" distL="0" distR="0" wp14:anchorId="4AD90253" wp14:editId="794B836C">
             <wp:extent cx="5724525" cy="4781550"/>
             <wp:effectExtent l="0" t="0" r="0" b="0"/>
             <wp:docPr id="66028169" name="drawing"/>
             <wp:cNvGraphicFramePr>
-              <a:graphicFrameLocks noChangeAspect="1"/>
+              <a:graphicFrameLocks xmlns:a="http://schemas.openxmlformats.org/drawingml/2006/main" noChangeAspect="1"/>
             </wp:cNvGraphicFramePr>
-            <a:graphic>
-              <a:graphicData xmlns:a="http://schemas.openxmlformats.org/drawingml/2006/main" uri="http://schemas.openxmlformats.org/drawingml/2006/picture">
+            <a:graphic xmlns:a="http://schemas.openxmlformats.org/drawingml/2006/main">
+              <a:graphicData uri="http://schemas.openxmlformats.org/drawingml/2006/picture">
                 <pic:pic xmlns:pic="http://schemas.openxmlformats.org/drawingml/2006/picture">
                   <pic:nvPicPr>
                     <pic:cNvPr id="66028169" name=""/>
                     <pic:cNvPicPr/>
                   </pic:nvPicPr>
                   <pic:blipFill>
-                    <a:blip xmlns:r="http://schemas.openxmlformats.org/officeDocument/2006/relationships" r:embed="rId1684793939">
+                    <a:blip r:embed="rId12">
                       <a:extLst>
-                        <a:ext xmlns:a="http://schemas.openxmlformats.org/drawingml/2006/main" uri="{28A0092B-C50C-407E-A947-70E740481C1C}">
+                        <a:ext uri="{28A0092B-C50C-407E-A947-70E740481C1C}">
                           <a14:useLocalDpi xmlns:a14="http://schemas.microsoft.com/office/drawing/2010/main" val="0"/>
                         </a:ext>
                       </a:extLst>
@@ -2379,17 +2515,18 @@
         <w:pStyle w:val="Heading2"/>
         <w:numPr>
           <w:ilvl w:val="1"/>
-          <w:numId w:val="12"/>
+          <w:numId w:val="13"/>
         </w:numPr>
         <w:rPr>
           <w:lang w:val="en-SG"/>
         </w:rPr>
       </w:pPr>
-      <w:bookmarkStart w:name="_Toc2004175586" w:id="2239768"/>
+      <w:bookmarkStart w:id="10" w:name="_Toc2004175586"/>
       <w:r>
         <w:rPr>
           <w:lang w:val="en-SG"/>
         </w:rPr>
+        <w:lastRenderedPageBreak/>
         <w:t>Functional Requirement</w:t>
       </w:r>
       <w:r>
@@ -2398,44 +2535,36 @@
         </w:rPr>
         <w:t>s</w:t>
       </w:r>
-      <w:bookmarkEnd w:id="2239768"/>
+      <w:bookmarkEnd w:id="10"/>
     </w:p>
     <w:p>
       <w:pPr>
         <w:pStyle w:val="Heading3"/>
         <w:numPr>
           <w:ilvl w:val="2"/>
-          <w:numId w:val="12"/>
+          <w:numId w:val="13"/>
         </w:numPr>
         <w:rPr>
           <w:lang w:val="en-SG"/>
         </w:rPr>
       </w:pPr>
-      <w:bookmarkStart w:name="_Toc173208826" w:id="292892982"/>
+      <w:bookmarkStart w:id="11" w:name="_Toc173208826"/>
       <w:r>
         <w:rPr>
           <w:lang w:val="en-SG"/>
         </w:rPr>
         <w:t>Start Up and Main Menu</w:t>
       </w:r>
-      <w:bookmarkEnd w:id="292892982"/>
-    </w:p>
-    <w:p>
-      <w:pPr>
-        <w:rPr>
-          <w:lang w:val="en-SG"/>
-        </w:rPr>
-      </w:pPr>
-    </w:p>
-    <w:p>
-      <w:pPr>
-        <w:pStyle w:val="Normal"/>
-        <w:suppressLineNumbers w:val="0"/>
-        <w:bidi w:val="0"/>
-        <w:spacing w:before="0" w:beforeAutospacing="off" w:after="160" w:afterAutospacing="off" w:line="259" w:lineRule="auto"/>
-        <w:ind w:left="0" w:right="0"/>
-        <w:jc w:val="left"/>
-      </w:pPr>
+      <w:bookmarkEnd w:id="11"/>
+    </w:p>
+    <w:p>
+      <w:pPr>
+        <w:rPr>
+          <w:lang w:val="en-SG"/>
+        </w:rPr>
+      </w:pPr>
+    </w:p>
+    <w:p>
       <w:r>
         <w:rPr>
           <w:color w:val="FF0000"/>
@@ -2467,8 +2596,7 @@
         </w:trPr>
         <w:tc>
           <w:tcPr>
-            <w:tcW w:w="1555" w:type="dxa"/>
-            <w:tcMar/>
+            <w:tcW w:w="1536" w:type="dxa"/>
           </w:tcPr>
           <w:p>
             <w:pPr>
@@ -2490,8 +2618,7 @@
         </w:tc>
         <w:tc>
           <w:tcPr>
-            <w:tcW w:w="7654" w:type="dxa"/>
-            <w:tcMar/>
+            <w:tcW w:w="7480" w:type="dxa"/>
           </w:tcPr>
           <w:p>
             <w:pPr>
@@ -2518,8 +2645,7 @@
         </w:trPr>
         <w:tc>
           <w:tcPr>
-            <w:tcW w:w="1555" w:type="dxa"/>
-            <w:tcMar/>
+            <w:tcW w:w="1536" w:type="dxa"/>
           </w:tcPr>
           <w:p>
             <w:pPr>
@@ -2544,8 +2670,7 @@
         </w:tc>
         <w:tc>
           <w:tcPr>
-            <w:tcW w:w="7654" w:type="dxa"/>
-            <w:tcMar/>
+            <w:tcW w:w="7480" w:type="dxa"/>
           </w:tcPr>
           <w:p>
             <w:pPr>
@@ -2587,33 +2712,39 @@
               <w:rPr>
                 <w:lang w:val="en-SG"/>
               </w:rPr>
-              <w:t>and gives the following options:</w:t>
-            </w:r>
-          </w:p>
-          <w:p>
-            <w:pPr>
-              <w:rPr>
-                <w:lang w:val="en-SG"/>
-              </w:rPr>
-            </w:pPr>
-          </w:p>
-          <w:p>
-            <w:pPr>
-              <w:pStyle w:val="ListParagraph"/>
-              <w:numPr>
-                <w:ilvl w:val="0"/>
-                <w:numId w:val="1"/>
-              </w:numPr>
-              <w:rPr>
-                <w:lang w:val="en-SG"/>
-              </w:rPr>
-            </w:pPr>
-            <w:r>
-              <w:rPr>
-                <w:lang w:val="en-SG"/>
-              </w:rPr>
-              <w:t>Turn Off</w:t>
-            </w:r>
+              <w:t xml:space="preserve">and </w:t>
+            </w:r>
+            <w:r>
+              <w:rPr>
+                <w:lang w:val="en-SG"/>
+              </w:rPr>
+              <w:t>displays</w:t>
+            </w:r>
+            <w:r>
+              <w:rPr>
+                <w:lang w:val="en-SG"/>
+              </w:rPr>
+              <w:t xml:space="preserve"> the following options</w:t>
+            </w:r>
+            <w:r>
+              <w:rPr>
+                <w:lang w:val="en-SG"/>
+              </w:rPr>
+              <w:t xml:space="preserve"> on the LCD display. They should display the first 2 rows, followed by the consecutive 2 rows at an interval of 3 seconds</w:t>
+            </w:r>
+            <w:r>
+              <w:rPr>
+                <w:lang w:val="en-SG"/>
+              </w:rPr>
+              <w:t>:</w:t>
+            </w:r>
+          </w:p>
+          <w:p>
+            <w:pPr>
+              <w:rPr>
+                <w:lang w:val="en-SG"/>
+              </w:rPr>
+            </w:pPr>
           </w:p>
           <w:p>
             <w:pPr>
@@ -2630,31 +2761,7 @@
               <w:rPr>
                 <w:lang w:val="en-SG"/>
               </w:rPr>
-              <w:t>Water</w:t>
-            </w:r>
-            <w:r>
-              <w:rPr>
-                <w:lang w:val="en-SG"/>
-              </w:rPr>
-              <w:t xml:space="preserve"> Bottle</w:t>
-            </w:r>
-            <w:r>
-              <w:rPr>
-                <w:lang w:val="en-SG"/>
-              </w:rPr>
-              <w:t xml:space="preserve"> - $</w:t>
-            </w:r>
-            <w:r>
-              <w:rPr>
-                <w:lang w:val="en-SG"/>
-              </w:rPr>
-              <w:t>0.5</w:t>
-            </w:r>
-            <w:r>
-              <w:rPr>
-                <w:lang w:val="en-SG"/>
-              </w:rPr>
-              <w:t>0</w:t>
+              <w:t>Turn Off</w:t>
             </w:r>
           </w:p>
           <w:p>
@@ -2662,7 +2769,7 @@
               <w:pStyle w:val="ListParagraph"/>
               <w:numPr>
                 <w:ilvl w:val="0"/>
-                <w:numId w:val="2"/>
+                <w:numId w:val="3"/>
               </w:numPr>
               <w:rPr>
                 <w:lang w:val="en-SG"/>
@@ -2672,13 +2779,31 @@
               <w:rPr>
                 <w:lang w:val="en-SG"/>
               </w:rPr>
-              <w:t>Coke</w:t>
-            </w:r>
-            <w:r>
-              <w:rPr>
-                <w:lang w:val="en-SG"/>
-              </w:rPr>
-              <w:t xml:space="preserve"> - $2.00</w:t>
+              <w:t>Water</w:t>
+            </w:r>
+            <w:r>
+              <w:rPr>
+                <w:lang w:val="en-SG"/>
+              </w:rPr>
+              <w:t xml:space="preserve"> Bottle</w:t>
+            </w:r>
+            <w:r>
+              <w:rPr>
+                <w:lang w:val="en-SG"/>
+              </w:rPr>
+              <w:t xml:space="preserve"> - $</w:t>
+            </w:r>
+            <w:r>
+              <w:rPr>
+                <w:lang w:val="en-SG"/>
+              </w:rPr>
+              <w:t>0.5</w:t>
+            </w:r>
+            <w:r>
+              <w:rPr>
+                <w:lang w:val="en-SG"/>
+              </w:rPr>
+              <w:t>0</w:t>
             </w:r>
           </w:p>
           <w:p>
@@ -2686,24 +2811,17 @@
               <w:pStyle w:val="ListParagraph"/>
               <w:numPr>
                 <w:ilvl w:val="0"/>
-                <w:numId w:val="2"/>
+                <w:numId w:val="3"/>
               </w:numPr>
-              <w:suppressLineNumbers w:val="0"/>
-              <w:bidi w:val="0"/>
-              <w:spacing w:before="0" w:beforeAutospacing="off" w:after="0" w:afterAutospacing="off" w:line="240" w:lineRule="auto"/>
-              <w:ind w:left="720" w:right="0" w:hanging="360"/>
-              <w:jc w:val="left"/>
-              <w:rPr>
-                <w:sz w:val="22"/>
-                <w:szCs w:val="22"/>
-                <w:lang w:val="en-SG"/>
-              </w:rPr>
-            </w:pPr>
-            <w:r>
-              <w:rPr>
-                <w:lang w:val="en-SG"/>
-              </w:rPr>
-              <w:t>Sprite</w:t>
+              <w:rPr>
+                <w:lang w:val="en-SG"/>
+              </w:rPr>
+            </w:pPr>
+            <w:r>
+              <w:rPr>
+                <w:lang w:val="en-SG"/>
+              </w:rPr>
+              <w:t>Coke</w:t>
             </w:r>
             <w:r>
               <w:rPr>
@@ -2717,42 +2835,23 @@
               <w:pStyle w:val="ListParagraph"/>
               <w:numPr>
                 <w:ilvl w:val="0"/>
-                <w:numId w:val="2"/>
+                <w:numId w:val="3"/>
               </w:numPr>
-              <w:suppressLineNumbers w:val="0"/>
-              <w:bidi w:val="0"/>
-              <w:spacing w:before="0" w:beforeAutospacing="off" w:after="0" w:afterAutospacing="off" w:line="240" w:lineRule="auto"/>
-              <w:ind w:left="720" w:right="0" w:hanging="360"/>
-              <w:jc w:val="left"/>
-              <w:rPr>
-                <w:sz w:val="22"/>
-                <w:szCs w:val="22"/>
-                <w:lang w:val="en-SG"/>
-              </w:rPr>
-            </w:pPr>
-            <w:r>
-              <w:rPr>
-                <w:sz w:val="22"/>
-                <w:szCs w:val="22"/>
-                <w:lang w:val="en-SG"/>
-              </w:rPr>
-              <w:t>Aya</w:t>
-            </w:r>
-            <w:r>
-              <w:rPr>
-                <w:sz w:val="22"/>
-                <w:szCs w:val="22"/>
-                <w:lang w:val="en-SG"/>
-              </w:rPr>
-              <w:t>taka</w:t>
-            </w:r>
-            <w:r>
-              <w:rPr>
-                <w:sz w:val="22"/>
-                <w:szCs w:val="22"/>
-                <w:lang w:val="en-SG"/>
-              </w:rPr>
-              <w:t xml:space="preserve"> - $1.00</w:t>
+              <w:rPr>
+                <w:lang w:val="en-SG"/>
+              </w:rPr>
+            </w:pPr>
+            <w:r>
+              <w:rPr>
+                <w:lang w:val="en-SG"/>
+              </w:rPr>
+              <w:t>Sprite</w:t>
+            </w:r>
+            <w:r>
+              <w:rPr>
+                <w:lang w:val="en-SG"/>
+              </w:rPr>
+              <w:t xml:space="preserve"> - $2.00</w:t>
             </w:r>
           </w:p>
           <w:p>
@@ -2760,34 +2859,29 @@
               <w:pStyle w:val="ListParagraph"/>
               <w:numPr>
                 <w:ilvl w:val="0"/>
-                <w:numId w:val="2"/>
+                <w:numId w:val="3"/>
               </w:numPr>
-              <w:suppressLineNumbers w:val="0"/>
-              <w:bidi w:val="0"/>
-              <w:spacing w:before="0" w:beforeAutospacing="off" w:after="0" w:afterAutospacing="off" w:line="240" w:lineRule="auto"/>
-              <w:ind w:left="720" w:right="0" w:hanging="360"/>
-              <w:jc w:val="left"/>
-              <w:rPr>
-                <w:sz w:val="22"/>
-                <w:szCs w:val="22"/>
-                <w:lang w:val="en-SG"/>
-              </w:rPr>
-            </w:pPr>
-            <w:r>
-              <w:rPr>
-                <w:sz w:val="22"/>
-                <w:szCs w:val="22"/>
-                <w:lang w:val="en-SG"/>
-              </w:rPr>
-              <w:t>Milk Tea</w:t>
-            </w:r>
-            <w:r>
-              <w:rPr>
-                <w:sz w:val="22"/>
-                <w:szCs w:val="22"/>
-                <w:lang w:val="en-SG"/>
-              </w:rPr>
-              <w:t xml:space="preserve"> - $3.00</w:t>
+              <w:rPr>
+                <w:lang w:val="en-SG"/>
+              </w:rPr>
+            </w:pPr>
+            <w:r>
+              <w:rPr>
+                <w:lang w:val="en-SG"/>
+              </w:rPr>
+              <w:t>Aya</w:t>
+            </w:r>
+            <w:r>
+              <w:rPr>
+                <w:lang w:val="en-SG"/>
+              </w:rPr>
+              <w:t>taka</w:t>
+            </w:r>
+            <w:r>
+              <w:rPr>
+                <w:lang w:val="en-SG"/>
+              </w:rPr>
+              <w:t xml:space="preserve"> - $1.00</w:t>
             </w:r>
           </w:p>
           <w:p>
@@ -2795,31 +2889,20 @@
               <w:pStyle w:val="ListParagraph"/>
               <w:numPr>
                 <w:ilvl w:val="0"/>
-                <w:numId w:val="2"/>
+                <w:numId w:val="3"/>
               </w:numPr>
-              <w:suppressLineNumbers w:val="0"/>
-              <w:bidi w:val="0"/>
-              <w:spacing w:before="0" w:beforeAutospacing="off" w:after="0" w:afterAutospacing="off" w:line="240" w:lineRule="auto"/>
-              <w:ind w:left="720" w:right="0" w:hanging="360"/>
-              <w:jc w:val="left"/>
-              <w:rPr>
-                <w:sz w:val="22"/>
-                <w:szCs w:val="22"/>
-                <w:lang w:val="en-SG"/>
-              </w:rPr>
-            </w:pPr>
-            <w:r>
-              <w:rPr>
-                <w:sz w:val="22"/>
-                <w:szCs w:val="22"/>
-                <w:lang w:val="en-SG"/>
-              </w:rPr>
-              <w:t>Coffee</w:t>
-            </w:r>
-            <w:r>
-              <w:rPr>
-                <w:sz w:val="22"/>
-                <w:szCs w:val="22"/>
+              <w:rPr>
+                <w:lang w:val="en-SG"/>
+              </w:rPr>
+            </w:pPr>
+            <w:r>
+              <w:rPr>
+                <w:lang w:val="en-SG"/>
+              </w:rPr>
+              <w:t>Milk Tea</w:t>
+            </w:r>
+            <w:r>
+              <w:rPr>
                 <w:lang w:val="en-SG"/>
               </w:rPr>
               <w:t xml:space="preserve"> - $3.00</w:t>
@@ -2830,34 +2913,23 @@
               <w:pStyle w:val="ListParagraph"/>
               <w:numPr>
                 <w:ilvl w:val="0"/>
-                <w:numId w:val="2"/>
+                <w:numId w:val="3"/>
               </w:numPr>
-              <w:suppressLineNumbers w:val="0"/>
-              <w:bidi w:val="0"/>
-              <w:spacing w:before="0" w:beforeAutospacing="off" w:after="0" w:afterAutospacing="off" w:line="240" w:lineRule="auto"/>
-              <w:ind w:left="720" w:right="0" w:hanging="360"/>
-              <w:jc w:val="left"/>
-              <w:rPr>
-                <w:sz w:val="22"/>
-                <w:szCs w:val="22"/>
-                <w:lang w:val="en-SG"/>
-              </w:rPr>
-            </w:pPr>
-            <w:r>
-              <w:rPr>
-                <w:sz w:val="22"/>
-                <w:szCs w:val="22"/>
-                <w:lang w:val="en-SG"/>
-              </w:rPr>
-              <w:t>A&amp;W</w:t>
-            </w:r>
-            <w:r>
-              <w:rPr>
-                <w:sz w:val="22"/>
-                <w:szCs w:val="22"/>
-                <w:lang w:val="en-SG"/>
-              </w:rPr>
-              <w:t xml:space="preserve"> - $2.00</w:t>
+              <w:rPr>
+                <w:lang w:val="en-SG"/>
+              </w:rPr>
+            </w:pPr>
+            <w:r>
+              <w:rPr>
+                <w:lang w:val="en-SG"/>
+              </w:rPr>
+              <w:t>Coffee</w:t>
+            </w:r>
+            <w:r>
+              <w:rPr>
+                <w:lang w:val="en-SG"/>
+              </w:rPr>
+              <w:t xml:space="preserve"> - $3.00</w:t>
             </w:r>
           </w:p>
           <w:p>
@@ -2865,34 +2937,23 @@
               <w:pStyle w:val="ListParagraph"/>
               <w:numPr>
                 <w:ilvl w:val="0"/>
-                <w:numId w:val="2"/>
+                <w:numId w:val="3"/>
               </w:numPr>
-              <w:suppressLineNumbers w:val="0"/>
-              <w:bidi w:val="0"/>
-              <w:spacing w:before="0" w:beforeAutospacing="off" w:after="0" w:afterAutospacing="off" w:line="240" w:lineRule="auto"/>
-              <w:ind w:left="720" w:right="0" w:hanging="360"/>
-              <w:jc w:val="left"/>
-              <w:rPr>
-                <w:sz w:val="22"/>
-                <w:szCs w:val="22"/>
-                <w:lang w:val="en-SG"/>
-              </w:rPr>
-            </w:pPr>
-            <w:r>
-              <w:rPr>
-                <w:sz w:val="22"/>
-                <w:szCs w:val="22"/>
-                <w:lang w:val="en-SG"/>
-              </w:rPr>
-              <w:t>Red Bull</w:t>
-            </w:r>
-            <w:r>
-              <w:rPr>
-                <w:sz w:val="22"/>
-                <w:szCs w:val="22"/>
-                <w:lang w:val="en-SG"/>
-              </w:rPr>
-              <w:t xml:space="preserve"> - $3.00</w:t>
+              <w:rPr>
+                <w:lang w:val="en-SG"/>
+              </w:rPr>
+            </w:pPr>
+            <w:r>
+              <w:rPr>
+                <w:lang w:val="en-SG"/>
+              </w:rPr>
+              <w:t>A&amp;W</w:t>
+            </w:r>
+            <w:r>
+              <w:rPr>
+                <w:lang w:val="en-SG"/>
+              </w:rPr>
+              <w:t xml:space="preserve"> - $2.00</w:t>
             </w:r>
           </w:p>
           <w:p>
@@ -2900,31 +2961,44 @@
               <w:pStyle w:val="ListParagraph"/>
               <w:numPr>
                 <w:ilvl w:val="0"/>
-                <w:numId w:val="2"/>
+                <w:numId w:val="3"/>
               </w:numPr>
-              <w:suppressLineNumbers w:val="0"/>
-              <w:bidi w:val="0"/>
-              <w:spacing w:before="0" w:beforeAutospacing="off" w:after="0" w:afterAutospacing="off" w:line="240" w:lineRule="auto"/>
-              <w:ind w:left="720" w:right="0" w:hanging="360"/>
-              <w:jc w:val="left"/>
-              <w:rPr>
-                <w:sz w:val="22"/>
-                <w:szCs w:val="22"/>
-                <w:lang w:val="en-SG"/>
-              </w:rPr>
-            </w:pPr>
-            <w:r>
-              <w:rPr>
-                <w:sz w:val="22"/>
-                <w:szCs w:val="22"/>
+              <w:rPr>
+                <w:lang w:val="en-SG"/>
+              </w:rPr>
+            </w:pPr>
+            <w:r>
+              <w:rPr>
+                <w:lang w:val="en-SG"/>
+              </w:rPr>
+              <w:t>Red Bull</w:t>
+            </w:r>
+            <w:r>
+              <w:rPr>
+                <w:lang w:val="en-SG"/>
+              </w:rPr>
+              <w:t xml:space="preserve"> - $3.00</w:t>
+            </w:r>
+          </w:p>
+          <w:p>
+            <w:pPr>
+              <w:pStyle w:val="ListParagraph"/>
+              <w:numPr>
+                <w:ilvl w:val="0"/>
+                <w:numId w:val="3"/>
+              </w:numPr>
+              <w:rPr>
+                <w:lang w:val="en-SG"/>
+              </w:rPr>
+            </w:pPr>
+            <w:r>
+              <w:rPr>
                 <w:lang w:val="en-SG"/>
               </w:rPr>
               <w:t>Diet Coke</w:t>
             </w:r>
             <w:r>
               <w:rPr>
-                <w:sz w:val="22"/>
-                <w:szCs w:val="22"/>
                 <w:lang w:val="en-SG"/>
               </w:rPr>
               <w:t xml:space="preserve"> - $2.00</w:t>
@@ -2939,7 +3013,6 @@
         <w:tc>
           <w:tcPr>
             <w:tcW w:w="1536" w:type="dxa"/>
-            <w:tcMar/>
           </w:tcPr>
           <w:p>
             <w:pPr>
@@ -2958,11 +3031,9 @@
         <w:tc>
           <w:tcPr>
             <w:tcW w:w="7480" w:type="dxa"/>
-            <w:tcMar/>
-          </w:tcPr>
-          <w:p>
-            <w:pPr>
-              <w:pStyle w:val="Normal"/>
+          </w:tcPr>
+          <w:p>
+            <w:pPr>
               <w:rPr>
                 <w:lang w:val="en-SG"/>
               </w:rPr>
@@ -2983,25 +3054,13 @@
               <w:rPr>
                 <w:lang w:val="en-SG"/>
               </w:rPr>
-              <w:t>proceed</w:t>
-            </w:r>
-            <w:r>
-              <w:rPr>
-                <w:lang w:val="en-SG"/>
-              </w:rPr>
-              <w:t xml:space="preserve"> to REQ-03</w:t>
-            </w:r>
-            <w:r>
-              <w:rPr>
-                <w:lang w:val="en-SG"/>
-              </w:rPr>
-              <w:t>.</w:t>
-            </w:r>
-            <w:r>
-              <w:rPr>
-                <w:lang w:val="en-SG"/>
-              </w:rPr>
-              <w:t xml:space="preserve"> </w:t>
+              <w:t>proceed to REQ-03</w:t>
+            </w:r>
+            <w:r>
+              <w:rPr>
+                <w:lang w:val="en-SG"/>
+              </w:rPr>
+              <w:t xml:space="preserve">. </w:t>
             </w:r>
             <w:r>
               <w:rPr>
@@ -3024,15 +3083,13 @@
           </w:p>
           <w:p>
             <w:pPr>
-              <w:pStyle w:val="Normal"/>
-              <w:rPr>
-                <w:lang w:val="en-SG"/>
-              </w:rPr>
-            </w:pPr>
-          </w:p>
-          <w:p>
-            <w:pPr>
-              <w:pStyle w:val="Normal"/>
+              <w:rPr>
+                <w:lang w:val="en-SG"/>
+              </w:rPr>
+            </w:pPr>
+          </w:p>
+          <w:p>
+            <w:pPr>
               <w:rPr>
                 <w:lang w:val="en-SG"/>
               </w:rPr>
@@ -3052,8 +3109,48 @@
         </w:trPr>
         <w:tc>
           <w:tcPr>
-            <w:tcW w:w="1555" w:type="dxa"/>
-            <w:tcMar/>
+            <w:tcW w:w="1536" w:type="dxa"/>
+          </w:tcPr>
+          <w:p>
+            <w:pPr>
+              <w:rPr>
+                <w:lang w:val="en-SG"/>
+              </w:rPr>
+            </w:pPr>
+            <w:r>
+              <w:rPr>
+                <w:lang w:val="en-SG"/>
+              </w:rPr>
+              <w:t>REQ-31</w:t>
+            </w:r>
+          </w:p>
+        </w:tc>
+        <w:tc>
+          <w:tcPr>
+            <w:tcW w:w="7480" w:type="dxa"/>
+          </w:tcPr>
+          <w:p>
+            <w:pPr>
+              <w:rPr>
+                <w:lang w:val="en-SG"/>
+              </w:rPr>
+            </w:pPr>
+            <w:r>
+              <w:rPr>
+                <w:lang w:val="en-SG"/>
+              </w:rPr>
+              <w:t>When the “#” button is clicked, the order is confirmed and the users can proceed to payment as stated in REQ-15</w:t>
+            </w:r>
+          </w:p>
+        </w:tc>
+      </w:tr>
+      <w:tr>
+        <w:trPr>
+          <w:trHeight w:val="300"/>
+        </w:trPr>
+        <w:tc>
+          <w:tcPr>
+            <w:tcW w:w="1536" w:type="dxa"/>
           </w:tcPr>
           <w:p>
             <w:pPr>
@@ -3084,44 +3181,19 @@
         </w:tc>
         <w:tc>
           <w:tcPr>
-            <w:tcW w:w="7654" w:type="dxa"/>
-            <w:tcMar/>
-          </w:tcPr>
-          <w:p>
-            <w:pPr>
-              <w:rPr>
-                <w:lang w:val="en-SG"/>
-              </w:rPr>
-            </w:pPr>
-            <w:r>
-              <w:rPr>
-                <w:lang w:val="en-SG"/>
-              </w:rPr>
-              <w:t>In the main menu defined in REQ-</w:t>
-            </w:r>
-            <w:r>
-              <w:rPr>
-                <w:lang w:val="en-SG"/>
-              </w:rPr>
-              <w:t>01, if</w:t>
-            </w:r>
-            <w:r>
-              <w:rPr>
-                <w:lang w:val="en-SG"/>
-              </w:rPr>
-              <w:t xml:space="preserve"> the </w:t>
-            </w:r>
-            <w:r>
-              <w:rPr>
-                <w:lang w:val="en-SG"/>
-              </w:rPr>
-              <w:t>option</w:t>
-            </w:r>
-            <w:r>
-              <w:rPr>
-                <w:lang w:val="en-SG"/>
-              </w:rPr>
-              <w:t xml:space="preserve"> “</w:t>
+            <w:tcW w:w="7480" w:type="dxa"/>
+          </w:tcPr>
+          <w:p>
+            <w:pPr>
+              <w:rPr>
+                <w:lang w:val="en-SG"/>
+              </w:rPr>
+            </w:pPr>
+            <w:r>
+              <w:rPr>
+                <w:lang w:val="en-SG"/>
+              </w:rPr>
+              <w:t>In the main menu defined in REQ-01, if the option “</w:t>
             </w:r>
             <w:r>
               <w:rPr>
@@ -3220,50 +3292,35 @@
               <w:rPr>
                 <w:lang w:val="en-SG"/>
               </w:rPr>
-              <w:t xml:space="preserve"> </w:t>
-            </w:r>
-            <w:r>
-              <w:rPr>
-                <w:lang w:val="en-SG"/>
-              </w:rPr>
-              <w:t>is required to</w:t>
-            </w:r>
-            <w:r>
-              <w:rPr>
-                <w:lang w:val="en-SG"/>
-              </w:rPr>
-              <w:t xml:space="preserve"> pay to receive item through REQ-15.</w:t>
+              <w:t xml:space="preserve"> is required to pay to receive item through REQ-15.</w:t>
             </w:r>
           </w:p>
         </w:tc>
       </w:tr>
     </w:tbl>
     <w:p>
-      <w:pPr/>
       <w:r>
+        <w:rPr>
+          <w:noProof/>
+        </w:rPr>
+        <w:lastRenderedPageBreak/>
         <w:drawing>
-          <wp:inline wp14:editId="0B8C9A9D" wp14:anchorId="4D95AEAF">
-            <wp:extent cx="5724525" cy="4076700"/>
-            <wp:effectExtent l="0" t="0" r="0" b="0"/>
-            <wp:docPr id="93996271" name="drawing"/>
+          <wp:inline distT="0" distB="0" distL="0" distR="0" wp14:anchorId="26776A4E" wp14:editId="27FDB7EA">
+            <wp:extent cx="5731510" cy="2808605"/>
+            <wp:effectExtent l="0" t="0" r="2540" b="0"/>
+            <wp:docPr id="1422315914" name="Picture 1"/>
             <wp:cNvGraphicFramePr>
-              <a:graphicFrameLocks noChangeAspect="1"/>
+              <a:graphicFrameLocks xmlns:a="http://schemas.openxmlformats.org/drawingml/2006/main" noChangeAspect="1"/>
             </wp:cNvGraphicFramePr>
-            <a:graphic>
-              <a:graphicData xmlns:a="http://schemas.openxmlformats.org/drawingml/2006/main" uri="http://schemas.openxmlformats.org/drawingml/2006/picture">
+            <a:graphic xmlns:a="http://schemas.openxmlformats.org/drawingml/2006/main">
+              <a:graphicData uri="http://schemas.openxmlformats.org/drawingml/2006/picture">
                 <pic:pic xmlns:pic="http://schemas.openxmlformats.org/drawingml/2006/picture">
                   <pic:nvPicPr>
-                    <pic:cNvPr id="93996271" name=""/>
+                    <pic:cNvPr id="1422315914" name=""/>
                     <pic:cNvPicPr/>
                   </pic:nvPicPr>
                   <pic:blipFill>
-                    <a:blip xmlns:r="http://schemas.openxmlformats.org/officeDocument/2006/relationships" r:embed="rId2042262910">
-                      <a:extLst>
-                        <a:ext xmlns:a="http://schemas.openxmlformats.org/drawingml/2006/main" uri="{28A0092B-C50C-407E-A947-70E740481C1C}">
-                          <a14:useLocalDpi xmlns:a14="http://schemas.microsoft.com/office/drawing/2010/main" val="0"/>
-                        </a:ext>
-                      </a:extLst>
-                    </a:blip>
+                    <a:blip r:embed="rId13"/>
                     <a:stretch>
                       <a:fillRect/>
                     </a:stretch>
@@ -3271,7 +3328,7 @@
                   <pic:spPr>
                     <a:xfrm>
                       <a:off x="0" y="0"/>
-                      <a:ext cx="5724525" cy="4076700"/>
+                      <a:ext cx="5731510" cy="2808605"/>
                     </a:xfrm>
                     <a:prstGeom prst="rect">
                       <a:avLst/>
@@ -3296,20 +3353,20 @@
         <w:pStyle w:val="Heading3"/>
         <w:numPr>
           <w:ilvl w:val="2"/>
-          <w:numId w:val="12"/>
+          <w:numId w:val="13"/>
         </w:numPr>
         <w:rPr>
           <w:lang w:val="en-SG"/>
         </w:rPr>
       </w:pPr>
-      <w:bookmarkStart w:name="_Toc1880554966" w:id="517196032"/>
+      <w:bookmarkStart w:id="12" w:name="_Toc1880554966"/>
       <w:r>
         <w:rPr>
           <w:lang w:val="en-SG"/>
         </w:rPr>
         <w:t>Dispense Drinks</w:t>
       </w:r>
-      <w:bookmarkEnd w:id="517196032"/>
+      <w:bookmarkEnd w:id="12"/>
     </w:p>
     <w:p>
       <w:pPr>
@@ -3359,7 +3416,6 @@
         <w:tc>
           <w:tcPr>
             <w:tcW w:w="1555" w:type="dxa"/>
-            <w:tcMar/>
           </w:tcPr>
           <w:p>
             <w:pPr>
@@ -3382,7 +3438,6 @@
         <w:tc>
           <w:tcPr>
             <w:tcW w:w="7654" w:type="dxa"/>
-            <w:tcMar/>
           </w:tcPr>
           <w:p>
             <w:pPr>
@@ -3410,7 +3465,6 @@
         <w:tc>
           <w:tcPr>
             <w:tcW w:w="1555" w:type="dxa"/>
-            <w:tcMar/>
           </w:tcPr>
           <w:p>
             <w:pPr>
@@ -3442,19 +3496,24 @@
         <w:tc>
           <w:tcPr>
             <w:tcW w:w="7654" w:type="dxa"/>
-            <w:tcMar/>
-          </w:tcPr>
-          <w:p>
-            <w:pPr>
-              <w:rPr>
-                <w:lang w:val="en-SG"/>
-              </w:rPr>
-            </w:pPr>
-            <w:r>
-              <w:rPr>
-                <w:lang w:val="en-SG"/>
-              </w:rPr>
-              <w:t>If payment is made, drink will be dispensed based on the number ID inputted by user.</w:t>
+          </w:tcPr>
+          <w:p>
+            <w:pPr>
+              <w:rPr>
+                <w:lang w:val="en-SG"/>
+              </w:rPr>
+            </w:pPr>
+            <w:r>
+              <w:rPr>
+                <w:lang w:val="en-SG"/>
+              </w:rPr>
+              <w:t xml:space="preserve">If payment is made, </w:t>
+            </w:r>
+            <w:r>
+              <w:rPr>
+                <w:lang w:val="en-SG"/>
+              </w:rPr>
+              <w:t>the DC Motor will be activated for 5 seconds to stimulate the drink dispensing, and the servo motor will turn 180 degree to stimulate the vending machine door opening</w:t>
             </w:r>
           </w:p>
         </w:tc>
@@ -3528,20 +3587,20 @@
         <w:pStyle w:val="Heading3"/>
         <w:numPr>
           <w:ilvl w:val="2"/>
-          <w:numId w:val="12"/>
+          <w:numId w:val="13"/>
         </w:numPr>
         <w:rPr>
           <w:lang w:val="en-SG"/>
         </w:rPr>
       </w:pPr>
-      <w:bookmarkStart w:name="_Toc1581697377" w:id="335714218"/>
+      <w:bookmarkStart w:id="13" w:name="_Toc1581697377"/>
       <w:r>
         <w:rPr>
           <w:lang w:val="en-SG"/>
         </w:rPr>
         <w:t>Remote Access</w:t>
       </w:r>
-      <w:bookmarkEnd w:id="335714218"/>
+      <w:bookmarkEnd w:id="13"/>
     </w:p>
     <w:p>
       <w:pPr>
@@ -3557,21 +3616,7 @@
           <w:color w:val="FF0000"/>
           <w:lang w:val="en-SG"/>
         </w:rPr>
-        <w:t xml:space="preserve">The vending machine supports remote access, allowing technicians to </w:t>
-      </w:r>
-      <w:r>
-        <w:rPr>
-          <w:color w:val="FF0000"/>
-          <w:lang w:val="en-SG"/>
-        </w:rPr>
-        <w:t>monitor</w:t>
-      </w:r>
-      <w:r>
-        <w:rPr>
-          <w:color w:val="FF0000"/>
-          <w:lang w:val="en-SG"/>
-        </w:rPr>
-        <w:t xml:space="preserve"> the environment setting of the vending machine, and notify the technician in an event of a </w:t>
+        <w:t xml:space="preserve">The vending machine supports remote access, allowing technicians to monitor the environment setting of the vending machine, and notify the technician in an event of a </w:t>
       </w:r>
       <w:r>
         <w:rPr>
@@ -3605,7 +3650,6 @@
         <w:tc>
           <w:tcPr>
             <w:tcW w:w="1537" w:type="dxa"/>
-            <w:tcMar/>
           </w:tcPr>
           <w:p>
             <w:pPr>
@@ -3628,7 +3672,6 @@
         <w:tc>
           <w:tcPr>
             <w:tcW w:w="7479" w:type="dxa"/>
-            <w:tcMar/>
           </w:tcPr>
           <w:p>
             <w:pPr>
@@ -3656,15 +3699,15 @@
         <w:tc>
           <w:tcPr>
             <w:tcW w:w="1537" w:type="dxa"/>
-            <w:tcMar/>
-          </w:tcPr>
-          <w:p>
-            <w:pPr>
-              <w:rPr>
-                <w:lang w:val="en-SG"/>
-              </w:rPr>
-            </w:pPr>
-            <w:r>
+          </w:tcPr>
+          <w:p>
+            <w:pPr>
+              <w:rPr>
+                <w:lang w:val="en-SG"/>
+              </w:rPr>
+            </w:pPr>
+            <w:r>
+              <w:lastRenderedPageBreak/>
               <w:br/>
             </w:r>
             <w:r>
@@ -3690,49 +3733,24 @@
         <w:tc>
           <w:tcPr>
             <w:tcW w:w="7479" w:type="dxa"/>
-            <w:tcMar/>
-          </w:tcPr>
-          <w:p>
-            <w:pPr>
-              <w:rPr>
-                <w:lang w:val="en-SG"/>
-              </w:rPr>
-            </w:pPr>
-            <w:r>
-              <w:rPr>
-                <w:lang w:val="en-SG"/>
-              </w:rPr>
-              <w:t xml:space="preserve">Vending machine continues to </w:t>
-            </w:r>
-            <w:r>
-              <w:rPr>
-                <w:lang w:val="en-SG"/>
-              </w:rPr>
-              <w:t>monitor</w:t>
-            </w:r>
-            <w:r>
-              <w:rPr>
-                <w:lang w:val="en-SG"/>
-              </w:rPr>
-              <w:t xml:space="preserve"> temperature and humidity</w:t>
-            </w:r>
-            <w:r>
-              <w:rPr>
-                <w:lang w:val="en-SG"/>
-              </w:rPr>
-              <w:t xml:space="preserve"> to ensure </w:t>
-            </w:r>
-            <w:r>
-              <w:rPr>
-                <w:lang w:val="en-SG"/>
-              </w:rPr>
-              <w:t>optimal</w:t>
-            </w:r>
-            <w:r>
-              <w:rPr>
-                <w:lang w:val="en-SG"/>
-              </w:rPr>
-              <w:t xml:space="preserve"> conditions where drinks are stored.</w:t>
+          </w:tcPr>
+          <w:p>
+            <w:pPr>
+              <w:rPr>
+                <w:lang w:val="en-SG"/>
+              </w:rPr>
+            </w:pPr>
+            <w:r>
+              <w:rPr>
+                <w:lang w:val="en-SG"/>
+              </w:rPr>
+              <w:t>Vending machine continues to monitor temperature and humidity</w:t>
+            </w:r>
+            <w:r>
+              <w:rPr>
+                <w:lang w:val="en-SG"/>
+              </w:rPr>
+              <w:t xml:space="preserve"> to ensure optimal conditions where drinks are stored.</w:t>
             </w:r>
           </w:p>
         </w:tc>
@@ -3744,7 +3762,6 @@
         <w:tc>
           <w:tcPr>
             <w:tcW w:w="1537" w:type="dxa"/>
-            <w:tcMar/>
           </w:tcPr>
           <w:p>
             <w:pPr>
@@ -3775,44 +3792,31 @@
         <w:tc>
           <w:tcPr>
             <w:tcW w:w="7479" w:type="dxa"/>
-            <w:tcMar/>
-          </w:tcPr>
-          <w:p>
-            <w:pPr>
-              <w:rPr>
-                <w:rFonts w:ascii="Calibri" w:hAnsi="Calibri" w:eastAsia="Calibri" w:cs="Calibri"/>
-                <w:noProof w:val="0"/>
-                <w:sz w:val="22"/>
-                <w:szCs w:val="22"/>
-                <w:lang w:val="en-SG"/>
-              </w:rPr>
-            </w:pPr>
-            <w:r>
-              <w:rPr>
-                <w:rFonts w:ascii="Calibri" w:hAnsi="Calibri" w:eastAsia="Calibri" w:cs="Calibri"/>
-                <w:noProof w:val="0"/>
-                <w:sz w:val="22"/>
-                <w:szCs w:val="22"/>
+          </w:tcPr>
+          <w:p>
+            <w:pPr>
+              <w:rPr>
+                <w:rFonts w:ascii="Calibri" w:eastAsia="Calibri" w:hAnsi="Calibri" w:cs="Calibri"/>
+                <w:lang w:val="en-SG"/>
+              </w:rPr>
+            </w:pPr>
+            <w:r>
+              <w:rPr>
+                <w:rFonts w:ascii="Calibri" w:eastAsia="Calibri" w:hAnsi="Calibri" w:cs="Calibri"/>
                 <w:lang w:val="en-SG"/>
               </w:rPr>
               <w:t xml:space="preserve">The system shall compare </w:t>
             </w:r>
             <w:r>
               <w:rPr>
-                <w:rFonts w:ascii="Calibri" w:hAnsi="Calibri" w:eastAsia="Calibri" w:cs="Calibri"/>
-                <w:noProof w:val="0"/>
-                <w:sz w:val="22"/>
-                <w:szCs w:val="22"/>
+                <w:rFonts w:ascii="Calibri" w:eastAsia="Calibri" w:hAnsi="Calibri" w:cs="Calibri"/>
                 <w:lang w:val="en-SG"/>
               </w:rPr>
               <w:t>vending machine temperature</w:t>
             </w:r>
             <w:r>
               <w:rPr>
-                <w:rFonts w:ascii="Calibri" w:hAnsi="Calibri" w:eastAsia="Calibri" w:cs="Calibri"/>
-                <w:noProof w:val="0"/>
-                <w:sz w:val="22"/>
-                <w:szCs w:val="22"/>
+                <w:rFonts w:ascii="Calibri" w:eastAsia="Calibri" w:hAnsi="Calibri" w:cs="Calibri"/>
                 <w:lang w:val="en-SG"/>
               </w:rPr>
               <w:t xml:space="preserve"> readings with predefined thresholds (e.g., 2°C–8°C for cold drinks).</w:t>
@@ -3827,7 +3831,6 @@
         <w:tc>
           <w:tcPr>
             <w:tcW w:w="1537" w:type="dxa"/>
-            <w:tcMar/>
           </w:tcPr>
           <w:p>
             <w:pPr>
@@ -3856,7 +3859,6 @@
           </w:p>
           <w:p>
             <w:pPr>
-              <w:pStyle w:val="Normal"/>
               <w:rPr>
                 <w:lang w:val="en-SG"/>
               </w:rPr>
@@ -3866,74 +3868,45 @@
         <w:tc>
           <w:tcPr>
             <w:tcW w:w="7479" w:type="dxa"/>
-            <w:tcMar/>
-          </w:tcPr>
-          <w:p>
-            <w:pPr>
-              <w:rPr>
-                <w:rFonts w:ascii="Calibri" w:hAnsi="Calibri" w:eastAsia="Calibri" w:cs="Calibri"/>
-                <w:noProof w:val="0"/>
-                <w:sz w:val="22"/>
-                <w:szCs w:val="22"/>
-                <w:lang w:val="en-SG"/>
-              </w:rPr>
-            </w:pPr>
-            <w:r>
-              <w:rPr>
-                <w:rFonts w:ascii="Calibri" w:hAnsi="Calibri" w:eastAsia="Calibri" w:cs="Calibri"/>
-                <w:noProof w:val="0"/>
-                <w:sz w:val="22"/>
-                <w:szCs w:val="22"/>
+          </w:tcPr>
+          <w:p>
+            <w:pPr>
+              <w:rPr>
+                <w:rFonts w:ascii="Calibri" w:eastAsia="Calibri" w:hAnsi="Calibri" w:cs="Calibri"/>
+                <w:lang w:val="en-SG"/>
+              </w:rPr>
+            </w:pPr>
+            <w:r>
+              <w:rPr>
+                <w:rFonts w:ascii="Calibri" w:eastAsia="Calibri" w:hAnsi="Calibri" w:cs="Calibri"/>
                 <w:lang w:val="en-SG"/>
               </w:rPr>
               <w:t>If</w:t>
             </w:r>
             <w:r>
               <w:rPr>
-                <w:rFonts w:ascii="Calibri" w:hAnsi="Calibri" w:eastAsia="Calibri" w:cs="Calibri"/>
-                <w:noProof w:val="0"/>
-                <w:sz w:val="22"/>
-                <w:szCs w:val="22"/>
+                <w:rFonts w:ascii="Calibri" w:eastAsia="Calibri" w:hAnsi="Calibri" w:cs="Calibri"/>
                 <w:lang w:val="en-SG"/>
               </w:rPr>
               <w:t xml:space="preserve"> the vending machine</w:t>
             </w:r>
             <w:r>
               <w:rPr>
-                <w:rFonts w:ascii="Calibri" w:hAnsi="Calibri" w:eastAsia="Calibri" w:cs="Calibri"/>
-                <w:noProof w:val="0"/>
-                <w:sz w:val="22"/>
-                <w:szCs w:val="22"/>
+                <w:rFonts w:ascii="Calibri" w:eastAsia="Calibri" w:hAnsi="Calibri" w:cs="Calibri"/>
+                <w:lang w:val="en-SG"/>
+              </w:rPr>
+              <w:t xml:space="preserve"> readings exceed acceptable limits, the system shall automatically generate an alert</w:t>
+            </w:r>
+            <w:r>
+              <w:rPr>
+                <w:rFonts w:ascii="Calibri" w:eastAsia="Calibri" w:hAnsi="Calibri" w:cs="Calibri"/>
                 <w:lang w:val="en-SG"/>
               </w:rPr>
               <w:t xml:space="preserve"> </w:t>
             </w:r>
             <w:r>
               <w:rPr>
-                <w:rFonts w:ascii="Calibri" w:hAnsi="Calibri" w:eastAsia="Calibri" w:cs="Calibri"/>
-                <w:noProof w:val="0"/>
-                <w:sz w:val="22"/>
-                <w:szCs w:val="22"/>
-                <w:lang w:val="en-SG"/>
-              </w:rPr>
-              <w:t>readings exceed acceptable limits, the system shall automatically generate an alert</w:t>
-            </w:r>
-            <w:r>
-              <w:rPr>
-                <w:rFonts w:ascii="Calibri" w:hAnsi="Calibri" w:eastAsia="Calibri" w:cs="Calibri"/>
-                <w:noProof w:val="0"/>
-                <w:sz w:val="22"/>
-                <w:szCs w:val="22"/>
-                <w:lang w:val="en-SG"/>
-              </w:rPr>
-              <w:t xml:space="preserve"> </w:t>
-            </w:r>
-            <w:r>
-              <w:rPr>
-                <w:rFonts w:ascii="Calibri" w:hAnsi="Calibri" w:eastAsia="Calibri" w:cs="Calibri"/>
-                <w:noProof w:val="0"/>
-                <w:sz w:val="22"/>
-                <w:szCs w:val="22"/>
+                <w:rFonts w:ascii="Calibri" w:eastAsia="Calibri" w:hAnsi="Calibri" w:cs="Calibri"/>
                 <w:lang w:val="en-SG"/>
               </w:rPr>
               <w:t>to the technician (etc. SMS, phone call)</w:t>
@@ -3945,23 +3918,26 @@
     <w:p/>
     <w:p>
       <w:r>
+        <w:rPr>
+          <w:noProof/>
+        </w:rPr>
         <w:drawing>
-          <wp:inline wp14:editId="2391CD0F" wp14:anchorId="05B6AA7C">
+          <wp:inline distT="0" distB="0" distL="0" distR="0" wp14:anchorId="05B6AA7C" wp14:editId="2391CD0F">
             <wp:extent cx="3800121" cy="4478436"/>
             <wp:effectExtent l="0" t="0" r="0" b="0"/>
             <wp:docPr id="1312863027" name="drawing"/>
             <wp:cNvGraphicFramePr>
-              <a:graphicFrameLocks noChangeAspect="1"/>
+              <a:graphicFrameLocks xmlns:a="http://schemas.openxmlformats.org/drawingml/2006/main" noChangeAspect="1"/>
             </wp:cNvGraphicFramePr>
-            <a:graphic>
-              <a:graphicData xmlns:a="http://schemas.openxmlformats.org/drawingml/2006/main" uri="http://schemas.openxmlformats.org/drawingml/2006/picture">
+            <a:graphic xmlns:a="http://schemas.openxmlformats.org/drawingml/2006/main">
+              <a:graphicData uri="http://schemas.openxmlformats.org/drawingml/2006/picture">
                 <pic:pic xmlns:pic="http://schemas.openxmlformats.org/drawingml/2006/picture">
                   <pic:nvPicPr>
                     <pic:cNvPr id="1312863027" name=""/>
                     <pic:cNvPicPr/>
                   </pic:nvPicPr>
                   <pic:blipFill>
-                    <a:blip xmlns:r="http://schemas.openxmlformats.org/officeDocument/2006/relationships" r:embed="rId1133748791">
+                    <a:blip r:embed="rId14">
                       <a:extLst>
                         <a:ext uri="{28A0092B-C50C-407E-A947-70E740481C1C}">
                           <a14:useLocalDpi xmlns:a14="http://schemas.microsoft.com/office/drawing/2010/main"/>
@@ -3973,7 +3949,7 @@
                     </a:stretch>
                   </pic:blipFill>
                   <pic:spPr>
-                    <a:xfrm rot="0">
+                    <a:xfrm>
                       <a:off x="0" y="0"/>
                       <a:ext cx="3800121" cy="4478436"/>
                     </a:xfrm>
@@ -3990,13 +3966,387 @@
     </w:p>
     <w:p>
       <w:pPr>
-        <w:rPr>
-          <w:lang w:val="en-SG"/>
-        </w:rPr>
-      </w:pPr>
-    </w:p>
-    <w:p>
-      <w:pPr/>
+        <w:pStyle w:val="Heading2"/>
+        <w:numPr>
+          <w:ilvl w:val="2"/>
+          <w:numId w:val="13"/>
+        </w:numPr>
+        <w:rPr>
+          <w:lang w:val="en-SG"/>
+        </w:rPr>
+      </w:pPr>
+      <w:r>
+        <w:rPr>
+          <w:lang w:val="en-SG"/>
+        </w:rPr>
+        <w:t xml:space="preserve">Refilling </w:t>
+      </w:r>
+      <w:r>
+        <w:rPr>
+          <w:lang w:val="en-SG"/>
+        </w:rPr>
+        <w:t xml:space="preserve">or adding </w:t>
+      </w:r>
+      <w:r>
+        <w:rPr>
+          <w:lang w:val="en-SG"/>
+        </w:rPr>
+        <w:t xml:space="preserve">stocks </w:t>
+      </w:r>
+    </w:p>
+    <w:p>
+      <w:pPr>
+        <w:spacing w:after="0" w:line="240" w:lineRule="auto"/>
+        <w:rPr>
+          <w:color w:val="FF0000"/>
+          <w:lang w:val="en-SG"/>
+        </w:rPr>
+      </w:pPr>
+      <w:r>
+        <w:rPr>
+          <w:color w:val="FF0000"/>
+          <w:lang w:val="en-SG"/>
+        </w:rPr>
+        <w:t xml:space="preserve">To </w:t>
+      </w:r>
+      <w:r>
+        <w:rPr>
+          <w:color w:val="FF0000"/>
+          <w:lang w:val="en-SG"/>
+        </w:rPr>
+        <w:t xml:space="preserve">refill the stocks of the items, using the website </w:t>
+      </w:r>
+    </w:p>
+    <w:tbl>
+      <w:tblPr>
+        <w:tblStyle w:val="TableGrid"/>
+        <w:tblW w:w="0" w:type="auto"/>
+        <w:tblLook w:val="04A0" w:firstRow="1" w:lastRow="0" w:firstColumn="1" w:lastColumn="0" w:noHBand="0" w:noVBand="1"/>
+      </w:tblPr>
+      <w:tblGrid>
+        <w:gridCol w:w="1537"/>
+        <w:gridCol w:w="7479"/>
+      </w:tblGrid>
+      <w:tr>
+        <w:trPr>
+          <w:trHeight w:val="300"/>
+        </w:trPr>
+        <w:tc>
+          <w:tcPr>
+            <w:tcW w:w="1537" w:type="dxa"/>
+          </w:tcPr>
+          <w:p>
+            <w:pPr>
+              <w:rPr>
+                <w:b/>
+                <w:bCs/>
+                <w:lang w:val="en-SG"/>
+              </w:rPr>
+            </w:pPr>
+            <w:r>
+              <w:rPr>
+                <w:b/>
+                <w:bCs/>
+                <w:lang w:val="en-SG"/>
+              </w:rPr>
+              <w:t>REQ_ID</w:t>
+            </w:r>
+          </w:p>
+        </w:tc>
+        <w:tc>
+          <w:tcPr>
+            <w:tcW w:w="7479" w:type="dxa"/>
+          </w:tcPr>
+          <w:p>
+            <w:pPr>
+              <w:rPr>
+                <w:b/>
+                <w:bCs/>
+                <w:lang w:val="en-SG"/>
+              </w:rPr>
+            </w:pPr>
+            <w:r>
+              <w:rPr>
+                <w:b/>
+                <w:bCs/>
+                <w:lang w:val="en-SG"/>
+              </w:rPr>
+              <w:t>Requirement</w:t>
+            </w:r>
+          </w:p>
+        </w:tc>
+      </w:tr>
+      <w:tr>
+        <w:trPr>
+          <w:trHeight w:val="300"/>
+        </w:trPr>
+        <w:tc>
+          <w:tcPr>
+            <w:tcW w:w="1537" w:type="dxa"/>
+          </w:tcPr>
+          <w:p>
+            <w:pPr>
+              <w:rPr>
+                <w:lang w:val="en-SG"/>
+              </w:rPr>
+            </w:pPr>
+            <w:r>
+              <w:br/>
+            </w:r>
+            <w:r>
+              <w:rPr>
+                <w:lang w:val="en-SG"/>
+              </w:rPr>
+              <w:t>REQ-</w:t>
+            </w:r>
+            <w:r>
+              <w:rPr>
+                <w:lang w:val="en-SG"/>
+              </w:rPr>
+              <w:t>35</w:t>
+            </w:r>
+          </w:p>
+        </w:tc>
+        <w:tc>
+          <w:tcPr>
+            <w:tcW w:w="7479" w:type="dxa"/>
+          </w:tcPr>
+          <w:p>
+            <w:pPr>
+              <w:rPr>
+                <w:lang w:val="en-SG"/>
+              </w:rPr>
+            </w:pPr>
+            <w:r>
+              <w:rPr>
+                <w:lang w:val="en-SG"/>
+              </w:rPr>
+              <w:t>The website should check if the user that has logged in is a valid staff</w:t>
+            </w:r>
+          </w:p>
+        </w:tc>
+      </w:tr>
+      <w:tr>
+        <w:trPr>
+          <w:trHeight w:val="300"/>
+        </w:trPr>
+        <w:tc>
+          <w:tcPr>
+            <w:tcW w:w="1537" w:type="dxa"/>
+          </w:tcPr>
+          <w:p>
+            <w:pPr>
+              <w:rPr>
+                <w:lang w:val="en-SG"/>
+              </w:rPr>
+            </w:pPr>
+            <w:r>
+              <w:rPr>
+                <w:lang w:val="en-SG"/>
+              </w:rPr>
+              <w:t>REQ-</w:t>
+            </w:r>
+            <w:r>
+              <w:rPr>
+                <w:lang w:val="en-SG"/>
+              </w:rPr>
+              <w:t>36</w:t>
+            </w:r>
+          </w:p>
+        </w:tc>
+        <w:tc>
+          <w:tcPr>
+            <w:tcW w:w="7479" w:type="dxa"/>
+          </w:tcPr>
+          <w:p>
+            <w:pPr>
+              <w:rPr>
+                <w:rFonts w:ascii="Calibri" w:eastAsia="Calibri" w:hAnsi="Calibri" w:cs="Calibri"/>
+                <w:lang w:val="en-SG"/>
+              </w:rPr>
+            </w:pPr>
+            <w:r>
+              <w:rPr>
+                <w:rFonts w:ascii="Calibri" w:eastAsia="Calibri" w:hAnsi="Calibri" w:cs="Calibri"/>
+                <w:lang w:val="en-SG"/>
+              </w:rPr>
+              <w:t>If the user is a valid staff, then it should give the staff the option of add drinks or update drinks</w:t>
+            </w:r>
+          </w:p>
+        </w:tc>
+      </w:tr>
+      <w:tr>
+        <w:trPr>
+          <w:trHeight w:val="300"/>
+        </w:trPr>
+        <w:tc>
+          <w:tcPr>
+            <w:tcW w:w="1537" w:type="dxa"/>
+          </w:tcPr>
+          <w:p>
+            <w:pPr>
+              <w:rPr>
+                <w:lang w:val="en-SG"/>
+              </w:rPr>
+            </w:pPr>
+            <w:r>
+              <w:rPr>
+                <w:lang w:val="en-SG"/>
+              </w:rPr>
+              <w:t>REQ-</w:t>
+            </w:r>
+            <w:r>
+              <w:rPr>
+                <w:lang w:val="en-SG"/>
+              </w:rPr>
+              <w:t>37</w:t>
+            </w:r>
+          </w:p>
+          <w:p>
+            <w:pPr>
+              <w:rPr>
+                <w:lang w:val="en-SG"/>
+              </w:rPr>
+            </w:pPr>
+          </w:p>
+        </w:tc>
+        <w:tc>
+          <w:tcPr>
+            <w:tcW w:w="7479" w:type="dxa"/>
+          </w:tcPr>
+          <w:p>
+            <w:pPr>
+              <w:rPr>
+                <w:rFonts w:ascii="Calibri" w:eastAsia="Calibri" w:hAnsi="Calibri" w:cs="Calibri"/>
+                <w:lang w:val="en-SG"/>
+              </w:rPr>
+            </w:pPr>
+            <w:r>
+              <w:rPr>
+                <w:rFonts w:ascii="Calibri" w:eastAsia="Calibri" w:hAnsi="Calibri" w:cs="Calibri"/>
+                <w:lang w:val="en-SG"/>
+              </w:rPr>
+              <w:t>If update drink is selected, the user can select the drink to update and update the drinks accordingly</w:t>
+            </w:r>
+          </w:p>
+        </w:tc>
+      </w:tr>
+      <w:tr>
+        <w:trPr>
+          <w:trHeight w:val="300"/>
+        </w:trPr>
+        <w:tc>
+          <w:tcPr>
+            <w:tcW w:w="1537" w:type="dxa"/>
+          </w:tcPr>
+          <w:p>
+            <w:pPr>
+              <w:rPr>
+                <w:lang w:val="en-SG"/>
+              </w:rPr>
+            </w:pPr>
+            <w:r>
+              <w:rPr>
+                <w:lang w:val="en-SG"/>
+              </w:rPr>
+              <w:t>REQ-</w:t>
+            </w:r>
+            <w:r>
+              <w:rPr>
+                <w:lang w:val="en-SG"/>
+              </w:rPr>
+              <w:t>3</w:t>
+            </w:r>
+            <w:r>
+              <w:rPr>
+                <w:lang w:val="en-SG"/>
+              </w:rPr>
+              <w:t>8</w:t>
+            </w:r>
+          </w:p>
+        </w:tc>
+        <w:tc>
+          <w:tcPr>
+            <w:tcW w:w="7479" w:type="dxa"/>
+          </w:tcPr>
+          <w:p>
+            <w:pPr>
+              <w:rPr>
+                <w:rFonts w:ascii="Calibri" w:eastAsia="Calibri" w:hAnsi="Calibri" w:cs="Calibri"/>
+                <w:lang w:val="en-SG"/>
+              </w:rPr>
+            </w:pPr>
+            <w:r>
+              <w:rPr>
+                <w:rFonts w:ascii="Calibri" w:eastAsia="Calibri" w:hAnsi="Calibri" w:cs="Calibri"/>
+                <w:lang w:val="en-SG"/>
+              </w:rPr>
+              <w:t>If add drink is selected, the user can enter the details of the drink and upload an image of the drink, and it should be saved in the database</w:t>
+            </w:r>
+          </w:p>
+        </w:tc>
+      </w:tr>
+    </w:tbl>
+    <w:p>
+      <w:pPr>
+        <w:spacing w:after="0" w:line="240" w:lineRule="auto"/>
+        <w:rPr>
+          <w:b/>
+          <w:bCs/>
+          <w:color w:val="FF0000"/>
+          <w:lang w:val="en-SG"/>
+        </w:rPr>
+      </w:pPr>
+    </w:p>
+    <w:p>
+      <w:pPr>
+        <w:rPr>
+          <w:lang w:val="en-SG"/>
+        </w:rPr>
+      </w:pPr>
+      <w:r>
+        <w:rPr>
+          <w:lang w:val="en-SG"/>
+        </w:rPr>
+        <w:lastRenderedPageBreak/>
+        <w:drawing>
+          <wp:inline distT="0" distB="0" distL="0" distR="0" wp14:anchorId="73CE2691" wp14:editId="6C2314F7">
+            <wp:extent cx="5731510" cy="4960620"/>
+            <wp:effectExtent l="0" t="0" r="2540" b="0"/>
+            <wp:docPr id="1383220108" name="Picture 1"/>
+            <wp:cNvGraphicFramePr>
+              <a:graphicFrameLocks xmlns:a="http://schemas.openxmlformats.org/drawingml/2006/main" noChangeAspect="1"/>
+            </wp:cNvGraphicFramePr>
+            <a:graphic xmlns:a="http://schemas.openxmlformats.org/drawingml/2006/main">
+              <a:graphicData uri="http://schemas.openxmlformats.org/drawingml/2006/picture">
+                <pic:pic xmlns:pic="http://schemas.openxmlformats.org/drawingml/2006/picture">
+                  <pic:nvPicPr>
+                    <pic:cNvPr id="1383220108" name=""/>
+                    <pic:cNvPicPr/>
+                  </pic:nvPicPr>
+                  <pic:blipFill>
+                    <a:blip r:embed="rId15"/>
+                    <a:stretch>
+                      <a:fillRect/>
+                    </a:stretch>
+                  </pic:blipFill>
+                  <pic:spPr>
+                    <a:xfrm>
+                      <a:off x="0" y="0"/>
+                      <a:ext cx="5731510" cy="4960620"/>
+                    </a:xfrm>
+                    <a:prstGeom prst="rect">
+                      <a:avLst/>
+                    </a:prstGeom>
+                  </pic:spPr>
+                </pic:pic>
+              </a:graphicData>
+            </a:graphic>
+          </wp:inline>
+        </w:drawing>
+      </w:r>
+    </w:p>
+    <w:p>
       <w:r>
         <w:br/>
       </w:r>
@@ -4040,13 +4390,13 @@
         <w:pStyle w:val="Heading3"/>
         <w:numPr>
           <w:ilvl w:val="2"/>
-          <w:numId w:val="12"/>
+          <w:numId w:val="13"/>
         </w:numPr>
         <w:rPr>
           <w:lang w:val="en-SG"/>
         </w:rPr>
       </w:pPr>
-      <w:bookmarkStart w:name="_Toc106270617" w:id="181339186"/>
+      <w:bookmarkStart w:id="14" w:name="_Toc106270617"/>
       <w:r>
         <w:rPr>
           <w:lang w:val="en-SG"/>
@@ -4057,24 +4407,13 @@
         <w:rPr>
           <w:lang w:val="en-SG"/>
         </w:rPr>
-        <w:t>Services (</w:t>
+        <w:t>Services (Online payment)</w:t>
       </w:r>
-      <w:r>
-        <w:rPr>
-          <w:lang w:val="en-SG"/>
-        </w:rPr>
-        <w:t>Online payment)</w:t>
-      </w:r>
-      <w:bookmarkEnd w:id="181339186"/>
-    </w:p>
-    <w:p>
-      <w:pPr>
-        <w:pStyle w:val="Normal"/>
-        <w:suppressLineNumbers w:val="0"/>
-        <w:bidi w:val="0"/>
-        <w:spacing w:before="0" w:beforeAutospacing="off" w:after="0" w:afterAutospacing="off" w:line="240" w:lineRule="auto"/>
-        <w:ind w:left="0" w:right="0"/>
-        <w:jc w:val="left"/>
+      <w:bookmarkEnd w:id="14"/>
+    </w:p>
+    <w:p>
+      <w:pPr>
+        <w:spacing w:after="0" w:line="240" w:lineRule="auto"/>
         <w:rPr>
           <w:color w:val="FF0000"/>
           <w:lang w:val="en-SG"/>
@@ -4168,7 +4507,6 @@
         <w:tc>
           <w:tcPr>
             <w:tcW w:w="1537" w:type="dxa"/>
-            <w:tcMar/>
           </w:tcPr>
           <w:p>
             <w:pPr>
@@ -4197,7 +4535,6 @@
           </w:p>
           <w:p>
             <w:pPr>
-              <w:pStyle w:val="Normal"/>
               <w:rPr>
                 <w:lang w:val="en-SG"/>
               </w:rPr>
@@ -4207,23 +4544,12 @@
         <w:tc>
           <w:tcPr>
             <w:tcW w:w="7479" w:type="dxa"/>
-            <w:tcMar/>
-          </w:tcPr>
-          <w:p>
-            <w:pPr>
-              <w:pStyle w:val="Normal"/>
-              <w:suppressLineNumbers w:val="0"/>
-              <w:bidi w:val="0"/>
-              <w:spacing w:before="0" w:beforeAutospacing="off" w:after="0" w:afterAutospacing="off" w:line="240" w:lineRule="auto"/>
-              <w:ind w:left="0" w:right="0"/>
-              <w:jc w:val="left"/>
-            </w:pPr>
-            <w:r>
-              <w:rPr/>
+          </w:tcPr>
+          <w:p>
+            <w:r>
               <w:t>Camera will detect if QR code</w:t>
             </w:r>
             <w:r>
-              <w:rPr/>
               <w:t xml:space="preserve"> is valid</w:t>
             </w:r>
           </w:p>
@@ -4236,7 +4562,6 @@
         <w:tc>
           <w:tcPr>
             <w:tcW w:w="1537" w:type="dxa"/>
-            <w:tcMar/>
           </w:tcPr>
           <w:p>
             <w:pPr>
@@ -4259,7 +4584,6 @@
           </w:p>
           <w:p>
             <w:pPr>
-              <w:pStyle w:val="Normal"/>
               <w:rPr>
                 <w:lang w:val="en-SG"/>
               </w:rPr>
@@ -4269,25 +4593,17 @@
         <w:tc>
           <w:tcPr>
             <w:tcW w:w="7479" w:type="dxa"/>
-            <w:tcMar/>
-          </w:tcPr>
-          <w:p>
-            <w:pPr>
-              <w:pStyle w:val="Normal"/>
-            </w:pPr>
-            <w:r>
-              <w:rPr/>
+          </w:tcPr>
+          <w:p>
+            <w:r>
               <w:t>If QR code is invalid, A message will be displayed for users to try again.</w:t>
             </w:r>
           </w:p>
         </w:tc>
       </w:tr>
     </w:tbl>
-    <w:p>
-      <w:pPr/>
-    </w:p>
-    <w:p>
-      <w:pPr/>
+    <w:p/>
+    <w:p>
       <w:r>
         <w:br/>
       </w:r>
@@ -4295,25 +4611,28 @@
         <w:br/>
       </w:r>
       <w:r>
+        <w:rPr>
+          <w:noProof/>
+        </w:rPr>
         <w:drawing>
-          <wp:inline wp14:editId="3B3413EC" wp14:anchorId="3DCBE899">
+          <wp:inline distT="0" distB="0" distL="0" distR="0" wp14:anchorId="3DCBE899" wp14:editId="69DFC3CA">
             <wp:extent cx="5724525" cy="4762500"/>
             <wp:effectExtent l="0" t="0" r="0" b="0"/>
             <wp:docPr id="2101006712" name="drawing"/>
             <wp:cNvGraphicFramePr>
-              <a:graphicFrameLocks noChangeAspect="1"/>
+              <a:graphicFrameLocks xmlns:a="http://schemas.openxmlformats.org/drawingml/2006/main" noChangeAspect="1"/>
             </wp:cNvGraphicFramePr>
-            <a:graphic>
-              <a:graphicData xmlns:a="http://schemas.openxmlformats.org/drawingml/2006/main" uri="http://schemas.openxmlformats.org/drawingml/2006/picture">
+            <a:graphic xmlns:a="http://schemas.openxmlformats.org/drawingml/2006/main">
+              <a:graphicData uri="http://schemas.openxmlformats.org/drawingml/2006/picture">
                 <pic:pic xmlns:pic="http://schemas.openxmlformats.org/drawingml/2006/picture">
                   <pic:nvPicPr>
                     <pic:cNvPr id="2101006712" name=""/>
                     <pic:cNvPicPr/>
                   </pic:nvPicPr>
                   <pic:blipFill>
-                    <a:blip xmlns:r="http://schemas.openxmlformats.org/officeDocument/2006/relationships" r:embed="rId1695244006">
+                    <a:blip r:embed="rId16" cstate="print">
                       <a:extLst>
-                        <a:ext xmlns:a="http://schemas.openxmlformats.org/drawingml/2006/main" uri="{28A0092B-C50C-407E-A947-70E740481C1C}">
+                        <a:ext uri="{28A0092B-C50C-407E-A947-70E740481C1C}">
                           <a14:useLocalDpi xmlns:a14="http://schemas.microsoft.com/office/drawing/2010/main" val="0"/>
                         </a:ext>
                       </a:extLst>
@@ -4344,9 +4663,6 @@
     <w:p/>
     <w:p/>
     <w:p>
-      <w:pPr>
-        <w:pStyle w:val="Normal"/>
-      </w:pPr>
       <w:r>
         <w:br/>
       </w:r>
@@ -4362,13 +4678,13 @@
         <w:pStyle w:val="Heading3"/>
         <w:numPr>
           <w:ilvl w:val="2"/>
-          <w:numId w:val="12"/>
+          <w:numId w:val="13"/>
         </w:numPr>
         <w:rPr>
           <w:lang w:val="en-SG"/>
         </w:rPr>
       </w:pPr>
-      <w:bookmarkStart w:name="_Toc1320121732" w:id="673560025"/>
+      <w:bookmarkStart w:id="15" w:name="_Toc1320121732"/>
       <w:r>
         <w:rPr>
           <w:lang w:val="en-SG"/>
@@ -4381,7 +4697,7 @@
         </w:rPr>
         <w:t>Payment</w:t>
       </w:r>
-      <w:bookmarkEnd w:id="673560025"/>
+      <w:bookmarkEnd w:id="15"/>
       <w:r>
         <w:rPr>
           <w:lang w:val="en-SG"/>
@@ -4393,43 +4709,13 @@
       <w:pPr>
         <w:rPr>
           <w:color w:val="FF0000"/>
-          <w:lang w:val="en-GB"/>
         </w:rPr>
       </w:pPr>
       <w:r>
         <w:rPr>
           <w:color w:val="FF0000"/>
-          <w:lang w:val="en-GB"/>
-        </w:rPr>
-        <w:t xml:space="preserve">For customers to make payment via </w:t>
-      </w:r>
-      <w:r>
-        <w:rPr>
-          <w:color w:val="FF0000"/>
-          <w:lang w:val="en-GB"/>
-        </w:rPr>
-        <w:t>Paynow</w:t>
-      </w:r>
-      <w:r>
-        <w:rPr>
-          <w:color w:val="FF0000"/>
-          <w:lang w:val="en-GB"/>
-        </w:rPr>
-        <w:t xml:space="preserve"> when </w:t>
-      </w:r>
-      <w:r>
-        <w:rPr>
-          <w:color w:val="FF0000"/>
-          <w:lang w:val="en-GB"/>
-        </w:rPr>
-        <w:t>purchasing</w:t>
-      </w:r>
-      <w:r>
-        <w:rPr>
-          <w:color w:val="FF0000"/>
-          <w:lang w:val="en-GB"/>
-        </w:rPr>
-        <w:t xml:space="preserve"> their drink online</w:t>
+        </w:rPr>
+        <w:t>For customers to make payment via Paynow when purchasing their drink online</w:t>
       </w:r>
     </w:p>
     <w:tbl>
@@ -4449,7 +4735,6 @@
         <w:tc>
           <w:tcPr>
             <w:tcW w:w="1537" w:type="dxa"/>
-            <w:tcMar/>
           </w:tcPr>
           <w:p>
             <w:pPr>
@@ -4472,7 +4757,6 @@
         <w:tc>
           <w:tcPr>
             <w:tcW w:w="7479" w:type="dxa"/>
-            <w:tcMar/>
           </w:tcPr>
           <w:p>
             <w:pPr>
@@ -4500,7 +4784,6 @@
         <w:tc>
           <w:tcPr>
             <w:tcW w:w="1537" w:type="dxa"/>
-            <w:tcMar/>
           </w:tcPr>
           <w:p>
             <w:pPr>
@@ -4537,55 +4820,22 @@
         <w:tc>
           <w:tcPr>
             <w:tcW w:w="7479" w:type="dxa"/>
-            <w:tcMar/>
-          </w:tcPr>
-          <w:p>
-            <w:pPr>
-              <w:rPr>
-                <w:lang w:val="en-GB"/>
-              </w:rPr>
-            </w:pPr>
-            <w:r>
-              <w:rPr>
-                <w:lang w:val="en-GB"/>
-              </w:rPr>
+          </w:tcPr>
+          <w:p>
+            <w:r>
               <w:t xml:space="preserve">After drink is selected, the </w:t>
             </w:r>
             <w:r>
-              <w:rPr>
-                <w:lang w:val="en-GB"/>
-              </w:rPr>
               <w:t>websit</w:t>
             </w:r>
             <w:r>
-              <w:rPr>
-                <w:lang w:val="en-GB"/>
-              </w:rPr>
               <w:t>e will</w:t>
             </w:r>
             <w:r>
-              <w:rPr>
-                <w:lang w:val="en-GB"/>
-              </w:rPr>
               <w:t xml:space="preserve"> </w:t>
             </w:r>
             <w:r>
-              <w:rPr>
-                <w:lang w:val="en-GB"/>
-              </w:rPr>
-              <w:t xml:space="preserve">generate a </w:t>
-            </w:r>
-            <w:r>
-              <w:rPr>
-                <w:lang w:val="en-GB"/>
-              </w:rPr>
-              <w:t>Paynow</w:t>
-            </w:r>
-            <w:r>
-              <w:rPr>
-                <w:lang w:val="en-GB"/>
-              </w:rPr>
-              <w:t xml:space="preserve"> QR code for user to scan and pay</w:t>
+              <w:t>generate a Paynow QR code for user to scan and pay</w:t>
             </w:r>
           </w:p>
         </w:tc>
@@ -4597,11 +4847,9 @@
         <w:tc>
           <w:tcPr>
             <w:tcW w:w="1537" w:type="dxa"/>
-            <w:tcMar/>
-          </w:tcPr>
-          <w:p>
-            <w:pPr>
-              <w:pStyle w:val="Normal"/>
+          </w:tcPr>
+          <w:p>
+            <w:pPr>
               <w:rPr>
                 <w:lang w:val="en-SG"/>
               </w:rPr>
@@ -4629,16 +4877,9 @@
         <w:tc>
           <w:tcPr>
             <w:tcW w:w="7479" w:type="dxa"/>
-            <w:tcMar/>
-          </w:tcPr>
-          <w:p>
-            <w:pPr>
-              <w:pStyle w:val="Normal"/>
-              <w:suppressLineNumbers w:val="0"/>
-              <w:bidi w:val="0"/>
-              <w:spacing w:before="0" w:beforeAutospacing="off" w:after="0" w:afterAutospacing="off" w:line="240" w:lineRule="auto"/>
-              <w:ind w:left="0" w:right="0"/>
-              <w:jc w:val="left"/>
+          </w:tcPr>
+          <w:p>
+            <w:pPr>
               <w:rPr>
                 <w:lang w:val="en-SG"/>
               </w:rPr>
@@ -4659,11 +4900,9 @@
         <w:tc>
           <w:tcPr>
             <w:tcW w:w="1537" w:type="dxa"/>
-            <w:tcMar/>
-          </w:tcPr>
-          <w:p>
-            <w:pPr>
-              <w:pStyle w:val="Normal"/>
+          </w:tcPr>
+          <w:p>
+            <w:pPr>
               <w:rPr>
                 <w:lang w:val="en-SG"/>
               </w:rPr>
@@ -4697,13 +4936,9 @@
         <w:tc>
           <w:tcPr>
             <w:tcW w:w="7479" w:type="dxa"/>
-            <w:tcMar/>
-          </w:tcPr>
-          <w:p>
-            <w:pPr>
-              <w:pStyle w:val="Normal"/>
-              <w:spacing w:line="240" w:lineRule="auto"/>
-              <w:jc w:val="left"/>
+          </w:tcPr>
+          <w:p>
+            <w:pPr>
               <w:rPr>
                 <w:lang w:val="en-SG"/>
               </w:rPr>
@@ -4730,19 +4965,18 @@
         <w:tc>
           <w:tcPr>
             <w:tcW w:w="1537" w:type="dxa"/>
-            <w:tcMar/>
-          </w:tcPr>
-          <w:p>
-            <w:pPr>
-              <w:pStyle w:val="Normal"/>
-              <w:rPr>
-                <w:lang w:val="en-SG"/>
-              </w:rPr>
-            </w:pPr>
-            <w:r>
-              <w:rPr>
-                <w:lang w:val="en-SG"/>
-              </w:rPr>
+          </w:tcPr>
+          <w:p>
+            <w:pPr>
+              <w:rPr>
+                <w:lang w:val="en-SG"/>
+              </w:rPr>
+            </w:pPr>
+            <w:r>
+              <w:rPr>
+                <w:lang w:val="en-SG"/>
+              </w:rPr>
+              <w:lastRenderedPageBreak/>
               <w:t>REQ-</w:t>
             </w:r>
             <w:r>
@@ -4762,13 +4996,9 @@
         <w:tc>
           <w:tcPr>
             <w:tcW w:w="7479" w:type="dxa"/>
-            <w:tcMar/>
-          </w:tcPr>
-          <w:p>
-            <w:pPr>
-              <w:pStyle w:val="Normal"/>
-              <w:spacing w:line="240" w:lineRule="auto"/>
-              <w:jc w:val="left"/>
+          </w:tcPr>
+          <w:p>
+            <w:pPr>
               <w:rPr>
                 <w:lang w:val="en-SG"/>
               </w:rPr>
@@ -4797,23 +5027,26 @@
     </w:tbl>
     <w:p>
       <w:r>
+        <w:rPr>
+          <w:noProof/>
+        </w:rPr>
         <w:drawing>
-          <wp:inline wp14:editId="32590602" wp14:anchorId="5630139E">
+          <wp:inline distT="0" distB="0" distL="0" distR="0" wp14:anchorId="5630139E" wp14:editId="32590602">
             <wp:extent cx="5038087" cy="5465506"/>
             <wp:effectExtent l="0" t="0" r="0" b="0"/>
             <wp:docPr id="327545565" name="drawing"/>
             <wp:cNvGraphicFramePr>
-              <a:graphicFrameLocks noChangeAspect="1"/>
+              <a:graphicFrameLocks xmlns:a="http://schemas.openxmlformats.org/drawingml/2006/main" noChangeAspect="1"/>
             </wp:cNvGraphicFramePr>
-            <a:graphic>
-              <a:graphicData xmlns:a="http://schemas.openxmlformats.org/drawingml/2006/main" uri="http://schemas.openxmlformats.org/drawingml/2006/picture">
+            <a:graphic xmlns:a="http://schemas.openxmlformats.org/drawingml/2006/main">
+              <a:graphicData uri="http://schemas.openxmlformats.org/drawingml/2006/picture">
                 <pic:pic xmlns:pic="http://schemas.openxmlformats.org/drawingml/2006/picture">
                   <pic:nvPicPr>
                     <pic:cNvPr id="327545565" name=""/>
                     <pic:cNvPicPr/>
                   </pic:nvPicPr>
                   <pic:blipFill>
-                    <a:blip xmlns:r="http://schemas.openxmlformats.org/officeDocument/2006/relationships" r:embed="rId730412012">
+                    <a:blip r:embed="rId17">
                       <a:extLst>
                         <a:ext uri="{28A0092B-C50C-407E-A947-70E740481C1C}">
                           <a14:useLocalDpi xmlns:a14="http://schemas.microsoft.com/office/drawing/2010/main"/>
@@ -4825,7 +5058,7 @@
                     </a:stretch>
                   </pic:blipFill>
                   <pic:spPr>
-                    <a:xfrm rot="0">
+                    <a:xfrm>
                       <a:off x="0" y="0"/>
                       <a:ext cx="5038087" cy="5465506"/>
                     </a:xfrm>
@@ -4840,82 +5073,40 @@
         </w:drawing>
       </w:r>
     </w:p>
-    <w:p>
-      <w:pPr>
-        <w:pStyle w:val="Normal"/>
-      </w:pPr>
-    </w:p>
-    <w:p>
-      <w:pPr>
-        <w:pStyle w:val="Normal"/>
-      </w:pPr>
-    </w:p>
-    <w:p>
-      <w:pPr>
-        <w:pStyle w:val="Normal"/>
-      </w:pPr>
-    </w:p>
+    <w:p/>
+    <w:p/>
+    <w:p/>
     <w:p>
       <w:pPr>
         <w:pStyle w:val="Heading3"/>
         <w:numPr>
           <w:ilvl w:val="2"/>
-          <w:numId w:val="12"/>
+          <w:numId w:val="13"/>
         </w:numPr>
         <w:rPr>
           <w:lang w:val="en-SG"/>
         </w:rPr>
       </w:pPr>
-      <w:bookmarkStart w:name="_Toc1455341408" w:id="2095247364"/>
+      <w:bookmarkStart w:id="16" w:name="_Toc1455341408"/>
       <w:r>
         <w:rPr>
           <w:lang w:val="en-SG"/>
         </w:rPr>
         <w:t>Physical Payment</w:t>
       </w:r>
-      <w:bookmarkEnd w:id="2095247364"/>
+      <w:bookmarkEnd w:id="16"/>
     </w:p>
     <w:p>
       <w:pPr>
         <w:rPr>
           <w:color w:val="FF0000"/>
-          <w:lang w:val="en-GB"/>
         </w:rPr>
       </w:pPr>
       <w:r>
         <w:rPr>
           <w:color w:val="FF0000"/>
-          <w:lang w:val="en-GB"/>
-        </w:rPr>
-        <w:t xml:space="preserve">For customers to make payment via </w:t>
-      </w:r>
-      <w:r>
-        <w:rPr>
-          <w:color w:val="FF0000"/>
-          <w:lang w:val="en-GB"/>
-        </w:rPr>
-        <w:t>card when</w:t>
-      </w:r>
-      <w:r>
-        <w:rPr>
-          <w:color w:val="FF0000"/>
-          <w:lang w:val="en-GB"/>
-        </w:rPr>
-        <w:t xml:space="preserve"> purchasing their drink at the vending machi</w:t>
-      </w:r>
-      <w:r>
-        <w:rPr>
-          <w:color w:val="FF0000"/>
-          <w:lang w:val="en-GB"/>
-        </w:rPr>
-        <w:t>n</w:t>
-      </w:r>
-      <w:r>
-        <w:rPr>
-          <w:color w:val="FF0000"/>
-          <w:lang w:val="en-GB"/>
-        </w:rPr>
-        <w:t>e</w:t>
+        </w:rPr>
+        <w:t>For customers to make payment via card when purchasing their drink at the vending machine</w:t>
       </w:r>
     </w:p>
     <w:tbl>
@@ -4935,7 +5126,6 @@
         <w:tc>
           <w:tcPr>
             <w:tcW w:w="1537" w:type="dxa"/>
-            <w:tcMar/>
           </w:tcPr>
           <w:p>
             <w:pPr>
@@ -4958,7 +5148,6 @@
         <w:tc>
           <w:tcPr>
             <w:tcW w:w="7479" w:type="dxa"/>
-            <w:tcMar/>
           </w:tcPr>
           <w:p>
             <w:pPr>
@@ -4986,11 +5175,9 @@
         <w:tc>
           <w:tcPr>
             <w:tcW w:w="1537" w:type="dxa"/>
-            <w:tcMar/>
-          </w:tcPr>
-          <w:p>
-            <w:pPr>
-              <w:pStyle w:val="Normal"/>
+          </w:tcPr>
+          <w:p>
+            <w:pPr>
               <w:rPr>
                 <w:lang w:val="en-SG"/>
               </w:rPr>
@@ -5018,7 +5205,6 @@
         <w:tc>
           <w:tcPr>
             <w:tcW w:w="7479" w:type="dxa"/>
-            <w:tcMar/>
           </w:tcPr>
           <w:p>
             <w:pPr>
@@ -5049,11 +5235,9 @@
         <w:tc>
           <w:tcPr>
             <w:tcW w:w="1537" w:type="dxa"/>
-            <w:tcMar/>
-          </w:tcPr>
-          <w:p>
-            <w:pPr>
-              <w:pStyle w:val="Normal"/>
+          </w:tcPr>
+          <w:p>
+            <w:pPr>
               <w:rPr>
                 <w:lang w:val="en-SG"/>
               </w:rPr>
@@ -5081,32 +5265,18 @@
         <w:tc>
           <w:tcPr>
             <w:tcW w:w="7479" w:type="dxa"/>
-            <w:tcMar/>
-          </w:tcPr>
-          <w:p>
-            <w:pPr>
-              <w:pStyle w:val="Normal"/>
-              <w:rPr>
-                <w:lang w:val="en-SG"/>
-              </w:rPr>
-            </w:pPr>
-            <w:r>
-              <w:rPr>
-                <w:lang w:val="en-SG"/>
-              </w:rPr>
-              <w:t xml:space="preserve">RFID card reader will be used to scan </w:t>
-            </w:r>
-            <w:r>
-              <w:rPr>
-                <w:lang w:val="en-SG"/>
-              </w:rPr>
-              <w:t>customer's</w:t>
-            </w:r>
-            <w:r>
-              <w:rPr>
-                <w:lang w:val="en-SG"/>
-              </w:rPr>
-              <w:t xml:space="preserve"> card</w:t>
+          </w:tcPr>
+          <w:p>
+            <w:pPr>
+              <w:rPr>
+                <w:lang w:val="en-SG"/>
+              </w:rPr>
+            </w:pPr>
+            <w:r>
+              <w:rPr>
+                <w:lang w:val="en-SG"/>
+              </w:rPr>
+              <w:t>RFID card reader will be used to scan customer's card</w:t>
             </w:r>
           </w:p>
         </w:tc>
@@ -5118,11 +5288,9 @@
         <w:tc>
           <w:tcPr>
             <w:tcW w:w="1537" w:type="dxa"/>
-            <w:tcMar/>
-          </w:tcPr>
-          <w:p>
-            <w:pPr>
-              <w:pStyle w:val="Normal"/>
+          </w:tcPr>
+          <w:p>
+            <w:pPr>
               <w:rPr>
                 <w:lang w:val="en-SG"/>
               </w:rPr>
@@ -5150,11 +5318,9 @@
         <w:tc>
           <w:tcPr>
             <w:tcW w:w="7479" w:type="dxa"/>
-            <w:tcMar/>
-          </w:tcPr>
-          <w:p>
-            <w:pPr>
-              <w:pStyle w:val="Normal"/>
+          </w:tcPr>
+          <w:p>
+            <w:pPr>
               <w:rPr>
                 <w:lang w:val="en-SG"/>
               </w:rPr>
@@ -5181,11 +5347,9 @@
         <w:tc>
           <w:tcPr>
             <w:tcW w:w="1537" w:type="dxa"/>
-            <w:tcMar/>
-          </w:tcPr>
-          <w:p>
-            <w:pPr>
-              <w:pStyle w:val="Normal"/>
+          </w:tcPr>
+          <w:p>
+            <w:pPr>
               <w:rPr>
                 <w:lang w:val="en-SG"/>
               </w:rPr>
@@ -5213,11 +5377,9 @@
         <w:tc>
           <w:tcPr>
             <w:tcW w:w="7479" w:type="dxa"/>
-            <w:tcMar/>
-          </w:tcPr>
-          <w:p>
-            <w:pPr>
-              <w:pStyle w:val="Normal"/>
+          </w:tcPr>
+          <w:p>
+            <w:pPr>
               <w:rPr>
                 <w:lang w:val="en-SG"/>
               </w:rPr>
@@ -5238,19 +5400,18 @@
         <w:tc>
           <w:tcPr>
             <w:tcW w:w="1537" w:type="dxa"/>
-            <w:tcMar/>
-          </w:tcPr>
-          <w:p>
-            <w:pPr>
-              <w:pStyle w:val="Normal"/>
-              <w:rPr>
-                <w:lang w:val="en-SG"/>
-              </w:rPr>
-            </w:pPr>
-            <w:r>
-              <w:rPr>
-                <w:lang w:val="en-SG"/>
-              </w:rPr>
+          </w:tcPr>
+          <w:p>
+            <w:pPr>
+              <w:rPr>
+                <w:lang w:val="en-SG"/>
+              </w:rPr>
+            </w:pPr>
+            <w:r>
+              <w:rPr>
+                <w:lang w:val="en-SG"/>
+              </w:rPr>
+              <w:lastRenderedPageBreak/>
               <w:t>REQ-</w:t>
             </w:r>
             <w:r>
@@ -5264,11 +5425,9 @@
         <w:tc>
           <w:tcPr>
             <w:tcW w:w="7479" w:type="dxa"/>
-            <w:tcMar/>
-          </w:tcPr>
-          <w:p>
-            <w:pPr>
-              <w:pStyle w:val="Normal"/>
+          </w:tcPr>
+          <w:p>
+            <w:pPr>
               <w:rPr>
                 <w:lang w:val="en-SG"/>
               </w:rPr>
@@ -5283,29 +5442,29 @@
         </w:tc>
       </w:tr>
     </w:tbl>
-    <w:p>
-      <w:pPr/>
-    </w:p>
-    <w:p>
-      <w:pPr/>
+    <w:p/>
+    <w:p>
       <w:r>
+        <w:rPr>
+          <w:noProof/>
+        </w:rPr>
         <w:drawing>
-          <wp:inline wp14:editId="013C1765" wp14:anchorId="0529722E">
+          <wp:inline distT="0" distB="0" distL="0" distR="0" wp14:anchorId="0529722E" wp14:editId="013C1765">
             <wp:extent cx="4383967" cy="5116048"/>
             <wp:effectExtent l="0" t="0" r="0" b="0"/>
             <wp:docPr id="1530075901" name="drawing"/>
             <wp:cNvGraphicFramePr>
-              <a:graphicFrameLocks noChangeAspect="1"/>
+              <a:graphicFrameLocks xmlns:a="http://schemas.openxmlformats.org/drawingml/2006/main" noChangeAspect="1"/>
             </wp:cNvGraphicFramePr>
-            <a:graphic>
-              <a:graphicData xmlns:a="http://schemas.openxmlformats.org/drawingml/2006/main" uri="http://schemas.openxmlformats.org/drawingml/2006/picture">
+            <a:graphic xmlns:a="http://schemas.openxmlformats.org/drawingml/2006/main">
+              <a:graphicData uri="http://schemas.openxmlformats.org/drawingml/2006/picture">
                 <pic:pic xmlns:pic="http://schemas.openxmlformats.org/drawingml/2006/picture">
                   <pic:nvPicPr>
                     <pic:cNvPr id="1530075901" name=""/>
                     <pic:cNvPicPr/>
                   </pic:nvPicPr>
                   <pic:blipFill>
-                    <a:blip xmlns:r="http://schemas.openxmlformats.org/officeDocument/2006/relationships" r:embed="rId93640947">
+                    <a:blip r:embed="rId18">
                       <a:extLst>
                         <a:ext uri="{28A0092B-C50C-407E-A947-70E740481C1C}">
                           <a14:useLocalDpi xmlns:a14="http://schemas.microsoft.com/office/drawing/2010/main"/>
@@ -5317,7 +5476,7 @@
                     </a:stretch>
                   </pic:blipFill>
                   <pic:spPr>
-                    <a:xfrm rot="0">
+                    <a:xfrm>
                       <a:off x="0" y="0"/>
                       <a:ext cx="4383967" cy="5116048"/>
                     </a:xfrm>
@@ -5332,48 +5491,46 @@
         </w:drawing>
       </w:r>
     </w:p>
-    <w:p>
-      <w:pPr/>
-    </w:p>
+    <w:p/>
     <w:p>
       <w:pPr>
         <w:pStyle w:val="Heading2"/>
         <w:numPr>
           <w:ilvl w:val="1"/>
-          <w:numId w:val="12"/>
+          <w:numId w:val="13"/>
         </w:numPr>
         <w:rPr>
           <w:lang w:val="en-SG"/>
         </w:rPr>
       </w:pPr>
-      <w:bookmarkStart w:name="_Toc2062186657" w:id="937184356"/>
+      <w:bookmarkStart w:id="17" w:name="_Toc2062186657"/>
       <w:r>
         <w:rPr>
           <w:lang w:val="en-SG"/>
         </w:rPr>
         <w:t>Non-Functional Requirement</w:t>
       </w:r>
-      <w:bookmarkEnd w:id="937184356"/>
+      <w:bookmarkEnd w:id="17"/>
     </w:p>
     <w:p>
       <w:pPr>
         <w:pStyle w:val="Heading3"/>
         <w:numPr>
           <w:ilvl w:val="2"/>
-          <w:numId w:val="12"/>
+          <w:numId w:val="13"/>
         </w:numPr>
         <w:rPr>
           <w:lang w:val="en-SG"/>
         </w:rPr>
       </w:pPr>
-      <w:bookmarkStart w:name="_Toc846916607" w:id="2139649780"/>
+      <w:bookmarkStart w:id="18" w:name="_Toc846916607"/>
       <w:r>
         <w:rPr>
           <w:lang w:val="en-SG"/>
         </w:rPr>
         <w:t>Power Management</w:t>
       </w:r>
-      <w:bookmarkEnd w:id="2139649780"/>
+      <w:bookmarkEnd w:id="18"/>
     </w:p>
     <w:p>
       <w:pPr>
@@ -5402,6 +5559,7 @@
         <w:rPr>
           <w:noProof/>
         </w:rPr>
+        <w:lastRenderedPageBreak/>
         <w:drawing>
           <wp:inline distT="0" distB="0" distL="0" distR="0" wp14:anchorId="14550296" wp14:editId="4CDB73CB">
             <wp:extent cx="4191391" cy="3228975"/>
@@ -5418,7 +5576,7 @@
                     <pic:cNvPicPr/>
                   </pic:nvPicPr>
                   <pic:blipFill>
-                    <a:blip r:embed="rId18">
+                    <a:blip r:embed="rId19">
                       <a:extLst>
                         <a:ext uri="{28A0092B-C50C-407E-A947-70E740481C1C}">
                           <a14:useLocalDpi xmlns:a14="http://schemas.microsoft.com/office/drawing/2010/main"/>
@@ -5464,7 +5622,6 @@
         <w:tc>
           <w:tcPr>
             <w:tcW w:w="1537" w:type="dxa"/>
-            <w:tcMar/>
           </w:tcPr>
           <w:p>
             <w:pPr>
@@ -5487,7 +5644,6 @@
         <w:tc>
           <w:tcPr>
             <w:tcW w:w="7479" w:type="dxa"/>
-            <w:tcMar/>
           </w:tcPr>
           <w:p>
             <w:pPr>
@@ -5515,7 +5671,6 @@
         <w:tc>
           <w:tcPr>
             <w:tcW w:w="1537" w:type="dxa"/>
-            <w:tcMar/>
           </w:tcPr>
           <w:p>
             <w:pPr>
@@ -5553,11 +5708,94 @@
         <w:tc>
           <w:tcPr>
             <w:tcW w:w="7479" w:type="dxa"/>
-            <w:tcMar/>
           </w:tcPr>
           <w:p>
             <w:r>
               <w:t>‘enter_hpm' Trigger Condition 1</w:t>
+            </w:r>
+          </w:p>
+          <w:p>
+            <w:pPr>
+              <w:pStyle w:val="ListParagraph"/>
+              <w:numPr>
+                <w:ilvl w:val="0"/>
+                <w:numId w:val="8"/>
+              </w:numPr>
+              <w:rPr>
+                <w:lang w:val="en-SG"/>
+              </w:rPr>
+            </w:pPr>
+            <w:r>
+              <w:rPr>
+                <w:lang w:val="en-SG"/>
+              </w:rPr>
+              <w:t>When a key in the keypad is pressed</w:t>
+            </w:r>
+          </w:p>
+          <w:p>
+            <w:pPr>
+              <w:rPr>
+                <w:lang w:val="en-SG"/>
+              </w:rPr>
+            </w:pPr>
+          </w:p>
+        </w:tc>
+      </w:tr>
+      <w:tr>
+        <w:trPr>
+          <w:trHeight w:val="300"/>
+        </w:trPr>
+        <w:tc>
+          <w:tcPr>
+            <w:tcW w:w="1537" w:type="dxa"/>
+          </w:tcPr>
+          <w:p>
+            <w:pPr>
+              <w:rPr>
+                <w:lang w:val="en-SG"/>
+              </w:rPr>
+            </w:pPr>
+          </w:p>
+          <w:p>
+            <w:pPr>
+              <w:rPr>
+                <w:lang w:val="en-SG"/>
+              </w:rPr>
+            </w:pPr>
+            <w:r>
+              <w:rPr>
+                <w:lang w:val="en-SG"/>
+              </w:rPr>
+              <w:t>REQ-</w:t>
+            </w:r>
+            <w:r>
+              <w:rPr>
+                <w:lang w:val="en-SG"/>
+              </w:rPr>
+              <w:t>2</w:t>
+            </w:r>
+            <w:r>
+              <w:rPr>
+                <w:lang w:val="en-SG"/>
+              </w:rPr>
+              <w:t>1</w:t>
+            </w:r>
+          </w:p>
+          <w:p>
+            <w:pPr>
+              <w:rPr>
+                <w:lang w:val="en-SG"/>
+              </w:rPr>
+            </w:pPr>
+          </w:p>
+        </w:tc>
+        <w:tc>
+          <w:tcPr>
+            <w:tcW w:w="7479" w:type="dxa"/>
+          </w:tcPr>
+          <w:p>
+            <w:r>
+              <w:t>'enter_hpm” Trigger Condition 2</w:t>
             </w:r>
           </w:p>
           <w:p>
@@ -5575,15 +5813,11 @@
               <w:rPr>
                 <w:lang w:val="en-SG"/>
               </w:rPr>
-              <w:t>When a key in the keypad is pressed</w:t>
-            </w:r>
-          </w:p>
-          <w:p>
-            <w:pPr>
-              <w:rPr>
-                <w:lang w:val="en-SG"/>
-              </w:rPr>
-            </w:pPr>
+              <w:t>When the ultrasound sensor detects someone nearby</w:t>
+            </w:r>
+            <w:r>
+              <w:br/>
+            </w:r>
           </w:p>
         </w:tc>
       </w:tr>
@@ -5594,7 +5828,6 @@
         <w:tc>
           <w:tcPr>
             <w:tcW w:w="1537" w:type="dxa"/>
-            <w:tcMar/>
           </w:tcPr>
           <w:p>
             <w:pPr>
@@ -5625,25 +5858,23 @@
               <w:rPr>
                 <w:lang w:val="en-SG"/>
               </w:rPr>
-              <w:t>1</w:t>
-            </w:r>
-          </w:p>
-          <w:p>
-            <w:pPr>
-              <w:rPr>
-                <w:lang w:val="en-SG"/>
-              </w:rPr>
-            </w:pPr>
+              <w:t>2</w:t>
+            </w:r>
           </w:p>
         </w:tc>
         <w:tc>
           <w:tcPr>
             <w:tcW w:w="7479" w:type="dxa"/>
-            <w:tcMar/>
-          </w:tcPr>
-          <w:p>
-            <w:r>
-              <w:t>'enter_hpm” Trigger Condition 2</w:t>
+          </w:tcPr>
+          <w:p>
+            <w:r>
+              <w:t>‘enter_</w:t>
+            </w:r>
+            <w:r>
+              <w:t>l</w:t>
+            </w:r>
+            <w:r>
+              <w:t>pm' Trigger Condition 1</w:t>
             </w:r>
           </w:p>
           <w:p>
@@ -5651,7 +5882,7 @@
               <w:pStyle w:val="ListParagraph"/>
               <w:numPr>
                 <w:ilvl w:val="0"/>
-                <w:numId w:val="6"/>
+                <w:numId w:val="8"/>
               </w:numPr>
               <w:rPr>
                 <w:lang w:val="en-SG"/>
@@ -5661,11 +5892,27 @@
               <w:rPr>
                 <w:lang w:val="en-SG"/>
               </w:rPr>
-              <w:t>When the ultrasound sensor detects someone nearby</w:t>
-            </w:r>
-            <w:r>
-              <w:br/>
-            </w:r>
+              <w:t xml:space="preserve">When the keypad has been inactive for </w:t>
+            </w:r>
+            <w:r>
+              <w:rPr>
+                <w:lang w:val="en-SG"/>
+              </w:rPr>
+              <w:t>3</w:t>
+            </w:r>
+            <w:r>
+              <w:rPr>
+                <w:lang w:val="en-SG"/>
+              </w:rPr>
+              <w:t xml:space="preserve"> minutes, and it is not dispensing anything</w:t>
+            </w:r>
+          </w:p>
+          <w:p>
+            <w:pPr>
+              <w:rPr>
+                <w:lang w:val="en-SG"/>
+              </w:rPr>
+            </w:pPr>
           </w:p>
         </w:tc>
       </w:tr>
@@ -5676,7 +5923,6 @@
         <w:tc>
           <w:tcPr>
             <w:tcW w:w="1537" w:type="dxa"/>
-            <w:tcMar/>
           </w:tcPr>
           <w:p>
             <w:pPr>
@@ -5707,24 +5953,30 @@
               <w:rPr>
                 <w:lang w:val="en-SG"/>
               </w:rPr>
-              <w:t>2</w:t>
-            </w:r>
+              <w:t>3</w:t>
+            </w:r>
+          </w:p>
+          <w:p>
+            <w:pPr>
+              <w:rPr>
+                <w:lang w:val="en-SG"/>
+              </w:rPr>
+            </w:pPr>
           </w:p>
         </w:tc>
         <w:tc>
           <w:tcPr>
             <w:tcW w:w="7479" w:type="dxa"/>
-            <w:tcMar/>
-          </w:tcPr>
-          <w:p>
-            <w:r>
-              <w:t>‘enter_</w:t>
+          </w:tcPr>
+          <w:p>
+            <w:r>
+              <w:t>'enter_</w:t>
             </w:r>
             <w:r>
               <w:t>l</w:t>
             </w:r>
             <w:r>
-              <w:t>pm' Trigger Condition 1</w:t>
+              <w:t>pm” Trigger Condition 2</w:t>
             </w:r>
           </w:p>
           <w:p>
@@ -5742,7 +5994,7 @@
               <w:rPr>
                 <w:lang w:val="en-SG"/>
               </w:rPr>
-              <w:t xml:space="preserve">When the keypad has been inactive for </w:t>
+              <w:t xml:space="preserve">When the ultrasound sensor does for detect anything within 10 cm of range for </w:t>
             </w:r>
             <w:r>
               <w:rPr>
@@ -5754,21 +6006,11 @@
               <w:rPr>
                 <w:lang w:val="en-SG"/>
               </w:rPr>
-              <w:t xml:space="preserve"> </w:t>
-            </w:r>
-            <w:r>
-              <w:rPr>
-                <w:lang w:val="en-SG"/>
-              </w:rPr>
-              <w:t>minutes, and it is not dispensing anything</w:t>
-            </w:r>
-          </w:p>
-          <w:p>
-            <w:pPr>
-              <w:rPr>
-                <w:lang w:val="en-SG"/>
-              </w:rPr>
-            </w:pPr>
+              <w:t xml:space="preserve"> minutes</w:t>
+            </w:r>
+            <w:r>
+              <w:br/>
+            </w:r>
           </w:p>
         </w:tc>
       </w:tr>
@@ -5779,7 +6021,6 @@
         <w:tc>
           <w:tcPr>
             <w:tcW w:w="1537" w:type="dxa"/>
-            <w:tcMar/>
           </w:tcPr>
           <w:p>
             <w:pPr>
@@ -5810,7 +6051,7 @@
               <w:rPr>
                 <w:lang w:val="en-SG"/>
               </w:rPr>
-              <w:t>3</w:t>
+              <w:t>4</w:t>
             </w:r>
           </w:p>
           <w:p>
@@ -5824,7 +6065,6 @@
         <w:tc>
           <w:tcPr>
             <w:tcW w:w="7479" w:type="dxa"/>
-            <w:tcMar/>
           </w:tcPr>
           <w:p>
             <w:r>
@@ -5834,118 +6074,7 @@
               <w:t>l</w:t>
             </w:r>
             <w:r>
-              <w:t>pm” Trigger Condition 2</w:t>
-            </w:r>
-          </w:p>
-          <w:p>
-            <w:pPr>
-              <w:pStyle w:val="ListParagraph"/>
-              <w:numPr>
-                <w:ilvl w:val="0"/>
-                <w:numId w:val="6"/>
-              </w:numPr>
-              <w:rPr>
-                <w:lang w:val="en-SG"/>
-              </w:rPr>
-            </w:pPr>
-            <w:r>
-              <w:rPr>
-                <w:lang w:val="en-SG"/>
-              </w:rPr>
-              <w:t xml:space="preserve">When the ultrasound sensor does for detect anything within 10 cm of range for </w:t>
-            </w:r>
-            <w:r>
-              <w:rPr>
-                <w:lang w:val="en-SG"/>
-              </w:rPr>
-              <w:t>3</w:t>
-            </w:r>
-            <w:r>
-              <w:rPr>
-                <w:lang w:val="en-SG"/>
-              </w:rPr>
-              <w:t xml:space="preserve"> minutes</w:t>
-            </w:r>
-            <w:r>
-              <w:br/>
-            </w:r>
-          </w:p>
-        </w:tc>
-      </w:tr>
-      <w:tr>
-        <w:trPr>
-          <w:trHeight w:val="300"/>
-        </w:trPr>
-        <w:tc>
-          <w:tcPr>
-            <w:tcW w:w="1537" w:type="dxa"/>
-            <w:tcMar/>
-          </w:tcPr>
-          <w:p>
-            <w:pPr>
-              <w:rPr>
-                <w:lang w:val="en-SG"/>
-              </w:rPr>
-            </w:pPr>
-          </w:p>
-          <w:p>
-            <w:pPr>
-              <w:rPr>
-                <w:lang w:val="en-SG"/>
-              </w:rPr>
-            </w:pPr>
-            <w:r>
-              <w:rPr>
-                <w:lang w:val="en-SG"/>
-              </w:rPr>
-              <w:t>REQ-</w:t>
-            </w:r>
-            <w:r>
-              <w:rPr>
-                <w:lang w:val="en-SG"/>
-              </w:rPr>
-              <w:t>2</w:t>
-            </w:r>
-            <w:r>
-              <w:rPr>
-                <w:lang w:val="en-SG"/>
-              </w:rPr>
-              <w:t>4</w:t>
-            </w:r>
-          </w:p>
-          <w:p>
-            <w:pPr>
-              <w:rPr>
-                <w:lang w:val="en-SG"/>
-              </w:rPr>
-            </w:pPr>
-          </w:p>
-        </w:tc>
-        <w:tc>
-          <w:tcPr>
-            <w:tcW w:w="7479" w:type="dxa"/>
-            <w:tcMar/>
-          </w:tcPr>
-          <w:p>
-            <w:r>
-              <w:rPr/>
-              <w:t>'</w:t>
-            </w:r>
-            <w:r>
-              <w:rPr/>
-              <w:t>enter_</w:t>
-            </w:r>
-            <w:r>
-              <w:rPr/>
-              <w:t>l</w:t>
-            </w:r>
-            <w:r>
-              <w:rPr/>
-              <w:t>pm</w:t>
-            </w:r>
-            <w:r>
-              <w:rPr/>
-              <w:t>” Trigger Condition 3</w:t>
+              <w:t>pm” Trigger Condition 3</w:t>
             </w:r>
           </w:p>
           <w:p>
@@ -5963,6 +6092,41 @@
         </w:tc>
       </w:tr>
     </w:tbl>
+    <w:p>
+      <w:pPr>
+        <w:rPr>
+          <w:lang w:val="en-SG"/>
+        </w:rPr>
+      </w:pPr>
+    </w:p>
+    <w:p>
+      <w:pPr>
+        <w:rPr>
+          <w:lang w:val="en-SG"/>
+        </w:rPr>
+      </w:pPr>
+    </w:p>
+    <w:p>
+      <w:pPr>
+        <w:rPr>
+          <w:lang w:val="en-SG"/>
+        </w:rPr>
+      </w:pPr>
+    </w:p>
+    <w:p>
+      <w:pPr>
+        <w:rPr>
+          <w:lang w:val="en-SG"/>
+        </w:rPr>
+      </w:pPr>
+    </w:p>
+    <w:p>
+      <w:pPr>
+        <w:rPr>
+          <w:lang w:val="en-SG"/>
+        </w:rPr>
+      </w:pPr>
+    </w:p>
     <w:p>
       <w:pPr>
         <w:rPr>
@@ -5975,20 +6139,21 @@
         <w:pStyle w:val="Heading3"/>
         <w:numPr>
           <w:ilvl w:val="2"/>
-          <w:numId w:val="12"/>
+          <w:numId w:val="13"/>
         </w:numPr>
         <w:rPr>
           <w:lang w:val="en-SG"/>
         </w:rPr>
       </w:pPr>
-      <w:bookmarkStart w:name="_Toc1442620464" w:id="1108346321"/>
+      <w:bookmarkStart w:id="19" w:name="_Toc1442620464"/>
       <w:r>
         <w:rPr>
           <w:lang w:val="en-SG"/>
         </w:rPr>
+        <w:lastRenderedPageBreak/>
         <w:t>Burglar Detection</w:t>
       </w:r>
-      <w:bookmarkEnd w:id="1108346321"/>
+      <w:bookmarkEnd w:id="19"/>
     </w:p>
     <w:p>
       <w:r>
@@ -6013,54 +6178,9 @@
         <w:t xml:space="preserve"> to safeguard against unauthorised access and tampering </w:t>
       </w:r>
     </w:p>
-    <w:p>
-      <w:r>
-        <w:drawing>
-          <wp:inline wp14:editId="046F3C8B" wp14:anchorId="72381934">
-            <wp:extent cx="5191125" cy="5724525"/>
-            <wp:effectExtent l="0" t="0" r="0" b="0"/>
-            <wp:docPr id="763814392" name="drawing"/>
-            <wp:cNvGraphicFramePr>
-              <a:graphicFrameLocks noChangeAspect="1"/>
-            </wp:cNvGraphicFramePr>
-            <a:graphic>
-              <a:graphicData xmlns:a="http://schemas.openxmlformats.org/drawingml/2006/main" uri="http://schemas.openxmlformats.org/drawingml/2006/picture">
-                <pic:pic xmlns:pic="http://schemas.openxmlformats.org/drawingml/2006/picture">
-                  <pic:nvPicPr>
-                    <pic:cNvPr id="763814392" name=""/>
-                    <pic:cNvPicPr/>
-                  </pic:nvPicPr>
-                  <pic:blipFill>
-                    <a:blip xmlns:r="http://schemas.openxmlformats.org/officeDocument/2006/relationships" r:embed="rId853794035">
-                      <a:extLst>
-                        <a:ext xmlns:a="http://schemas.openxmlformats.org/drawingml/2006/main" uri="{28A0092B-C50C-407E-A947-70E740481C1C}">
-                          <a14:useLocalDpi xmlns:a14="http://schemas.microsoft.com/office/drawing/2010/main" val="0"/>
-                        </a:ext>
-                      </a:extLst>
-                    </a:blip>
-                    <a:stretch>
-                      <a:fillRect/>
-                    </a:stretch>
-                  </pic:blipFill>
-                  <pic:spPr>
-                    <a:xfrm>
-                      <a:off x="0" y="0"/>
-                      <a:ext cx="5191125" cy="5724525"/>
-                    </a:xfrm>
-                    <a:prstGeom prst="rect">
-                      <a:avLst/>
-                    </a:prstGeom>
-                  </pic:spPr>
-                </pic:pic>
-              </a:graphicData>
-            </a:graphic>
-          </wp:inline>
-        </w:drawing>
-      </w:r>
-    </w:p>
-    <w:p>
-      <w:pPr>
-        <w:pStyle w:val="Normal"/>
+    <w:p/>
+    <w:p>
+      <w:pPr>
         <w:rPr>
           <w:lang w:val="en-SG"/>
         </w:rPr>
@@ -6083,7 +6203,6 @@
         <w:tc>
           <w:tcPr>
             <w:tcW w:w="1555" w:type="dxa"/>
-            <w:tcMar/>
           </w:tcPr>
           <w:p>
             <w:pPr>
@@ -6104,7 +6223,6 @@
         <w:tc>
           <w:tcPr>
             <w:tcW w:w="7654" w:type="dxa"/>
-            <w:tcMar/>
           </w:tcPr>
           <w:p>
             <w:pPr>
@@ -6130,7 +6248,6 @@
         <w:tc>
           <w:tcPr>
             <w:tcW w:w="1555" w:type="dxa"/>
-            <w:tcMar/>
           </w:tcPr>
           <w:p>
             <w:pPr>
@@ -6161,67 +6278,16 @@
         <w:tc>
           <w:tcPr>
             <w:tcW w:w="7654" w:type="dxa"/>
-            <w:tcMar/>
-          </w:tcPr>
-          <w:p>
-            <w:pPr>
-              <w:rPr>
-                <w:lang w:val="en-GB"/>
-              </w:rPr>
-            </w:pPr>
-            <w:r>
-              <w:rPr>
-                <w:lang w:val="en-GB"/>
-              </w:rPr>
-              <w:t xml:space="preserve">The IR sensor is to detect any motion. If there is any motion, then it will </w:t>
-            </w:r>
-            <w:r>
-              <w:rPr>
-                <w:lang w:val="en-GB"/>
-              </w:rPr>
-              <w:t>indicate</w:t>
-            </w:r>
-            <w:r>
-              <w:rPr>
-                <w:lang w:val="en-GB"/>
-              </w:rPr>
-              <w:t xml:space="preserve"> True for a </w:t>
-            </w:r>
-            <w:r>
-              <w:rPr>
-                <w:lang w:val="en-GB"/>
-              </w:rPr>
-              <w:t>'</w:t>
-            </w:r>
-            <w:r>
-              <w:rPr>
-                <w:lang w:val="en-GB"/>
-              </w:rPr>
-              <w:t>door_open</w:t>
-            </w:r>
-            <w:r>
-              <w:rPr>
-                <w:lang w:val="en-GB"/>
-              </w:rPr>
-              <w:t xml:space="preserve">’ </w:t>
-            </w:r>
-            <w:r>
-              <w:rPr>
-                <w:lang w:val="en-GB"/>
-              </w:rPr>
-              <w:t>va</w:t>
-            </w:r>
-            <w:r>
-              <w:rPr>
-                <w:lang w:val="en-GB"/>
-              </w:rPr>
-              <w:t>riabl</w:t>
-            </w:r>
-            <w:r>
-              <w:rPr>
-                <w:lang w:val="en-GB"/>
-              </w:rPr>
-              <w:t xml:space="preserve">e </w:t>
+          </w:tcPr>
+          <w:p>
+            <w:r>
+              <w:t xml:space="preserve">The IR sensor is to detect any motion. If there is any motion, then it will indicate True for a </w:t>
+            </w:r>
+            <w:r>
+              <w:t xml:space="preserve">'door_open’ </w:t>
+            </w:r>
+            <w:r>
+              <w:t xml:space="preserve">variable </w:t>
             </w:r>
           </w:p>
         </w:tc>
@@ -6233,7 +6299,6 @@
         <w:tc>
           <w:tcPr>
             <w:tcW w:w="1555" w:type="dxa"/>
-            <w:tcMar/>
           </w:tcPr>
           <w:p>
             <w:pPr>
@@ -6264,7 +6329,6 @@
         <w:tc>
           <w:tcPr>
             <w:tcW w:w="7654" w:type="dxa"/>
-            <w:tcMar/>
           </w:tcPr>
           <w:p>
             <w:pPr>
@@ -6294,7 +6358,6 @@
         <w:tc>
           <w:tcPr>
             <w:tcW w:w="1555" w:type="dxa"/>
-            <w:tcMar/>
           </w:tcPr>
           <w:p>
             <w:pPr>
@@ -6325,43 +6388,10 @@
         <w:tc>
           <w:tcPr>
             <w:tcW w:w="7654" w:type="dxa"/>
-            <w:tcMar/>
-          </w:tcPr>
-          <w:p>
-            <w:pPr>
-              <w:pStyle w:val="Normal"/>
-              <w:suppressLineNumbers w:val="0"/>
-              <w:bidi w:val="0"/>
-              <w:spacing w:before="0" w:beforeAutospacing="off" w:after="0" w:afterAutospacing="off" w:line="240" w:lineRule="auto"/>
-              <w:ind w:left="0" w:right="0"/>
-              <w:jc w:val="left"/>
-              <w:rPr>
-                <w:lang w:val="en-GB"/>
-              </w:rPr>
-            </w:pPr>
-            <w:r>
-              <w:rPr>
-                <w:lang w:val="en-GB"/>
-              </w:rPr>
-              <w:t xml:space="preserve">System is to check if the user is an authorised staff, as </w:t>
-            </w:r>
-            <w:r>
-              <w:rPr>
-                <w:lang w:val="en-GB"/>
-              </w:rPr>
-              <w:t>indicated</w:t>
-            </w:r>
-            <w:r>
-              <w:rPr>
-                <w:lang w:val="en-GB"/>
-              </w:rPr>
-              <w:t xml:space="preserve"> in </w:t>
-            </w:r>
-            <w:r>
-              <w:rPr>
-                <w:lang w:val="en-GB"/>
-              </w:rPr>
-              <w:t>the RFID Reader</w:t>
+          </w:tcPr>
+          <w:p>
+            <w:r>
+              <w:t>System is to check if the user is an authorised staff, as indicated in the RFID Reader</w:t>
             </w:r>
           </w:p>
         </w:tc>
@@ -6373,7 +6403,6 @@
         <w:tc>
           <w:tcPr>
             <w:tcW w:w="1555" w:type="dxa"/>
-            <w:tcMar/>
           </w:tcPr>
           <w:p>
             <w:pPr>
@@ -6404,44 +6433,20 @@
         <w:tc>
           <w:tcPr>
             <w:tcW w:w="7654" w:type="dxa"/>
-            <w:tcMar/>
-          </w:tcPr>
-          <w:p>
-            <w:pPr>
-              <w:rPr>
-                <w:lang w:val="en-GB"/>
-              </w:rPr>
-            </w:pPr>
-            <w:r>
-              <w:rPr>
-                <w:lang w:val="en-GB"/>
-              </w:rPr>
+          </w:tcPr>
+          <w:p>
+            <w:r>
               <w:t xml:space="preserve">If there is motion detected, and payment has not been made, and the user is </w:t>
             </w:r>
             <w:r>
-              <w:rPr>
-                <w:lang w:val="en-GB"/>
-              </w:rPr>
               <w:t>unauthorised personnel</w:t>
             </w:r>
             <w:r>
-              <w:rPr>
-                <w:lang w:val="en-GB"/>
-              </w:rPr>
-              <w:t xml:space="preserve">, then it will save a </w:t>
-            </w:r>
-            <w:r>
-              <w:rPr>
-                <w:lang w:val="en-GB"/>
-              </w:rPr>
-              <w:t>snapshot of the burglar</w:t>
-            </w:r>
-          </w:p>
-          <w:p>
-            <w:pPr>
-              <w:pStyle w:val="Normal"/>
-              <w:spacing w:line="240" w:lineRule="auto"/>
-              <w:jc w:val="left"/>
+              <w:t>, then it will save a snapshot of the burglar</w:t>
+            </w:r>
+          </w:p>
+          <w:p>
+            <w:pPr>
               <w:rPr>
                 <w:lang w:val="en-SG"/>
               </w:rPr>
@@ -6456,7 +6461,6 @@
         <w:tc>
           <w:tcPr>
             <w:tcW w:w="1555" w:type="dxa"/>
-            <w:tcMar/>
           </w:tcPr>
           <w:p>
             <w:pPr>
@@ -6481,30 +6485,15 @@
         <w:tc>
           <w:tcPr>
             <w:tcW w:w="7654" w:type="dxa"/>
-            <w:tcMar/>
-          </w:tcPr>
-          <w:p>
-            <w:pPr>
-              <w:rPr>
-                <w:lang w:val="en-GB"/>
-              </w:rPr>
-            </w:pPr>
-            <w:r>
-              <w:rPr>
-                <w:lang w:val="en-GB"/>
-              </w:rPr>
+          </w:tcPr>
+          <w:p>
+            <w:r>
               <w:t xml:space="preserve">If there is motion detected, and payment has not been made, and the user is </w:t>
             </w:r>
             <w:r>
-              <w:rPr>
-                <w:lang w:val="en-GB"/>
-              </w:rPr>
               <w:t>unauthorised personnel</w:t>
             </w:r>
             <w:r>
-              <w:rPr>
-                <w:lang w:val="en-GB"/>
-              </w:rPr>
               <w:t xml:space="preserve">, then it will ring the buzzer for 10 seconds </w:t>
             </w:r>
           </w:p>
@@ -6517,7 +6506,6 @@
         <w:tc>
           <w:tcPr>
             <w:tcW w:w="1555" w:type="dxa"/>
-            <w:tcMar/>
           </w:tcPr>
           <w:p>
             <w:pPr>
@@ -6548,48 +6536,18 @@
         <w:tc>
           <w:tcPr>
             <w:tcW w:w="7654" w:type="dxa"/>
-            <w:tcMar/>
-          </w:tcPr>
-          <w:p>
-            <w:pPr>
-              <w:rPr>
-                <w:lang w:val="en-GB"/>
-              </w:rPr>
-            </w:pPr>
-            <w:r>
-              <w:rPr>
-                <w:lang w:val="en-GB"/>
-              </w:rPr>
-              <w:t xml:space="preserve">If there is motion detected, and payment has not been made, and the user is an </w:t>
-            </w:r>
-            <w:r>
-              <w:rPr>
-                <w:lang w:val="en-GB"/>
-              </w:rPr>
-              <w:t>unathorised</w:t>
-            </w:r>
-            <w:r>
-              <w:rPr>
-                <w:lang w:val="en-GB"/>
-              </w:rPr>
-              <w:t xml:space="preserve"> personnel, then it will </w:t>
-            </w:r>
-            <w:r>
-              <w:rPr>
-                <w:lang w:val="en-GB"/>
-              </w:rPr>
+          </w:tcPr>
+          <w:p>
+            <w:r>
+              <w:t xml:space="preserve">If there is motion detected, and payment has not been made, and the user is an unathorised personnel, then it will </w:t>
+            </w:r>
+            <w:r>
               <w:t>send a notification</w:t>
             </w:r>
             <w:r>
-              <w:rPr>
-                <w:lang w:val="en-GB"/>
-              </w:rPr>
               <w:t xml:space="preserve"> and image of the burglar</w:t>
             </w:r>
             <w:r>
-              <w:rPr>
-                <w:lang w:val="en-GB"/>
-              </w:rPr>
               <w:t xml:space="preserve"> to the owner that the door has been forcefully opened</w:t>
             </w:r>
           </w:p>
@@ -6602,6 +6560,331 @@
           <w:lang w:val="en-SG"/>
         </w:rPr>
       </w:pPr>
+      <w:r>
+        <w:rPr>
+          <w:noProof/>
+        </w:rPr>
+        <w:drawing>
+          <wp:inline distT="0" distB="0" distL="0" distR="0" wp14:anchorId="2781CB98" wp14:editId="6423F048">
+            <wp:extent cx="4588329" cy="5059790"/>
+            <wp:effectExtent l="0" t="0" r="3175" b="7620"/>
+            <wp:docPr id="763814392" name="drawing"/>
+            <wp:cNvGraphicFramePr>
+              <a:graphicFrameLocks xmlns:a="http://schemas.openxmlformats.org/drawingml/2006/main" noChangeAspect="1"/>
+            </wp:cNvGraphicFramePr>
+            <a:graphic xmlns:a="http://schemas.openxmlformats.org/drawingml/2006/main">
+              <a:graphicData uri="http://schemas.openxmlformats.org/drawingml/2006/picture">
+                <pic:pic xmlns:pic="http://schemas.openxmlformats.org/drawingml/2006/picture">
+                  <pic:nvPicPr>
+                    <pic:cNvPr id="763814392" name=""/>
+                    <pic:cNvPicPr/>
+                  </pic:nvPicPr>
+                  <pic:blipFill>
+                    <a:blip r:embed="rId20" cstate="print">
+                      <a:extLst>
+                        <a:ext uri="{28A0092B-C50C-407E-A947-70E740481C1C}">
+                          <a14:useLocalDpi xmlns:a14="http://schemas.microsoft.com/office/drawing/2010/main" val="0"/>
+                        </a:ext>
+                      </a:extLst>
+                    </a:blip>
+                    <a:stretch>
+                      <a:fillRect/>
+                    </a:stretch>
+                  </pic:blipFill>
+                  <pic:spPr>
+                    <a:xfrm>
+                      <a:off x="0" y="0"/>
+                      <a:ext cx="4593066" cy="5065014"/>
+                    </a:xfrm>
+                    <a:prstGeom prst="rect">
+                      <a:avLst/>
+                    </a:prstGeom>
+                  </pic:spPr>
+                </pic:pic>
+              </a:graphicData>
+            </a:graphic>
+          </wp:inline>
+        </w:drawing>
+      </w:r>
+    </w:p>
+    <w:p>
+      <w:pPr>
+        <w:pStyle w:val="Heading2"/>
+        <w:numPr>
+          <w:ilvl w:val="2"/>
+          <w:numId w:val="13"/>
+        </w:numPr>
+        <w:rPr>
+          <w:lang w:val="en-SG"/>
+        </w:rPr>
+      </w:pPr>
+      <w:r>
+        <w:rPr>
+          <w:lang w:val="en-SG"/>
+        </w:rPr>
+        <w:lastRenderedPageBreak/>
+        <w:t>Shaking of the vending machine</w:t>
+      </w:r>
+    </w:p>
+    <w:p>
+      <w:r>
+        <w:rPr>
+          <w:color w:val="FF0000"/>
+          <w:lang w:val="en-SG"/>
+        </w:rPr>
+        <w:t xml:space="preserve">The vending machine shall include a </w:t>
+      </w:r>
+      <w:r>
+        <w:rPr>
+          <w:color w:val="FF0000"/>
+          <w:lang w:val="en-SG"/>
+        </w:rPr>
+        <w:t>shaking</w:t>
+      </w:r>
+      <w:r>
+        <w:rPr>
+          <w:color w:val="FF0000"/>
+          <w:lang w:val="en-SG"/>
+        </w:rPr>
+        <w:t xml:space="preserve"> detection mechanism to safeguard against unauthorised </w:t>
+      </w:r>
+      <w:r>
+        <w:rPr>
+          <w:color w:val="FF0000"/>
+          <w:lang w:val="en-SG"/>
+        </w:rPr>
+        <w:t>attempts to destroy the machine</w:t>
+      </w:r>
+      <w:r>
+        <w:rPr>
+          <w:color w:val="FF0000"/>
+          <w:lang w:val="en-SG"/>
+        </w:rPr>
+        <w:t xml:space="preserve"> </w:t>
+      </w:r>
+    </w:p>
+    <w:tbl>
+      <w:tblPr>
+        <w:tblStyle w:val="TableGrid"/>
+        <w:tblW w:w="9209" w:type="dxa"/>
+        <w:tblLook w:val="04A0" w:firstRow="1" w:lastRow="0" w:firstColumn="1" w:lastColumn="0" w:noHBand="0" w:noVBand="1"/>
+      </w:tblPr>
+      <w:tblGrid>
+        <w:gridCol w:w="1555"/>
+        <w:gridCol w:w="7654"/>
+      </w:tblGrid>
+      <w:tr>
+        <w:trPr>
+          <w:trHeight w:val="300"/>
+        </w:trPr>
+        <w:tc>
+          <w:tcPr>
+            <w:tcW w:w="1555" w:type="dxa"/>
+          </w:tcPr>
+          <w:p>
+            <w:pPr>
+              <w:rPr>
+                <w:b/>
+                <w:lang w:val="en-SG"/>
+              </w:rPr>
+            </w:pPr>
+            <w:r>
+              <w:rPr>
+                <w:b/>
+                <w:lang w:val="en-SG"/>
+              </w:rPr>
+              <w:t>REQ_ID</w:t>
+            </w:r>
+          </w:p>
+        </w:tc>
+        <w:tc>
+          <w:tcPr>
+            <w:tcW w:w="7654" w:type="dxa"/>
+          </w:tcPr>
+          <w:p>
+            <w:pPr>
+              <w:rPr>
+                <w:b/>
+                <w:lang w:val="en-SG"/>
+              </w:rPr>
+            </w:pPr>
+            <w:r>
+              <w:rPr>
+                <w:b/>
+                <w:lang w:val="en-SG"/>
+              </w:rPr>
+              <w:t>Requirement</w:t>
+            </w:r>
+          </w:p>
+        </w:tc>
+      </w:tr>
+      <w:tr>
+        <w:trPr>
+          <w:trHeight w:val="300"/>
+        </w:trPr>
+        <w:tc>
+          <w:tcPr>
+            <w:tcW w:w="1555" w:type="dxa"/>
+          </w:tcPr>
+          <w:p>
+            <w:pPr>
+              <w:rPr>
+                <w:lang w:val="en-SG"/>
+              </w:rPr>
+            </w:pPr>
+            <w:r>
+              <w:rPr>
+                <w:lang w:val="en-SG"/>
+              </w:rPr>
+              <w:t>REQ-</w:t>
+            </w:r>
+            <w:r>
+              <w:rPr>
+                <w:lang w:val="en-SG"/>
+              </w:rPr>
+              <w:t>32</w:t>
+            </w:r>
+          </w:p>
+        </w:tc>
+        <w:tc>
+          <w:tcPr>
+            <w:tcW w:w="7654" w:type="dxa"/>
+          </w:tcPr>
+          <w:p>
+            <w:r>
+              <w:t xml:space="preserve">The accelerometer is used to detect if there is any violent shaking to the machine. </w:t>
+            </w:r>
+          </w:p>
+        </w:tc>
+      </w:tr>
+      <w:tr>
+        <w:trPr>
+          <w:trHeight w:val="300"/>
+        </w:trPr>
+        <w:tc>
+          <w:tcPr>
+            <w:tcW w:w="1555" w:type="dxa"/>
+          </w:tcPr>
+          <w:p>
+            <w:pPr>
+              <w:rPr>
+                <w:lang w:val="en-SG"/>
+              </w:rPr>
+            </w:pPr>
+            <w:r>
+              <w:rPr>
+                <w:lang w:val="en-SG"/>
+              </w:rPr>
+              <w:t>REQ-</w:t>
+            </w:r>
+            <w:r>
+              <w:rPr>
+                <w:lang w:val="en-SG"/>
+              </w:rPr>
+              <w:t>33</w:t>
+            </w:r>
+          </w:p>
+        </w:tc>
+        <w:tc>
+          <w:tcPr>
+            <w:tcW w:w="7654" w:type="dxa"/>
+          </w:tcPr>
+          <w:p>
+            <w:pPr>
+              <w:rPr>
+                <w:lang w:val="en-SG"/>
+              </w:rPr>
+            </w:pPr>
+            <w:r>
+              <w:rPr>
+                <w:lang w:val="en-SG"/>
+              </w:rPr>
+              <w:t>If there is any violent shaking detected by the vending machine, it will ring the buzzer for 5 seconds and continue detecting if there is any shaking</w:t>
+            </w:r>
+          </w:p>
+        </w:tc>
+      </w:tr>
+      <w:tr>
+        <w:trPr>
+          <w:trHeight w:val="300"/>
+        </w:trPr>
+        <w:tc>
+          <w:tcPr>
+            <w:tcW w:w="1555" w:type="dxa"/>
+          </w:tcPr>
+          <w:p>
+            <w:pPr>
+              <w:rPr>
+                <w:lang w:val="en-SG"/>
+              </w:rPr>
+            </w:pPr>
+            <w:r>
+              <w:rPr>
+                <w:lang w:val="en-SG"/>
+              </w:rPr>
+              <w:t>REQ-</w:t>
+            </w:r>
+            <w:r>
+              <w:rPr>
+                <w:lang w:val="en-SG"/>
+              </w:rPr>
+              <w:t>34</w:t>
+            </w:r>
+          </w:p>
+        </w:tc>
+        <w:tc>
+          <w:tcPr>
+            <w:tcW w:w="7654" w:type="dxa"/>
+          </w:tcPr>
+          <w:p>
+            <w:r>
+              <w:t xml:space="preserve">It will alert the technicians if there is any violent shaking </w:t>
+            </w:r>
+          </w:p>
+        </w:tc>
+      </w:tr>
+    </w:tbl>
+    <w:p>
+      <w:r>
+        <w:rPr>
+          <w:lang w:val="en-SG"/>
+        </w:rPr>
+        <w:drawing>
+          <wp:inline distT="0" distB="0" distL="0" distR="0" wp14:anchorId="02BAFC16" wp14:editId="41538887">
+            <wp:extent cx="5731510" cy="3587115"/>
+            <wp:effectExtent l="0" t="0" r="2540" b="0"/>
+            <wp:docPr id="1501938201" name="Picture 1"/>
+            <wp:cNvGraphicFramePr>
+              <a:graphicFrameLocks xmlns:a="http://schemas.openxmlformats.org/drawingml/2006/main" noChangeAspect="1"/>
+            </wp:cNvGraphicFramePr>
+            <a:graphic xmlns:a="http://schemas.openxmlformats.org/drawingml/2006/main">
+              <a:graphicData uri="http://schemas.openxmlformats.org/drawingml/2006/picture">
+                <pic:pic xmlns:pic="http://schemas.openxmlformats.org/drawingml/2006/picture">
+                  <pic:nvPicPr>
+                    <pic:cNvPr id="1501938201" name=""/>
+                    <pic:cNvPicPr/>
+                  </pic:nvPicPr>
+                  <pic:blipFill>
+                    <a:blip r:embed="rId21"/>
+                    <a:stretch>
+                      <a:fillRect/>
+                    </a:stretch>
+                  </pic:blipFill>
+                  <pic:spPr>
+                    <a:xfrm>
+                      <a:off x="0" y="0"/>
+                      <a:ext cx="5731510" cy="3587115"/>
+                    </a:xfrm>
+                    <a:prstGeom prst="rect">
+                      <a:avLst/>
+                    </a:prstGeom>
+                  </pic:spPr>
+                </pic:pic>
+              </a:graphicData>
+            </a:graphic>
+          </wp:inline>
+        </w:drawing>
+      </w:r>
     </w:p>
     <w:p>
       <w:pPr>
@@ -6629,40 +6912,40 @@
         <w:pStyle w:val="Heading1"/>
         <w:numPr>
           <w:ilvl w:val="0"/>
-          <w:numId w:val="12"/>
+          <w:numId w:val="13"/>
         </w:numPr>
         <w:rPr>
           <w:lang w:val="en-SG"/>
         </w:rPr>
       </w:pPr>
-      <w:bookmarkStart w:name="_Toc2056058586" w:id="1346632146"/>
+      <w:bookmarkStart w:id="20" w:name="_Toc2056058586"/>
       <w:r>
         <w:rPr>
           <w:lang w:val="en-SG"/>
         </w:rPr>
         <w:t>Software Architecture</w:t>
       </w:r>
-      <w:bookmarkEnd w:id="1346632146"/>
+      <w:bookmarkEnd w:id="20"/>
     </w:p>
     <w:p>
       <w:pPr>
         <w:pStyle w:val="Heading2"/>
         <w:numPr>
           <w:ilvl w:val="1"/>
-          <w:numId w:val="12"/>
+          <w:numId w:val="13"/>
         </w:numPr>
         <w:rPr>
           <w:lang w:val="en-SG"/>
         </w:rPr>
       </w:pPr>
-      <w:bookmarkStart w:name="_Toc1008488750" w:id="1709612563"/>
+      <w:bookmarkStart w:id="21" w:name="_Toc1008488750"/>
       <w:r>
         <w:rPr>
           <w:lang w:val="en-SG"/>
         </w:rPr>
         <w:t>Static Software Architecture</w:t>
       </w:r>
-      <w:bookmarkEnd w:id="1709612563"/>
+      <w:bookmarkEnd w:id="21"/>
     </w:p>
     <w:p>
       <w:pPr>
@@ -6706,25 +6989,29 @@
     </w:p>
     <w:p>
       <w:r>
+        <w:rPr>
+          <w:noProof/>
+        </w:rPr>
+        <w:lastRenderedPageBreak/>
         <w:drawing>
-          <wp:inline wp14:editId="6F097BD7" wp14:anchorId="251DCBA7">
+          <wp:inline distT="0" distB="0" distL="0" distR="0" wp14:anchorId="251DCBA7" wp14:editId="54B2C942">
             <wp:extent cx="5724525" cy="4972050"/>
             <wp:effectExtent l="0" t="0" r="0" b="0"/>
             <wp:docPr id="608810351" name="drawing"/>
             <wp:cNvGraphicFramePr>
-              <a:graphicFrameLocks noChangeAspect="1"/>
+              <a:graphicFrameLocks xmlns:a="http://schemas.openxmlformats.org/drawingml/2006/main" noChangeAspect="1"/>
             </wp:cNvGraphicFramePr>
-            <a:graphic>
-              <a:graphicData xmlns:a="http://schemas.openxmlformats.org/drawingml/2006/main" uri="http://schemas.openxmlformats.org/drawingml/2006/picture">
+            <a:graphic xmlns:a="http://schemas.openxmlformats.org/drawingml/2006/main">
+              <a:graphicData uri="http://schemas.openxmlformats.org/drawingml/2006/picture">
                 <pic:pic xmlns:pic="http://schemas.openxmlformats.org/drawingml/2006/picture">
                   <pic:nvPicPr>
                     <pic:cNvPr id="608810351" name=""/>
                     <pic:cNvPicPr/>
                   </pic:nvPicPr>
                   <pic:blipFill>
-                    <a:blip xmlns:r="http://schemas.openxmlformats.org/officeDocument/2006/relationships" r:embed="rId2088218466">
+                    <a:blip r:embed="rId22" cstate="print">
                       <a:extLst>
-                        <a:ext xmlns:a="http://schemas.openxmlformats.org/drawingml/2006/main" uri="{28A0092B-C50C-407E-A947-70E740481C1C}">
+                        <a:ext uri="{28A0092B-C50C-407E-A947-70E740481C1C}">
                           <a14:useLocalDpi xmlns:a14="http://schemas.microsoft.com/office/drawing/2010/main" val="0"/>
                         </a:ext>
                       </a:extLst>
@@ -6749,21 +7036,20 @@
         </w:drawing>
       </w:r>
     </w:p>
-    <w:p w14:noSpellErr="1">
-      <w:pPr>
-        <w:pStyle w:val="Normal"/>
+    <w:p>
+      <w:pPr>
         <w:rPr>
           <w:lang w:val="en-SG"/>
         </w:rPr>
       </w:pPr>
     </w:p>
     <w:sectPr>
-      <w:headerReference w:type="default" r:id="rId21"/>
-      <w:pgSz w:w="11906" w:h="16838" w:orient="portrait"/>
+      <w:headerReference w:type="default" r:id="rId23"/>
+      <w:footerReference w:type="default" r:id="rId24"/>
+      <w:pgSz w:w="11906" w:h="16838"/>
       <w:pgMar w:top="1440" w:right="1440" w:bottom="1440" w:left="1440" w:header="708" w:footer="708" w:gutter="0"/>
       <w:cols w:space="708"/>
       <w:docGrid w:linePitch="360"/>
-      <w:footerReference w:type="default" r:id="R1cd82dfca203487b"/>
     </w:sectPr>
   </w:body>
 </w:document>
@@ -6794,12 +7080,10 @@
 </w:endnotes>
 </file>
 
-<file path=word/footer.xml><?xml version="1.0" encoding="utf-8"?>
-<w:ftr xmlns:w14="http://schemas.microsoft.com/office/word/2010/wordml" xmlns:w="http://schemas.openxmlformats.org/wordprocessingml/2006/main">
+<file path=word/footer1.xml><?xml version="1.0" encoding="utf-8"?>
+<w:ftr xmlns:wpc="http://schemas.microsoft.com/office/word/2010/wordprocessingCanvas" xmlns:cx="http://schemas.microsoft.com/office/drawing/2014/chartex" xmlns:cx1="http://schemas.microsoft.com/office/drawing/2015/9/8/chartex" xmlns:cx2="http://schemas.microsoft.com/office/drawing/2015/10/21/chartex" xmlns:cx3="http://schemas.microsoft.com/office/drawing/2016/5/9/chartex" xmlns:cx4="http://schemas.microsoft.com/office/drawing/2016/5/10/chartex" xmlns:cx5="http://schemas.microsoft.com/office/drawing/2016/5/11/chartex" xmlns:cx6="http://schemas.microsoft.com/office/drawing/2016/5/12/chartex" xmlns:cx7="http://schemas.microsoft.com/office/drawing/2016/5/13/chartex" xmlns:cx8="http://schemas.microsoft.com/office/drawing/2016/5/14/chartex" xmlns:mc="http://schemas.openxmlformats.org/markup-compatibility/2006" xmlns:aink="http://schemas.microsoft.com/office/drawing/2016/ink" xmlns:am3d="http://schemas.microsoft.com/office/drawing/2017/model3d" xmlns:o="urn:schemas-microsoft-com:office:office" xmlns:oel="http://schemas.microsoft.com/office/2019/extlst" xmlns:r="http://schemas.openxmlformats.org/officeDocument/2006/relationships" xmlns:m="http://schemas.openxmlformats.org/officeDocument/2006/math" xmlns:v="urn:schemas-microsoft-com:vml" xmlns:wp14="http://schemas.microsoft.com/office/word/2010/wordprocessingDrawing" xmlns:wp="http://schemas.openxmlformats.org/drawingml/2006/wordprocessingDrawing" xmlns:w10="urn:schemas-microsoft-com:office:word" xmlns:w="http://schemas.openxmlformats.org/wordprocessingml/2006/main" xmlns:w14="http://schemas.microsoft.com/office/word/2010/wordml" xmlns:w15="http://schemas.microsoft.com/office/word/2012/wordml" xmlns:w16cex="http://schemas.microsoft.com/office/word/2018/wordml/cex" xmlns:w16cid="http://schemas.microsoft.com/office/word/2016/wordml/cid" xmlns:w16="http://schemas.microsoft.com/office/word/2018/wordml" xmlns:w16du="http://schemas.microsoft.com/office/word/2023/wordml/word16du" xmlns:w16sdtdh="http://schemas.microsoft.com/office/word/2020/wordml/sdtdatahash" xmlns:w16sdtfl="http://schemas.microsoft.com/office/word/2024/wordml/sdtformatlock" xmlns:w16se="http://schemas.microsoft.com/office/word/2015/wordml/symex" xmlns:wpg="http://schemas.microsoft.com/office/word/2010/wordprocessingGroup" xmlns:wpi="http://schemas.microsoft.com/office/word/2010/wordprocessingInk" xmlns:wne="http://schemas.microsoft.com/office/word/2006/wordml" xmlns:wps="http://schemas.microsoft.com/office/word/2010/wordprocessingShape" mc:Ignorable="w14 w15 w16se w16cid w16 w16cex w16sdtdh w16sdtfl w16du wp14">
   <w:tbl>
     <w:tblPr>
-      <w:tblStyle w:val="TableNormal"/>
-      <w:bidiVisual w:val="0"/>
       <w:tblW w:w="0" w:type="auto"/>
       <w:tblLayout w:type="fixed"/>
       <w:tblLook w:val="06A0" w:firstRow="1" w:lastRow="0" w:firstColumn="1" w:lastColumn="0" w:noHBand="1" w:noVBand="1"/>
@@ -6816,26 +7100,21 @@
       <w:tc>
         <w:tcPr>
           <w:tcW w:w="3005" w:type="dxa"/>
-          <w:tcMar/>
         </w:tcPr>
         <w:p>
           <w:pPr>
             <w:pStyle w:val="Header"/>
-            <w:bidi w:val="0"/>
             <w:ind w:left="-115"/>
-            <w:jc w:val="left"/>
           </w:pPr>
         </w:p>
       </w:tc>
       <w:tc>
         <w:tcPr>
           <w:tcW w:w="3005" w:type="dxa"/>
-          <w:tcMar/>
         </w:tcPr>
         <w:p>
           <w:pPr>
             <w:pStyle w:val="Header"/>
-            <w:bidi w:val="0"/>
             <w:jc w:val="center"/>
           </w:pPr>
         </w:p>
@@ -6843,12 +7122,10 @@
       <w:tc>
         <w:tcPr>
           <w:tcW w:w="3005" w:type="dxa"/>
-          <w:tcMar/>
         </w:tcPr>
         <w:p>
           <w:pPr>
             <w:pStyle w:val="Header"/>
-            <w:bidi w:val="0"/>
             <w:ind w:right="-115"/>
             <w:jc w:val="right"/>
           </w:pPr>
@@ -6859,7 +7136,6 @@
   <w:p>
     <w:pPr>
       <w:pStyle w:val="Footer"/>
-      <w:bidi w:val="0"/>
     </w:pPr>
   </w:p>
 </w:ftr>
@@ -6916,106 +7192,22 @@
 </file>
 
 <file path=word/intelligence2.xml><?xml version="1.0" encoding="utf-8"?>
-<int2:intelligence xmlns:int2="http://schemas.microsoft.com/office/intelligence/2020/intelligence">
+<int2:intelligence xmlns:int2="http://schemas.microsoft.com/office/intelligence/2020/intelligence" xmlns:oel="http://schemas.microsoft.com/office/2019/extlst">
   <int2:observations>
     <int2:textHash int2:hashCode="IazhdNy7nm2qcZ" int2:id="IxzYvCVV">
-      <int2:state int2:type="spell" int2:value="Rejected"/>
+      <int2:state int2:value="Rejected" int2:type="spell"/>
     </int2:textHash>
     <int2:textHash int2:hashCode="f8bx3WAL4cnhfm" int2:id="4OHfGkyX">
-      <int2:state int2:type="spell" int2:value="Rejected"/>
+      <int2:state int2:value="Rejected" int2:type="spell"/>
     </int2:textHash>
   </int2:observations>
   <int2:intelligenceSettings/>
+  <int2:onDemandWorkflows/>
 </int2:intelligence>
 </file>
 
 <file path=word/numbering.xml><?xml version="1.0" encoding="utf-8"?>
 <w:numbering xmlns:wpc="http://schemas.microsoft.com/office/word/2010/wordprocessingCanvas" xmlns:cx="http://schemas.microsoft.com/office/drawing/2014/chartex" xmlns:cx1="http://schemas.microsoft.com/office/drawing/2015/9/8/chartex" xmlns:cx2="http://schemas.microsoft.com/office/drawing/2015/10/21/chartex" xmlns:cx3="http://schemas.microsoft.com/office/drawing/2016/5/9/chartex" xmlns:cx4="http://schemas.microsoft.com/office/drawing/2016/5/10/chartex" xmlns:cx5="http://schemas.microsoft.com/office/drawing/2016/5/11/chartex" xmlns:cx6="http://schemas.microsoft.com/office/drawing/2016/5/12/chartex" xmlns:cx7="http://schemas.microsoft.com/office/drawing/2016/5/13/chartex" xmlns:cx8="http://schemas.microsoft.com/office/drawing/2016/5/14/chartex" xmlns:mc="http://schemas.openxmlformats.org/markup-compatibility/2006" xmlns:aink="http://schemas.microsoft.com/office/drawing/2016/ink" xmlns:am3d="http://schemas.microsoft.com/office/drawing/2017/model3d" xmlns:o="urn:schemas-microsoft-com:office:office" xmlns:oel="http://schemas.microsoft.com/office/2019/extlst" xmlns:r="http://schemas.openxmlformats.org/officeDocument/2006/relationships" xmlns:m="http://schemas.openxmlformats.org/officeDocument/2006/math" xmlns:v="urn:schemas-microsoft-com:vml" xmlns:wp14="http://schemas.microsoft.com/office/word/2010/wordprocessingDrawing" xmlns:wp="http://schemas.openxmlformats.org/drawingml/2006/wordprocessingDrawing" xmlns:w10="urn:schemas-microsoft-com:office:word" xmlns:w="http://schemas.openxmlformats.org/wordprocessingml/2006/main" xmlns:w14="http://schemas.microsoft.com/office/word/2010/wordml" xmlns:w15="http://schemas.microsoft.com/office/word/2012/wordml" xmlns:w16cex="http://schemas.microsoft.com/office/word/2018/wordml/cex" xmlns:w16cid="http://schemas.microsoft.com/office/word/2016/wordml/cid" xmlns:w16="http://schemas.microsoft.com/office/word/2018/wordml" xmlns:w16du="http://schemas.microsoft.com/office/word/2023/wordml/word16du" xmlns:w16sdtdh="http://schemas.microsoft.com/office/word/2020/wordml/sdtdatahash" xmlns:w16sdtfl="http://schemas.microsoft.com/office/word/2024/wordml/sdtformatlock" xmlns:w16se="http://schemas.microsoft.com/office/word/2015/wordml/symex" xmlns:wpg="http://schemas.microsoft.com/office/word/2010/wordprocessingGroup" xmlns:wpi="http://schemas.microsoft.com/office/word/2010/wordprocessingInk" xmlns:wne="http://schemas.microsoft.com/office/word/2006/wordml" xmlns:wps="http://schemas.microsoft.com/office/word/2010/wordprocessingShape" mc:Ignorable="w14 w15 w16se w16cid w16 w16cex w16sdtdh w16sdtfl w16du wp14">
-  <w:abstractNum xmlns:w="http://schemas.openxmlformats.org/wordprocessingml/2006/main" w:abstractNumId="24">
-    <w:nsid w:val="3b2f57dd"/>
-    <w:multiLevelType xmlns:w="http://schemas.openxmlformats.org/wordprocessingml/2006/main" w:val="multilevel"/>
-    <w:lvl xmlns:w="http://schemas.openxmlformats.org/wordprocessingml/2006/main" w:ilvl="0">
-      <w:start w:val="1"/>
-      <w:numFmt w:val="decimal"/>
-      <w:lvlText w:val="%1."/>
-      <w:lvlJc w:val="left"/>
-      <w:pPr>
-        <w:ind w:left="720" w:hanging="360"/>
-      </w:pPr>
-    </w:lvl>
-    <w:lvl xmlns:w="http://schemas.openxmlformats.org/wordprocessingml/2006/main" w:ilvl="1">
-      <w:start w:val="1"/>
-      <w:numFmt w:val="decimal"/>
-      <w:lvlText w:val="%1.%2."/>
-      <w:lvlJc w:val="left"/>
-      <w:pPr>
-        <w:ind w:left="1440" w:hanging="360"/>
-      </w:pPr>
-    </w:lvl>
-    <w:lvl xmlns:w="http://schemas.openxmlformats.org/wordprocessingml/2006/main" w:ilvl="2">
-      <w:start w:val="1"/>
-      <w:numFmt w:val="decimal"/>
-      <w:lvlText w:val="%1.%2.%3."/>
-      <w:lvlJc w:val="left"/>
-      <w:pPr>
-        <w:ind w:left="2160" w:hanging="180"/>
-      </w:pPr>
-    </w:lvl>
-    <w:lvl xmlns:w="http://schemas.openxmlformats.org/wordprocessingml/2006/main" w:ilvl="3">
-      <w:start w:val="1"/>
-      <w:numFmt w:val="decimal"/>
-      <w:lvlText w:val="%1.%2.%3.%4."/>
-      <w:lvlJc w:val="left"/>
-      <w:pPr>
-        <w:ind w:left="2880" w:hanging="360"/>
-      </w:pPr>
-    </w:lvl>
-    <w:lvl xmlns:w="http://schemas.openxmlformats.org/wordprocessingml/2006/main" w:ilvl="4">
-      <w:start w:val="1"/>
-      <w:numFmt w:val="decimal"/>
-      <w:lvlText w:val="%1.%2.%3.%4.%5."/>
-      <w:lvlJc w:val="left"/>
-      <w:pPr>
-        <w:ind w:left="3600" w:hanging="360"/>
-      </w:pPr>
-    </w:lvl>
-    <w:lvl xmlns:w="http://schemas.openxmlformats.org/wordprocessingml/2006/main" w:ilvl="5">
-      <w:start w:val="1"/>
-      <w:numFmt w:val="decimal"/>
-      <w:lvlText w:val="%1.%2.%3.%4.%5.%6."/>
-      <w:lvlJc w:val="left"/>
-      <w:pPr>
-        <w:ind w:left="4320" w:hanging="180"/>
-      </w:pPr>
-    </w:lvl>
-    <w:lvl xmlns:w="http://schemas.openxmlformats.org/wordprocessingml/2006/main" w:ilvl="6">
-      <w:start w:val="1"/>
-      <w:numFmt w:val="decimal"/>
-      <w:lvlText w:val="%1.%2.%3.%4.%5.%6.%7."/>
-      <w:lvlJc w:val="left"/>
-      <w:pPr>
-        <w:ind w:left="5040" w:hanging="360"/>
-      </w:pPr>
-    </w:lvl>
-    <w:lvl xmlns:w="http://schemas.openxmlformats.org/wordprocessingml/2006/main" w:ilvl="7">
-      <w:start w:val="1"/>
-      <w:numFmt w:val="decimal"/>
-      <w:lvlText w:val="%1.%2.%3.%4.%5.%6.%7.%8."/>
-      <w:lvlJc w:val="left"/>
-      <w:pPr>
-        <w:ind w:left="5760" w:hanging="360"/>
-      </w:pPr>
-    </w:lvl>
-    <w:lvl xmlns:w="http://schemas.openxmlformats.org/wordprocessingml/2006/main" w:ilvl="8">
-      <w:start w:val="1"/>
-      <w:numFmt w:val="decimal"/>
-      <w:lvlText w:val="%1.%2.%3.%4.%5.%6.%7.%8.%9."/>
-      <w:lvlJc w:val="left"/>
-      <w:pPr>
-        <w:ind w:left="6480" w:hanging="180"/>
-      </w:pPr>
-    </w:lvl>
-  </w:abstractNum>
   <w:abstractNum w:abstractNumId="0" w15:restartNumberingAfterBreak="0">
     <w:nsid w:val="0176441C"/>
     <w:multiLevelType w:val="hybridMultilevel"/>
@@ -7029,7 +7221,7 @@
         <w:ind w:left="720" w:hanging="360"/>
       </w:pPr>
       <w:rPr>
-        <w:rFonts w:hint="default" w:ascii="Wingdings" w:hAnsi="Wingdings"/>
+        <w:rFonts w:ascii="Wingdings" w:hAnsi="Wingdings" w:hint="default"/>
       </w:rPr>
     </w:lvl>
     <w:lvl w:ilvl="1" w:tplc="48090003" w:tentative="1">
@@ -7041,7 +7233,7 @@
         <w:ind w:left="1440" w:hanging="360"/>
       </w:pPr>
       <w:rPr>
-        <w:rFonts w:hint="default" w:ascii="Courier New" w:hAnsi="Courier New" w:cs="Courier New"/>
+        <w:rFonts w:ascii="Courier New" w:hAnsi="Courier New" w:cs="Courier New" w:hint="default"/>
       </w:rPr>
     </w:lvl>
     <w:lvl w:ilvl="2" w:tplc="48090005" w:tentative="1">
@@ -7053,7 +7245,7 @@
         <w:ind w:left="2160" w:hanging="360"/>
       </w:pPr>
       <w:rPr>
-        <w:rFonts w:hint="default" w:ascii="Wingdings" w:hAnsi="Wingdings"/>
+        <w:rFonts w:ascii="Wingdings" w:hAnsi="Wingdings" w:hint="default"/>
       </w:rPr>
     </w:lvl>
     <w:lvl w:ilvl="3" w:tplc="48090001" w:tentative="1">
@@ -7065,7 +7257,7 @@
         <w:ind w:left="2880" w:hanging="360"/>
       </w:pPr>
       <w:rPr>
-        <w:rFonts w:hint="default" w:ascii="Symbol" w:hAnsi="Symbol"/>
+        <w:rFonts w:ascii="Symbol" w:hAnsi="Symbol" w:hint="default"/>
       </w:rPr>
     </w:lvl>
     <w:lvl w:ilvl="4" w:tplc="48090003" w:tentative="1">
@@ -7077,7 +7269,7 @@
         <w:ind w:left="3600" w:hanging="360"/>
       </w:pPr>
       <w:rPr>
-        <w:rFonts w:hint="default" w:ascii="Courier New" w:hAnsi="Courier New" w:cs="Courier New"/>
+        <w:rFonts w:ascii="Courier New" w:hAnsi="Courier New" w:cs="Courier New" w:hint="default"/>
       </w:rPr>
     </w:lvl>
     <w:lvl w:ilvl="5" w:tplc="48090005" w:tentative="1">
@@ -7089,7 +7281,7 @@
         <w:ind w:left="4320" w:hanging="360"/>
       </w:pPr>
       <w:rPr>
-        <w:rFonts w:hint="default" w:ascii="Wingdings" w:hAnsi="Wingdings"/>
+        <w:rFonts w:ascii="Wingdings" w:hAnsi="Wingdings" w:hint="default"/>
       </w:rPr>
     </w:lvl>
     <w:lvl w:ilvl="6" w:tplc="48090001" w:tentative="1">
@@ -7101,7 +7293,7 @@
         <w:ind w:left="5040" w:hanging="360"/>
       </w:pPr>
       <w:rPr>
-        <w:rFonts w:hint="default" w:ascii="Symbol" w:hAnsi="Symbol"/>
+        <w:rFonts w:ascii="Symbol" w:hAnsi="Symbol" w:hint="default"/>
       </w:rPr>
     </w:lvl>
     <w:lvl w:ilvl="7" w:tplc="48090003" w:tentative="1">
@@ -7113,7 +7305,7 @@
         <w:ind w:left="5760" w:hanging="360"/>
       </w:pPr>
       <w:rPr>
-        <w:rFonts w:hint="default" w:ascii="Courier New" w:hAnsi="Courier New" w:cs="Courier New"/>
+        <w:rFonts w:ascii="Courier New" w:hAnsi="Courier New" w:cs="Courier New" w:hint="default"/>
       </w:rPr>
     </w:lvl>
     <w:lvl w:ilvl="8" w:tplc="48090005" w:tentative="1">
@@ -7125,7 +7317,7 @@
         <w:ind w:left="6480" w:hanging="360"/>
       </w:pPr>
       <w:rPr>
-        <w:rFonts w:hint="default" w:ascii="Wingdings" w:hAnsi="Wingdings"/>
+        <w:rFonts w:ascii="Wingdings" w:hAnsi="Wingdings" w:hint="default"/>
       </w:rPr>
     </w:lvl>
   </w:abstractNum>
@@ -7228,7 +7420,7 @@
         <w:ind w:left="720" w:hanging="360"/>
       </w:pPr>
       <w:rPr>
-        <w:rFonts w:hint="default" w:ascii="Wingdings" w:hAnsi="Wingdings"/>
+        <w:rFonts w:ascii="Wingdings" w:hAnsi="Wingdings" w:hint="default"/>
       </w:rPr>
     </w:lvl>
     <w:lvl w:ilvl="1" w:tplc="48090003" w:tentative="1">
@@ -7240,7 +7432,7 @@
         <w:ind w:left="1440" w:hanging="360"/>
       </w:pPr>
       <w:rPr>
-        <w:rFonts w:hint="default" w:ascii="Courier New" w:hAnsi="Courier New" w:cs="Courier New"/>
+        <w:rFonts w:ascii="Courier New" w:hAnsi="Courier New" w:cs="Courier New" w:hint="default"/>
       </w:rPr>
     </w:lvl>
     <w:lvl w:ilvl="2" w:tplc="48090005" w:tentative="1">
@@ -7252,7 +7444,7 @@
         <w:ind w:left="2160" w:hanging="360"/>
       </w:pPr>
       <w:rPr>
-        <w:rFonts w:hint="default" w:ascii="Wingdings" w:hAnsi="Wingdings"/>
+        <w:rFonts w:ascii="Wingdings" w:hAnsi="Wingdings" w:hint="default"/>
       </w:rPr>
     </w:lvl>
     <w:lvl w:ilvl="3" w:tplc="48090001" w:tentative="1">
@@ -7264,7 +7456,7 @@
         <w:ind w:left="2880" w:hanging="360"/>
       </w:pPr>
       <w:rPr>
-        <w:rFonts w:hint="default" w:ascii="Symbol" w:hAnsi="Symbol"/>
+        <w:rFonts w:ascii="Symbol" w:hAnsi="Symbol" w:hint="default"/>
       </w:rPr>
     </w:lvl>
     <w:lvl w:ilvl="4" w:tplc="48090003" w:tentative="1">
@@ -7276,7 +7468,7 @@
         <w:ind w:left="3600" w:hanging="360"/>
       </w:pPr>
       <w:rPr>
-        <w:rFonts w:hint="default" w:ascii="Courier New" w:hAnsi="Courier New" w:cs="Courier New"/>
+        <w:rFonts w:ascii="Courier New" w:hAnsi="Courier New" w:cs="Courier New" w:hint="default"/>
       </w:rPr>
     </w:lvl>
     <w:lvl w:ilvl="5" w:tplc="48090005" w:tentative="1">
@@ -7288,7 +7480,7 @@
         <w:ind w:left="4320" w:hanging="360"/>
       </w:pPr>
       <w:rPr>
-        <w:rFonts w:hint="default" w:ascii="Wingdings" w:hAnsi="Wingdings"/>
+        <w:rFonts w:ascii="Wingdings" w:hAnsi="Wingdings" w:hint="default"/>
       </w:rPr>
     </w:lvl>
     <w:lvl w:ilvl="6" w:tplc="48090001" w:tentative="1">
@@ -7300,7 +7492,7 @@
         <w:ind w:left="5040" w:hanging="360"/>
       </w:pPr>
       <w:rPr>
-        <w:rFonts w:hint="default" w:ascii="Symbol" w:hAnsi="Symbol"/>
+        <w:rFonts w:ascii="Symbol" w:hAnsi="Symbol" w:hint="default"/>
       </w:rPr>
     </w:lvl>
     <w:lvl w:ilvl="7" w:tplc="48090003" w:tentative="1">
@@ -7312,7 +7504,7 @@
         <w:ind w:left="5760" w:hanging="360"/>
       </w:pPr>
       <w:rPr>
-        <w:rFonts w:hint="default" w:ascii="Courier New" w:hAnsi="Courier New" w:cs="Courier New"/>
+        <w:rFonts w:ascii="Courier New" w:hAnsi="Courier New" w:cs="Courier New" w:hint="default"/>
       </w:rPr>
     </w:lvl>
     <w:lvl w:ilvl="8" w:tplc="48090005" w:tentative="1">
@@ -7324,7 +7516,7 @@
         <w:ind w:left="6480" w:hanging="360"/>
       </w:pPr>
       <w:rPr>
-        <w:rFonts w:hint="default" w:ascii="Wingdings" w:hAnsi="Wingdings"/>
+        <w:rFonts w:ascii="Wingdings" w:hAnsi="Wingdings" w:hint="default"/>
       </w:rPr>
     </w:lvl>
   </w:abstractNum>
@@ -7591,6 +7783,92 @@
     </w:lvl>
   </w:abstractNum>
   <w:abstractNum w:abstractNumId="6" w15:restartNumberingAfterBreak="0">
+    <w:nsid w:val="3B2F57DD"/>
+    <w:multiLevelType w:val="multilevel"/>
+    <w:tmpl w:val="6E505886"/>
+    <w:lvl w:ilvl="0">
+      <w:start w:val="1"/>
+      <w:numFmt w:val="decimal"/>
+      <w:lvlText w:val="%1."/>
+      <w:lvlJc w:val="left"/>
+      <w:pPr>
+        <w:ind w:left="720" w:hanging="360"/>
+      </w:pPr>
+    </w:lvl>
+    <w:lvl w:ilvl="1">
+      <w:start w:val="1"/>
+      <w:numFmt w:val="decimal"/>
+      <w:lvlText w:val="%1.%2."/>
+      <w:lvlJc w:val="left"/>
+      <w:pPr>
+        <w:ind w:left="1440" w:hanging="360"/>
+      </w:pPr>
+    </w:lvl>
+    <w:lvl w:ilvl="2">
+      <w:start w:val="1"/>
+      <w:numFmt w:val="decimal"/>
+      <w:lvlText w:val="%1.%2.%3."/>
+      <w:lvlJc w:val="left"/>
+      <w:pPr>
+        <w:ind w:left="2160" w:hanging="180"/>
+      </w:pPr>
+    </w:lvl>
+    <w:lvl w:ilvl="3">
+      <w:start w:val="1"/>
+      <w:numFmt w:val="decimal"/>
+      <w:lvlText w:val="%1.%2.%3.%4."/>
+      <w:lvlJc w:val="left"/>
+      <w:pPr>
+        <w:ind w:left="2880" w:hanging="360"/>
+      </w:pPr>
+    </w:lvl>
+    <w:lvl w:ilvl="4">
+      <w:start w:val="1"/>
+      <w:numFmt w:val="decimal"/>
+      <w:lvlText w:val="%1.%2.%3.%4.%5."/>
+      <w:lvlJc w:val="left"/>
+      <w:pPr>
+        <w:ind w:left="3600" w:hanging="360"/>
+      </w:pPr>
+    </w:lvl>
+    <w:lvl w:ilvl="5">
+      <w:start w:val="1"/>
+      <w:numFmt w:val="decimal"/>
+      <w:lvlText w:val="%1.%2.%3.%4.%5.%6."/>
+      <w:lvlJc w:val="left"/>
+      <w:pPr>
+        <w:ind w:left="4320" w:hanging="180"/>
+      </w:pPr>
+    </w:lvl>
+    <w:lvl w:ilvl="6">
+      <w:start w:val="1"/>
+      <w:numFmt w:val="decimal"/>
+      <w:lvlText w:val="%1.%2.%3.%4.%5.%6.%7."/>
+      <w:lvlJc w:val="left"/>
+      <w:pPr>
+        <w:ind w:left="5040" w:hanging="360"/>
+      </w:pPr>
+    </w:lvl>
+    <w:lvl w:ilvl="7">
+      <w:start w:val="1"/>
+      <w:numFmt w:val="decimal"/>
+      <w:lvlText w:val="%1.%2.%3.%4.%5.%6.%7.%8."/>
+      <w:lvlJc w:val="left"/>
+      <w:pPr>
+        <w:ind w:left="5760" w:hanging="360"/>
+      </w:pPr>
+    </w:lvl>
+    <w:lvl w:ilvl="8">
+      <w:start w:val="1"/>
+      <w:numFmt w:val="decimal"/>
+      <w:lvlText w:val="%1.%2.%3.%4.%5.%6.%7.%8.%9."/>
+      <w:lvlJc w:val="left"/>
+      <w:pPr>
+        <w:ind w:left="6480" w:hanging="180"/>
+      </w:pPr>
+    </w:lvl>
+  </w:abstractNum>
+  <w:abstractNum w:abstractNumId="7" w15:restartNumberingAfterBreak="0">
     <w:nsid w:val="3B8B5F15"/>
     <w:multiLevelType w:val="hybridMultilevel"/>
     <w:tmpl w:val="A350C79E"/>
@@ -7603,7 +7881,7 @@
         <w:ind w:left="720" w:hanging="360"/>
       </w:pPr>
       <w:rPr>
-        <w:rFonts w:hint="default" w:ascii="Symbol" w:hAnsi="Symbol"/>
+        <w:rFonts w:ascii="Symbol" w:hAnsi="Symbol" w:hint="default"/>
       </w:rPr>
     </w:lvl>
     <w:lvl w:ilvl="1" w:tplc="E9E6BB5E">
@@ -7615,7 +7893,7 @@
         <w:ind w:left="1440" w:hanging="360"/>
       </w:pPr>
       <w:rPr>
-        <w:rFonts w:hint="default" w:ascii="Courier New" w:hAnsi="Courier New"/>
+        <w:rFonts w:ascii="Courier New" w:hAnsi="Courier New" w:hint="default"/>
       </w:rPr>
     </w:lvl>
     <w:lvl w:ilvl="2" w:tplc="7B4C7B1E">
@@ -7627,7 +7905,7 @@
         <w:ind w:left="2160" w:hanging="360"/>
       </w:pPr>
       <w:rPr>
-        <w:rFonts w:hint="default" w:ascii="Wingdings" w:hAnsi="Wingdings"/>
+        <w:rFonts w:ascii="Wingdings" w:hAnsi="Wingdings" w:hint="default"/>
       </w:rPr>
     </w:lvl>
     <w:lvl w:ilvl="3" w:tplc="C55E4AA0">
@@ -7639,7 +7917,7 @@
         <w:ind w:left="2880" w:hanging="360"/>
       </w:pPr>
       <w:rPr>
-        <w:rFonts w:hint="default" w:ascii="Symbol" w:hAnsi="Symbol"/>
+        <w:rFonts w:ascii="Symbol" w:hAnsi="Symbol" w:hint="default"/>
       </w:rPr>
     </w:lvl>
     <w:lvl w:ilvl="4" w:tplc="2AFC8816">
@@ -7651,7 +7929,7 @@
         <w:ind w:left="3600" w:hanging="360"/>
       </w:pPr>
       <w:rPr>
-        <w:rFonts w:hint="default" w:ascii="Courier New" w:hAnsi="Courier New"/>
+        <w:rFonts w:ascii="Courier New" w:hAnsi="Courier New" w:hint="default"/>
       </w:rPr>
     </w:lvl>
     <w:lvl w:ilvl="5" w:tplc="473C4BF4">
@@ -7663,7 +7941,7 @@
         <w:ind w:left="4320" w:hanging="360"/>
       </w:pPr>
       <w:rPr>
-        <w:rFonts w:hint="default" w:ascii="Wingdings" w:hAnsi="Wingdings"/>
+        <w:rFonts w:ascii="Wingdings" w:hAnsi="Wingdings" w:hint="default"/>
       </w:rPr>
     </w:lvl>
     <w:lvl w:ilvl="6" w:tplc="1DC6B452">
@@ -7675,7 +7953,7 @@
         <w:ind w:left="5040" w:hanging="360"/>
       </w:pPr>
       <w:rPr>
-        <w:rFonts w:hint="default" w:ascii="Symbol" w:hAnsi="Symbol"/>
+        <w:rFonts w:ascii="Symbol" w:hAnsi="Symbol" w:hint="default"/>
       </w:rPr>
     </w:lvl>
     <w:lvl w:ilvl="7" w:tplc="47D073DA">
@@ -7687,7 +7965,7 @@
         <w:ind w:left="5760" w:hanging="360"/>
       </w:pPr>
       <w:rPr>
-        <w:rFonts w:hint="default" w:ascii="Courier New" w:hAnsi="Courier New"/>
+        <w:rFonts w:ascii="Courier New" w:hAnsi="Courier New" w:hint="default"/>
       </w:rPr>
     </w:lvl>
     <w:lvl w:ilvl="8" w:tplc="E43A4AA6">
@@ -7699,11 +7977,11 @@
         <w:ind w:left="6480" w:hanging="360"/>
       </w:pPr>
       <w:rPr>
-        <w:rFonts w:hint="default" w:ascii="Wingdings" w:hAnsi="Wingdings"/>
+        <w:rFonts w:ascii="Wingdings" w:hAnsi="Wingdings" w:hint="default"/>
       </w:rPr>
     </w:lvl>
   </w:abstractNum>
-  <w:abstractNum w:abstractNumId="7" w15:restartNumberingAfterBreak="0">
+  <w:abstractNum w:abstractNumId="8" w15:restartNumberingAfterBreak="0">
     <w:nsid w:val="3E4C2537"/>
     <w:multiLevelType w:val="hybridMultilevel"/>
     <w:tmpl w:val="B6E4E920"/>
@@ -7716,7 +7994,7 @@
         <w:ind w:left="720" w:hanging="360"/>
       </w:pPr>
       <w:rPr>
-        <w:rFonts w:hint="default" w:ascii="Wingdings" w:hAnsi="Wingdings"/>
+        <w:rFonts w:ascii="Wingdings" w:hAnsi="Wingdings" w:hint="default"/>
       </w:rPr>
     </w:lvl>
     <w:lvl w:ilvl="1" w:tplc="48090003" w:tentative="1">
@@ -7728,7 +8006,7 @@
         <w:ind w:left="1440" w:hanging="360"/>
       </w:pPr>
       <w:rPr>
-        <w:rFonts w:hint="default" w:ascii="Courier New" w:hAnsi="Courier New" w:cs="Courier New"/>
+        <w:rFonts w:ascii="Courier New" w:hAnsi="Courier New" w:cs="Courier New" w:hint="default"/>
       </w:rPr>
     </w:lvl>
     <w:lvl w:ilvl="2" w:tplc="48090005" w:tentative="1">
@@ -7740,7 +8018,7 @@
         <w:ind w:left="2160" w:hanging="360"/>
       </w:pPr>
       <w:rPr>
-        <w:rFonts w:hint="default" w:ascii="Wingdings" w:hAnsi="Wingdings"/>
+        <w:rFonts w:ascii="Wingdings" w:hAnsi="Wingdings" w:hint="default"/>
       </w:rPr>
     </w:lvl>
     <w:lvl w:ilvl="3" w:tplc="48090001" w:tentative="1">
@@ -7752,7 +8030,7 @@
         <w:ind w:left="2880" w:hanging="360"/>
       </w:pPr>
       <w:rPr>
-        <w:rFonts w:hint="default" w:ascii="Symbol" w:hAnsi="Symbol"/>
+        <w:rFonts w:ascii="Symbol" w:hAnsi="Symbol" w:hint="default"/>
       </w:rPr>
     </w:lvl>
     <w:lvl w:ilvl="4" w:tplc="48090003" w:tentative="1">
@@ -7764,7 +8042,7 @@
         <w:ind w:left="3600" w:hanging="360"/>
       </w:pPr>
       <w:rPr>
-        <w:rFonts w:hint="default" w:ascii="Courier New" w:hAnsi="Courier New" w:cs="Courier New"/>
+        <w:rFonts w:ascii="Courier New" w:hAnsi="Courier New" w:cs="Courier New" w:hint="default"/>
       </w:rPr>
     </w:lvl>
     <w:lvl w:ilvl="5" w:tplc="48090005" w:tentative="1">
@@ -7776,7 +8054,7 @@
         <w:ind w:left="4320" w:hanging="360"/>
       </w:pPr>
       <w:rPr>
-        <w:rFonts w:hint="default" w:ascii="Wingdings" w:hAnsi="Wingdings"/>
+        <w:rFonts w:ascii="Wingdings" w:hAnsi="Wingdings" w:hint="default"/>
       </w:rPr>
     </w:lvl>
     <w:lvl w:ilvl="6" w:tplc="48090001" w:tentative="1">
@@ -7788,7 +8066,7 @@
         <w:ind w:left="5040" w:hanging="360"/>
       </w:pPr>
       <w:rPr>
-        <w:rFonts w:hint="default" w:ascii="Symbol" w:hAnsi="Symbol"/>
+        <w:rFonts w:ascii="Symbol" w:hAnsi="Symbol" w:hint="default"/>
       </w:rPr>
     </w:lvl>
     <w:lvl w:ilvl="7" w:tplc="48090003" w:tentative="1">
@@ -7800,7 +8078,7 @@
         <w:ind w:left="5760" w:hanging="360"/>
       </w:pPr>
       <w:rPr>
-        <w:rFonts w:hint="default" w:ascii="Courier New" w:hAnsi="Courier New" w:cs="Courier New"/>
+        <w:rFonts w:ascii="Courier New" w:hAnsi="Courier New" w:cs="Courier New" w:hint="default"/>
       </w:rPr>
     </w:lvl>
     <w:lvl w:ilvl="8" w:tplc="48090005" w:tentative="1">
@@ -7812,11 +8090,11 @@
         <w:ind w:left="6480" w:hanging="360"/>
       </w:pPr>
       <w:rPr>
-        <w:rFonts w:hint="default" w:ascii="Wingdings" w:hAnsi="Wingdings"/>
+        <w:rFonts w:ascii="Wingdings" w:hAnsi="Wingdings" w:hint="default"/>
       </w:rPr>
     </w:lvl>
   </w:abstractNum>
-  <w:abstractNum w:abstractNumId="8" w15:restartNumberingAfterBreak="0">
+  <w:abstractNum w:abstractNumId="9" w15:restartNumberingAfterBreak="0">
     <w:nsid w:val="3F3C1AC4"/>
     <w:multiLevelType w:val="hybridMultilevel"/>
     <w:tmpl w:val="48A2CCAE"/>
@@ -7905,7 +8183,7 @@
       </w:pPr>
     </w:lvl>
   </w:abstractNum>
-  <w:abstractNum w:abstractNumId="9" w15:restartNumberingAfterBreak="0">
+  <w:abstractNum w:abstractNumId="10" w15:restartNumberingAfterBreak="0">
     <w:nsid w:val="41F74487"/>
     <w:multiLevelType w:val="hybridMultilevel"/>
     <w:tmpl w:val="FFFFFFFF"/>
@@ -7992,7 +8270,7 @@
       </w:pPr>
     </w:lvl>
   </w:abstractNum>
-  <w:abstractNum w:abstractNumId="10" w15:restartNumberingAfterBreak="0">
+  <w:abstractNum w:abstractNumId="11" w15:restartNumberingAfterBreak="0">
     <w:nsid w:val="433D1D31"/>
     <w:multiLevelType w:val="hybridMultilevel"/>
     <w:tmpl w:val="FFFFFFFF"/>
@@ -8079,7 +8357,7 @@
       </w:pPr>
     </w:lvl>
   </w:abstractNum>
-  <w:abstractNum w:abstractNumId="11" w15:restartNumberingAfterBreak="0">
+  <w:abstractNum w:abstractNumId="12" w15:restartNumberingAfterBreak="0">
     <w:nsid w:val="442474BA"/>
     <w:multiLevelType w:val="hybridMultilevel"/>
     <w:tmpl w:val="C24EE1B2"/>
@@ -8092,7 +8370,7 @@
         <w:ind w:left="1080" w:hanging="360"/>
       </w:pPr>
       <w:rPr>
-        <w:rFonts w:hint="default" w:ascii="Symbol" w:hAnsi="Symbol"/>
+        <w:rFonts w:ascii="Symbol" w:hAnsi="Symbol" w:hint="default"/>
       </w:rPr>
     </w:lvl>
     <w:lvl w:ilvl="1" w:tplc="D0B8E2EA">
@@ -8104,7 +8382,7 @@
         <w:ind w:left="1800" w:hanging="360"/>
       </w:pPr>
       <w:rPr>
-        <w:rFonts w:hint="default" w:ascii="Courier New" w:hAnsi="Courier New"/>
+        <w:rFonts w:ascii="Courier New" w:hAnsi="Courier New" w:hint="default"/>
       </w:rPr>
     </w:lvl>
     <w:lvl w:ilvl="2" w:tplc="C2CCBC08">
@@ -8116,7 +8394,7 @@
         <w:ind w:left="2520" w:hanging="360"/>
       </w:pPr>
       <w:rPr>
-        <w:rFonts w:hint="default" w:ascii="Wingdings" w:hAnsi="Wingdings"/>
+        <w:rFonts w:ascii="Wingdings" w:hAnsi="Wingdings" w:hint="default"/>
       </w:rPr>
     </w:lvl>
     <w:lvl w:ilvl="3" w:tplc="FA3201E4">
@@ -8128,7 +8406,7 @@
         <w:ind w:left="3240" w:hanging="360"/>
       </w:pPr>
       <w:rPr>
-        <w:rFonts w:hint="default" w:ascii="Symbol" w:hAnsi="Symbol"/>
+        <w:rFonts w:ascii="Symbol" w:hAnsi="Symbol" w:hint="default"/>
       </w:rPr>
     </w:lvl>
     <w:lvl w:ilvl="4" w:tplc="C12C4290">
@@ -8140,7 +8418,7 @@
         <w:ind w:left="3960" w:hanging="360"/>
       </w:pPr>
       <w:rPr>
-        <w:rFonts w:hint="default" w:ascii="Courier New" w:hAnsi="Courier New"/>
+        <w:rFonts w:ascii="Courier New" w:hAnsi="Courier New" w:hint="default"/>
       </w:rPr>
     </w:lvl>
     <w:lvl w:ilvl="5" w:tplc="F2F8BE78">
@@ -8152,7 +8430,7 @@
         <w:ind w:left="4680" w:hanging="360"/>
       </w:pPr>
       <w:rPr>
-        <w:rFonts w:hint="default" w:ascii="Wingdings" w:hAnsi="Wingdings"/>
+        <w:rFonts w:ascii="Wingdings" w:hAnsi="Wingdings" w:hint="default"/>
       </w:rPr>
     </w:lvl>
     <w:lvl w:ilvl="6" w:tplc="B78265D6">
@@ -8164,7 +8442,7 @@
         <w:ind w:left="5400" w:hanging="360"/>
       </w:pPr>
       <w:rPr>
-        <w:rFonts w:hint="default" w:ascii="Symbol" w:hAnsi="Symbol"/>
+        <w:rFonts w:ascii="Symbol" w:hAnsi="Symbol" w:hint="default"/>
       </w:rPr>
     </w:lvl>
     <w:lvl w:ilvl="7" w:tplc="21F2B172">
@@ -8176,7 +8454,7 @@
         <w:ind w:left="6120" w:hanging="360"/>
       </w:pPr>
       <w:rPr>
-        <w:rFonts w:hint="default" w:ascii="Courier New" w:hAnsi="Courier New"/>
+        <w:rFonts w:ascii="Courier New" w:hAnsi="Courier New" w:hint="default"/>
       </w:rPr>
     </w:lvl>
     <w:lvl w:ilvl="8" w:tplc="EBE69DE2">
@@ -8188,11 +8466,11 @@
         <w:ind w:left="6840" w:hanging="360"/>
       </w:pPr>
       <w:rPr>
-        <w:rFonts w:hint="default" w:ascii="Wingdings" w:hAnsi="Wingdings"/>
+        <w:rFonts w:ascii="Wingdings" w:hAnsi="Wingdings" w:hint="default"/>
       </w:rPr>
     </w:lvl>
   </w:abstractNum>
-  <w:abstractNum w:abstractNumId="12" w15:restartNumberingAfterBreak="0">
+  <w:abstractNum w:abstractNumId="13" w15:restartNumberingAfterBreak="0">
     <w:nsid w:val="4A2834FF"/>
     <w:multiLevelType w:val="multilevel"/>
     <w:tmpl w:val="0809001F"/>
@@ -8278,7 +8556,7 @@
       </w:pPr>
     </w:lvl>
   </w:abstractNum>
-  <w:abstractNum w:abstractNumId="13" w15:restartNumberingAfterBreak="0">
+  <w:abstractNum w:abstractNumId="14" w15:restartNumberingAfterBreak="0">
     <w:nsid w:val="4A287A34"/>
     <w:multiLevelType w:val="multilevel"/>
     <w:tmpl w:val="577CB75C"/>
@@ -8364,7 +8642,7 @@
       </w:pPr>
     </w:lvl>
   </w:abstractNum>
-  <w:abstractNum w:abstractNumId="14" w15:restartNumberingAfterBreak="0">
+  <w:abstractNum w:abstractNumId="15" w15:restartNumberingAfterBreak="0">
     <w:nsid w:val="5035EC9C"/>
     <w:multiLevelType w:val="hybridMultilevel"/>
     <w:tmpl w:val="FFFFFFFF"/>
@@ -8450,7 +8728,7 @@
       </w:pPr>
     </w:lvl>
   </w:abstractNum>
-  <w:abstractNum w:abstractNumId="15" w15:restartNumberingAfterBreak="0">
+  <w:abstractNum w:abstractNumId="16" w15:restartNumberingAfterBreak="0">
     <w:nsid w:val="53843436"/>
     <w:multiLevelType w:val="multilevel"/>
     <w:tmpl w:val="0809001F"/>
@@ -8536,7 +8814,7 @@
       </w:pPr>
     </w:lvl>
   </w:abstractNum>
-  <w:abstractNum w:abstractNumId="16" w15:restartNumberingAfterBreak="0">
+  <w:abstractNum w:abstractNumId="17" w15:restartNumberingAfterBreak="0">
     <w:nsid w:val="54DADA49"/>
     <w:multiLevelType w:val="hybridMultilevel"/>
     <w:tmpl w:val="3F5042C4"/>
@@ -8549,7 +8827,7 @@
         <w:ind w:left="720" w:hanging="360"/>
       </w:pPr>
       <w:rPr>
-        <w:rFonts w:hint="default" w:ascii="Symbol" w:hAnsi="Symbol"/>
+        <w:rFonts w:ascii="Symbol" w:hAnsi="Symbol" w:hint="default"/>
       </w:rPr>
     </w:lvl>
     <w:lvl w:ilvl="1" w:tplc="DE68EE44">
@@ -8561,7 +8839,7 @@
         <w:ind w:left="1440" w:hanging="360"/>
       </w:pPr>
       <w:rPr>
-        <w:rFonts w:hint="default" w:ascii="Courier New" w:hAnsi="Courier New"/>
+        <w:rFonts w:ascii="Courier New" w:hAnsi="Courier New" w:hint="default"/>
       </w:rPr>
     </w:lvl>
     <w:lvl w:ilvl="2" w:tplc="67B4FD96">
@@ -8573,7 +8851,7 @@
         <w:ind w:left="2160" w:hanging="360"/>
       </w:pPr>
       <w:rPr>
-        <w:rFonts w:hint="default" w:ascii="Wingdings" w:hAnsi="Wingdings"/>
+        <w:rFonts w:ascii="Wingdings" w:hAnsi="Wingdings" w:hint="default"/>
       </w:rPr>
     </w:lvl>
     <w:lvl w:ilvl="3" w:tplc="0602E2A4">
@@ -8585,7 +8863,7 @@
         <w:ind w:left="2880" w:hanging="360"/>
       </w:pPr>
       <w:rPr>
-        <w:rFonts w:hint="default" w:ascii="Symbol" w:hAnsi="Symbol"/>
+        <w:rFonts w:ascii="Symbol" w:hAnsi="Symbol" w:hint="default"/>
       </w:rPr>
     </w:lvl>
     <w:lvl w:ilvl="4" w:tplc="55481026">
@@ -8597,7 +8875,7 @@
         <w:ind w:left="3600" w:hanging="360"/>
       </w:pPr>
       <w:rPr>
-        <w:rFonts w:hint="default" w:ascii="Courier New" w:hAnsi="Courier New"/>
+        <w:rFonts w:ascii="Courier New" w:hAnsi="Courier New" w:hint="default"/>
       </w:rPr>
     </w:lvl>
     <w:lvl w:ilvl="5" w:tplc="BDAE3060">
@@ -8609,7 +8887,7 @@
         <w:ind w:left="4320" w:hanging="360"/>
       </w:pPr>
       <w:rPr>
-        <w:rFonts w:hint="default" w:ascii="Wingdings" w:hAnsi="Wingdings"/>
+        <w:rFonts w:ascii="Wingdings" w:hAnsi="Wingdings" w:hint="default"/>
       </w:rPr>
     </w:lvl>
     <w:lvl w:ilvl="6" w:tplc="5BEA9E3E">
@@ -8621,7 +8899,7 @@
         <w:ind w:left="5040" w:hanging="360"/>
       </w:pPr>
       <w:rPr>
-        <w:rFonts w:hint="default" w:ascii="Symbol" w:hAnsi="Symbol"/>
+        <w:rFonts w:ascii="Symbol" w:hAnsi="Symbol" w:hint="default"/>
       </w:rPr>
     </w:lvl>
     <w:lvl w:ilvl="7" w:tplc="2F6A80CE">
@@ -8633,7 +8911,7 @@
         <w:ind w:left="5760" w:hanging="360"/>
       </w:pPr>
       <w:rPr>
-        <w:rFonts w:hint="default" w:ascii="Courier New" w:hAnsi="Courier New"/>
+        <w:rFonts w:ascii="Courier New" w:hAnsi="Courier New" w:hint="default"/>
       </w:rPr>
     </w:lvl>
     <w:lvl w:ilvl="8" w:tplc="05F00558">
@@ -8645,11 +8923,11 @@
         <w:ind w:left="6480" w:hanging="360"/>
       </w:pPr>
       <w:rPr>
-        <w:rFonts w:hint="default" w:ascii="Wingdings" w:hAnsi="Wingdings"/>
+        <w:rFonts w:ascii="Wingdings" w:hAnsi="Wingdings" w:hint="default"/>
       </w:rPr>
     </w:lvl>
   </w:abstractNum>
-  <w:abstractNum w:abstractNumId="17" w15:restartNumberingAfterBreak="0">
+  <w:abstractNum w:abstractNumId="18" w15:restartNumberingAfterBreak="0">
     <w:nsid w:val="5D6362ED"/>
     <w:multiLevelType w:val="hybridMultilevel"/>
     <w:tmpl w:val="DC5C2EE0"/>
@@ -8662,7 +8940,7 @@
         <w:ind w:left="720" w:hanging="360"/>
       </w:pPr>
       <w:rPr>
-        <w:rFonts w:hint="default" w:ascii="Wingdings" w:hAnsi="Wingdings"/>
+        <w:rFonts w:ascii="Wingdings" w:hAnsi="Wingdings" w:hint="default"/>
       </w:rPr>
     </w:lvl>
     <w:lvl w:ilvl="1" w:tplc="48090003" w:tentative="1">
@@ -8674,7 +8952,7 @@
         <w:ind w:left="1440" w:hanging="360"/>
       </w:pPr>
       <w:rPr>
-        <w:rFonts w:hint="default" w:ascii="Courier New" w:hAnsi="Courier New" w:cs="Courier New"/>
+        <w:rFonts w:ascii="Courier New" w:hAnsi="Courier New" w:cs="Courier New" w:hint="default"/>
       </w:rPr>
     </w:lvl>
     <w:lvl w:ilvl="2" w:tplc="48090005" w:tentative="1">
@@ -8686,7 +8964,7 @@
         <w:ind w:left="2160" w:hanging="360"/>
       </w:pPr>
       <w:rPr>
-        <w:rFonts w:hint="default" w:ascii="Wingdings" w:hAnsi="Wingdings"/>
+        <w:rFonts w:ascii="Wingdings" w:hAnsi="Wingdings" w:hint="default"/>
       </w:rPr>
     </w:lvl>
     <w:lvl w:ilvl="3" w:tplc="48090001" w:tentative="1">
@@ -8698,7 +8976,7 @@
         <w:ind w:left="2880" w:hanging="360"/>
       </w:pPr>
       <w:rPr>
-        <w:rFonts w:hint="default" w:ascii="Symbol" w:hAnsi="Symbol"/>
+        <w:rFonts w:ascii="Symbol" w:hAnsi="Symbol" w:hint="default"/>
       </w:rPr>
     </w:lvl>
     <w:lvl w:ilvl="4" w:tplc="48090003" w:tentative="1">
@@ -8710,7 +8988,7 @@
         <w:ind w:left="3600" w:hanging="360"/>
       </w:pPr>
       <w:rPr>
-        <w:rFonts w:hint="default" w:ascii="Courier New" w:hAnsi="Courier New" w:cs="Courier New"/>
+        <w:rFonts w:ascii="Courier New" w:hAnsi="Courier New" w:cs="Courier New" w:hint="default"/>
       </w:rPr>
     </w:lvl>
     <w:lvl w:ilvl="5" w:tplc="48090005" w:tentative="1">
@@ -8722,7 +9000,7 @@
         <w:ind w:left="4320" w:hanging="360"/>
       </w:pPr>
       <w:rPr>
-        <w:rFonts w:hint="default" w:ascii="Wingdings" w:hAnsi="Wingdings"/>
+        <w:rFonts w:ascii="Wingdings" w:hAnsi="Wingdings" w:hint="default"/>
       </w:rPr>
     </w:lvl>
     <w:lvl w:ilvl="6" w:tplc="48090001" w:tentative="1">
@@ -8734,7 +9012,7 @@
         <w:ind w:left="5040" w:hanging="360"/>
       </w:pPr>
       <w:rPr>
-        <w:rFonts w:hint="default" w:ascii="Symbol" w:hAnsi="Symbol"/>
+        <w:rFonts w:ascii="Symbol" w:hAnsi="Symbol" w:hint="default"/>
       </w:rPr>
     </w:lvl>
     <w:lvl w:ilvl="7" w:tplc="48090003" w:tentative="1">
@@ -8746,7 +9024,7 @@
         <w:ind w:left="5760" w:hanging="360"/>
       </w:pPr>
       <w:rPr>
-        <w:rFonts w:hint="default" w:ascii="Courier New" w:hAnsi="Courier New" w:cs="Courier New"/>
+        <w:rFonts w:ascii="Courier New" w:hAnsi="Courier New" w:cs="Courier New" w:hint="default"/>
       </w:rPr>
     </w:lvl>
     <w:lvl w:ilvl="8" w:tplc="48090005" w:tentative="1">
@@ -8758,11 +9036,11 @@
         <w:ind w:left="6480" w:hanging="360"/>
       </w:pPr>
       <w:rPr>
-        <w:rFonts w:hint="default" w:ascii="Wingdings" w:hAnsi="Wingdings"/>
+        <w:rFonts w:ascii="Wingdings" w:hAnsi="Wingdings" w:hint="default"/>
       </w:rPr>
     </w:lvl>
   </w:abstractNum>
-  <w:abstractNum w:abstractNumId="18" w15:restartNumberingAfterBreak="0">
+  <w:abstractNum w:abstractNumId="19" w15:restartNumberingAfterBreak="0">
     <w:nsid w:val="611E03B9"/>
     <w:multiLevelType w:val="multilevel"/>
     <w:tmpl w:val="0809001F"/>
@@ -8848,7 +9126,7 @@
       </w:pPr>
     </w:lvl>
   </w:abstractNum>
-  <w:abstractNum w:abstractNumId="19" w15:restartNumberingAfterBreak="0">
+  <w:abstractNum w:abstractNumId="20" w15:restartNumberingAfterBreak="0">
     <w:nsid w:val="63362718"/>
     <w:multiLevelType w:val="hybridMultilevel"/>
     <w:tmpl w:val="AEF2F002"/>
@@ -8861,7 +9139,7 @@
         <w:ind w:left="720" w:hanging="360"/>
       </w:pPr>
       <w:rPr>
-        <w:rFonts w:hint="default" w:ascii="Symbol" w:hAnsi="Symbol"/>
+        <w:rFonts w:ascii="Symbol" w:hAnsi="Symbol" w:hint="default"/>
       </w:rPr>
     </w:lvl>
     <w:lvl w:ilvl="1" w:tplc="31EA4BFC">
@@ -8873,7 +9151,7 @@
         <w:ind w:left="1440" w:hanging="360"/>
       </w:pPr>
       <w:rPr>
-        <w:rFonts w:hint="default" w:ascii="Courier New" w:hAnsi="Courier New"/>
+        <w:rFonts w:ascii="Courier New" w:hAnsi="Courier New" w:hint="default"/>
       </w:rPr>
     </w:lvl>
     <w:lvl w:ilvl="2" w:tplc="85C8BDD4">
@@ -8885,7 +9163,7 @@
         <w:ind w:left="2160" w:hanging="360"/>
       </w:pPr>
       <w:rPr>
-        <w:rFonts w:hint="default" w:ascii="Wingdings" w:hAnsi="Wingdings"/>
+        <w:rFonts w:ascii="Wingdings" w:hAnsi="Wingdings" w:hint="default"/>
       </w:rPr>
     </w:lvl>
     <w:lvl w:ilvl="3" w:tplc="0AE66436">
@@ -8897,7 +9175,7 @@
         <w:ind w:left="2880" w:hanging="360"/>
       </w:pPr>
       <w:rPr>
-        <w:rFonts w:hint="default" w:ascii="Symbol" w:hAnsi="Symbol"/>
+        <w:rFonts w:ascii="Symbol" w:hAnsi="Symbol" w:hint="default"/>
       </w:rPr>
     </w:lvl>
     <w:lvl w:ilvl="4" w:tplc="CE4A8424">
@@ -8909,7 +9187,7 @@
         <w:ind w:left="3600" w:hanging="360"/>
       </w:pPr>
       <w:rPr>
-        <w:rFonts w:hint="default" w:ascii="Courier New" w:hAnsi="Courier New"/>
+        <w:rFonts w:ascii="Courier New" w:hAnsi="Courier New" w:hint="default"/>
       </w:rPr>
     </w:lvl>
     <w:lvl w:ilvl="5" w:tplc="DBD03690">
@@ -8921,7 +9199,7 @@
         <w:ind w:left="4320" w:hanging="360"/>
       </w:pPr>
       <w:rPr>
-        <w:rFonts w:hint="default" w:ascii="Wingdings" w:hAnsi="Wingdings"/>
+        <w:rFonts w:ascii="Wingdings" w:hAnsi="Wingdings" w:hint="default"/>
       </w:rPr>
     </w:lvl>
     <w:lvl w:ilvl="6" w:tplc="ABB82A9C">
@@ -8933,7 +9211,7 @@
         <w:ind w:left="5040" w:hanging="360"/>
       </w:pPr>
       <w:rPr>
-        <w:rFonts w:hint="default" w:ascii="Symbol" w:hAnsi="Symbol"/>
+        <w:rFonts w:ascii="Symbol" w:hAnsi="Symbol" w:hint="default"/>
       </w:rPr>
     </w:lvl>
     <w:lvl w:ilvl="7" w:tplc="F87E97EA">
@@ -8945,7 +9223,7 @@
         <w:ind w:left="5760" w:hanging="360"/>
       </w:pPr>
       <w:rPr>
-        <w:rFonts w:hint="default" w:ascii="Courier New" w:hAnsi="Courier New"/>
+        <w:rFonts w:ascii="Courier New" w:hAnsi="Courier New" w:hint="default"/>
       </w:rPr>
     </w:lvl>
     <w:lvl w:ilvl="8" w:tplc="80940CCE">
@@ -8957,11 +9235,11 @@
         <w:ind w:left="6480" w:hanging="360"/>
       </w:pPr>
       <w:rPr>
-        <w:rFonts w:hint="default" w:ascii="Wingdings" w:hAnsi="Wingdings"/>
+        <w:rFonts w:ascii="Wingdings" w:hAnsi="Wingdings" w:hint="default"/>
       </w:rPr>
     </w:lvl>
   </w:abstractNum>
-  <w:abstractNum w:abstractNumId="20" w15:restartNumberingAfterBreak="0">
+  <w:abstractNum w:abstractNumId="21" w15:restartNumberingAfterBreak="0">
     <w:nsid w:val="6BAFC6E8"/>
     <w:multiLevelType w:val="hybridMultilevel"/>
     <w:tmpl w:val="FFFFFFFF"/>
@@ -9046,7 +9324,7 @@
       </w:pPr>
     </w:lvl>
   </w:abstractNum>
-  <w:abstractNum w:abstractNumId="21" w15:restartNumberingAfterBreak="0">
+  <w:abstractNum w:abstractNumId="22" w15:restartNumberingAfterBreak="0">
     <w:nsid w:val="70344029"/>
     <w:multiLevelType w:val="hybridMultilevel"/>
     <w:tmpl w:val="2D9C2B66"/>
@@ -9059,7 +9337,7 @@
         <w:ind w:left="720" w:hanging="360"/>
       </w:pPr>
       <w:rPr>
-        <w:rFonts w:hint="default" w:ascii="Wingdings" w:hAnsi="Wingdings"/>
+        <w:rFonts w:ascii="Wingdings" w:hAnsi="Wingdings" w:hint="default"/>
       </w:rPr>
     </w:lvl>
     <w:lvl w:ilvl="1" w:tplc="48090003" w:tentative="1">
@@ -9071,7 +9349,7 @@
         <w:ind w:left="1440" w:hanging="360"/>
       </w:pPr>
       <w:rPr>
-        <w:rFonts w:hint="default" w:ascii="Courier New" w:hAnsi="Courier New" w:cs="Courier New"/>
+        <w:rFonts w:ascii="Courier New" w:hAnsi="Courier New" w:cs="Courier New" w:hint="default"/>
       </w:rPr>
     </w:lvl>
     <w:lvl w:ilvl="2" w:tplc="48090005" w:tentative="1">
@@ -9083,7 +9361,7 @@
         <w:ind w:left="2160" w:hanging="360"/>
       </w:pPr>
       <w:rPr>
-        <w:rFonts w:hint="default" w:ascii="Wingdings" w:hAnsi="Wingdings"/>
+        <w:rFonts w:ascii="Wingdings" w:hAnsi="Wingdings" w:hint="default"/>
       </w:rPr>
     </w:lvl>
     <w:lvl w:ilvl="3" w:tplc="48090001" w:tentative="1">
@@ -9095,7 +9373,7 @@
         <w:ind w:left="2880" w:hanging="360"/>
       </w:pPr>
       <w:rPr>
-        <w:rFonts w:hint="default" w:ascii="Symbol" w:hAnsi="Symbol"/>
+        <w:rFonts w:ascii="Symbol" w:hAnsi="Symbol" w:hint="default"/>
       </w:rPr>
     </w:lvl>
     <w:lvl w:ilvl="4" w:tplc="48090003" w:tentative="1">
@@ -9107,7 +9385,7 @@
         <w:ind w:left="3600" w:hanging="360"/>
       </w:pPr>
       <w:rPr>
-        <w:rFonts w:hint="default" w:ascii="Courier New" w:hAnsi="Courier New" w:cs="Courier New"/>
+        <w:rFonts w:ascii="Courier New" w:hAnsi="Courier New" w:cs="Courier New" w:hint="default"/>
       </w:rPr>
     </w:lvl>
     <w:lvl w:ilvl="5" w:tplc="48090005" w:tentative="1">
@@ -9119,7 +9397,7 @@
         <w:ind w:left="4320" w:hanging="360"/>
       </w:pPr>
       <w:rPr>
-        <w:rFonts w:hint="default" w:ascii="Wingdings" w:hAnsi="Wingdings"/>
+        <w:rFonts w:ascii="Wingdings" w:hAnsi="Wingdings" w:hint="default"/>
       </w:rPr>
     </w:lvl>
     <w:lvl w:ilvl="6" w:tplc="48090001" w:tentative="1">
@@ -9131,7 +9409,7 @@
         <w:ind w:left="5040" w:hanging="360"/>
       </w:pPr>
       <w:rPr>
-        <w:rFonts w:hint="default" w:ascii="Symbol" w:hAnsi="Symbol"/>
+        <w:rFonts w:ascii="Symbol" w:hAnsi="Symbol" w:hint="default"/>
       </w:rPr>
     </w:lvl>
     <w:lvl w:ilvl="7" w:tplc="48090003" w:tentative="1">
@@ -9143,7 +9421,7 @@
         <w:ind w:left="5760" w:hanging="360"/>
       </w:pPr>
       <w:rPr>
-        <w:rFonts w:hint="default" w:ascii="Courier New" w:hAnsi="Courier New" w:cs="Courier New"/>
+        <w:rFonts w:ascii="Courier New" w:hAnsi="Courier New" w:cs="Courier New" w:hint="default"/>
       </w:rPr>
     </w:lvl>
     <w:lvl w:ilvl="8" w:tplc="48090005" w:tentative="1">
@@ -9155,11 +9433,11 @@
         <w:ind w:left="6480" w:hanging="360"/>
       </w:pPr>
       <w:rPr>
-        <w:rFonts w:hint="default" w:ascii="Wingdings" w:hAnsi="Wingdings"/>
+        <w:rFonts w:ascii="Wingdings" w:hAnsi="Wingdings" w:hint="default"/>
       </w:rPr>
     </w:lvl>
   </w:abstractNum>
-  <w:abstractNum w:abstractNumId="22" w15:restartNumberingAfterBreak="0">
+  <w:abstractNum w:abstractNumId="23" w15:restartNumberingAfterBreak="0">
     <w:nsid w:val="77A2C2C5"/>
     <w:multiLevelType w:val="hybridMultilevel"/>
     <w:tmpl w:val="FFFFFFFF"/>
@@ -9245,7 +9523,7 @@
       </w:pPr>
     </w:lvl>
   </w:abstractNum>
-  <w:abstractNum w:abstractNumId="23" w15:restartNumberingAfterBreak="0">
+  <w:abstractNum w:abstractNumId="24" w15:restartNumberingAfterBreak="0">
     <w:nsid w:val="7E6D69F3"/>
     <w:multiLevelType w:val="multilevel"/>
     <w:tmpl w:val="0809001F"/>
@@ -9331,80 +9609,80 @@
       </w:pPr>
     </w:lvl>
   </w:abstractNum>
-  <w:num w:numId="25">
+  <w:num w:numId="1" w16cid:durableId="2043624606">
+    <w:abstractNumId w:val="6"/>
+  </w:num>
+  <w:num w:numId="2" w16cid:durableId="2144810342">
+    <w:abstractNumId w:val="21"/>
+  </w:num>
+  <w:num w:numId="3" w16cid:durableId="731276868">
+    <w:abstractNumId w:val="1"/>
+  </w:num>
+  <w:num w:numId="4" w16cid:durableId="243495855">
+    <w:abstractNumId w:val="15"/>
+  </w:num>
+  <w:num w:numId="5" w16cid:durableId="1333609865">
+    <w:abstractNumId w:val="17"/>
+  </w:num>
+  <w:num w:numId="6" w16cid:durableId="1846093615">
+    <w:abstractNumId w:val="12"/>
+  </w:num>
+  <w:num w:numId="7" w16cid:durableId="1667972054">
+    <w:abstractNumId w:val="7"/>
+  </w:num>
+  <w:num w:numId="8" w16cid:durableId="1345863066">
+    <w:abstractNumId w:val="20"/>
+  </w:num>
+  <w:num w:numId="9" w16cid:durableId="1235701454">
+    <w:abstractNumId w:val="14"/>
+  </w:num>
+  <w:num w:numId="10" w16cid:durableId="1899051935">
+    <w:abstractNumId w:val="4"/>
+  </w:num>
+  <w:num w:numId="11" w16cid:durableId="1721854170">
+    <w:abstractNumId w:val="23"/>
+  </w:num>
+  <w:num w:numId="12" w16cid:durableId="1290818750">
+    <w:abstractNumId w:val="3"/>
+  </w:num>
+  <w:num w:numId="13" w16cid:durableId="135223421">
     <w:abstractNumId w:val="24"/>
   </w:num>
-  <w:num w:numId="1" w16cid:durableId="2144810342">
-    <w:abstractNumId w:val="20"/>
+  <w:num w:numId="14" w16cid:durableId="947007038">
+    <w:abstractNumId w:val="9"/>
   </w:num>
-  <w:num w:numId="2" w16cid:durableId="731276868">
-    <w:abstractNumId w:val="1"/>
+  <w:num w:numId="15" w16cid:durableId="96875565">
+    <w:abstractNumId w:val="5"/>
   </w:num>
-  <w:num w:numId="3" w16cid:durableId="243495855">
-    <w:abstractNumId w:val="14"/>
-  </w:num>
-  <w:num w:numId="4" w16cid:durableId="1333609865">
+  <w:num w:numId="16" w16cid:durableId="41565045">
     <w:abstractNumId w:val="16"/>
   </w:num>
-  <w:num w:numId="5" w16cid:durableId="1846093615">
-    <w:abstractNumId w:val="11"/>
+  <w:num w:numId="17" w16cid:durableId="512766832">
+    <w:abstractNumId w:val="0"/>
   </w:num>
-  <w:num w:numId="6" w16cid:durableId="1667972054">
-    <w:abstractNumId w:val="6"/>
-  </w:num>
-  <w:num w:numId="7" w16cid:durableId="1345863066">
+  <w:num w:numId="18" w16cid:durableId="371729619">
     <w:abstractNumId w:val="19"/>
   </w:num>
-  <w:num w:numId="8" w16cid:durableId="1235701454">
+  <w:num w:numId="19" w16cid:durableId="86391744">
+    <w:abstractNumId w:val="2"/>
+  </w:num>
+  <w:num w:numId="20" w16cid:durableId="1195190208">
+    <w:abstractNumId w:val="18"/>
+  </w:num>
+  <w:num w:numId="21" w16cid:durableId="204098472">
+    <w:abstractNumId w:val="22"/>
+  </w:num>
+  <w:num w:numId="22" w16cid:durableId="2060743704">
+    <w:abstractNumId w:val="8"/>
+  </w:num>
+  <w:num w:numId="23" w16cid:durableId="1733655630">
     <w:abstractNumId w:val="13"/>
   </w:num>
-  <w:num w:numId="9" w16cid:durableId="1899051935">
-    <w:abstractNumId w:val="4"/>
+  <w:num w:numId="24" w16cid:durableId="1654407311">
+    <w:abstractNumId w:val="10"/>
   </w:num>
-  <w:num w:numId="10" w16cid:durableId="1721854170">
-    <w:abstractNumId w:val="22"/>
-  </w:num>
-  <w:num w:numId="11" w16cid:durableId="1290818750">
-    <w:abstractNumId w:val="3"/>
-  </w:num>
-  <w:num w:numId="12" w16cid:durableId="135223421">
-    <w:abstractNumId w:val="23"/>
-  </w:num>
-  <w:num w:numId="13" w16cid:durableId="947007038">
-    <w:abstractNumId w:val="8"/>
-  </w:num>
-  <w:num w:numId="14" w16cid:durableId="96875565">
-    <w:abstractNumId w:val="5"/>
-  </w:num>
-  <w:num w:numId="15" w16cid:durableId="41565045">
-    <w:abstractNumId w:val="15"/>
-  </w:num>
-  <w:num w:numId="16" w16cid:durableId="512766832">
-    <w:abstractNumId w:val="0"/>
-  </w:num>
-  <w:num w:numId="17" w16cid:durableId="371729619">
-    <w:abstractNumId w:val="18"/>
-  </w:num>
-  <w:num w:numId="18" w16cid:durableId="86391744">
-    <w:abstractNumId w:val="2"/>
-  </w:num>
-  <w:num w:numId="19" w16cid:durableId="1195190208">
-    <w:abstractNumId w:val="17"/>
-  </w:num>
-  <w:num w:numId="20" w16cid:durableId="204098472">
-    <w:abstractNumId w:val="21"/>
-  </w:num>
-  <w:num w:numId="21" w16cid:durableId="2060743704">
-    <w:abstractNumId w:val="7"/>
-  </w:num>
-  <w:num w:numId="22" w16cid:durableId="1733655630">
-    <w:abstractNumId w:val="12"/>
-  </w:num>
-  <w:num w:numId="23" w16cid:durableId="1654407311">
-    <w:abstractNumId w:val="9"/>
-  </w:num>
-  <w:num w:numId="24" w16cid:durableId="473986140">
-    <w:abstractNumId w:val="10"/>
+  <w:num w:numId="25" w16cid:durableId="473986140">
+    <w:abstractNumId w:val="11"/>
   </w:num>
 </w:numbering>
 </file>
@@ -9414,7 +9692,7 @@
   <w:docDefaults>
     <w:rPrDefault>
       <w:rPr>
-        <w:rFonts w:asciiTheme="minorHAnsi" w:hAnsiTheme="minorHAnsi" w:eastAsiaTheme="minorHAnsi" w:cstheme="minorBidi"/>
+        <w:rFonts w:asciiTheme="minorHAnsi" w:eastAsiaTheme="minorHAnsi" w:hAnsiTheme="minorHAnsi" w:cstheme="minorBidi"/>
         <w:sz w:val="22"/>
         <w:szCs w:val="22"/>
         <w:lang w:val="en-GB" w:eastAsia="en-US" w:bidi="ar-SA"/>
@@ -9429,14 +9707,14 @@
   <w:latentStyles w:defLockedState="0" w:defUIPriority="99" w:defSemiHidden="0" w:defUnhideWhenUsed="0" w:defQFormat="0" w:count="376">
     <w:lsdException w:name="Normal" w:uiPriority="0" w:qFormat="1"/>
     <w:lsdException w:name="heading 1" w:uiPriority="9" w:qFormat="1"/>
-    <w:lsdException w:name="heading 2" w:uiPriority="9" w:semiHidden="1" w:unhideWhenUsed="1" w:qFormat="1"/>
-    <w:lsdException w:name="heading 3" w:uiPriority="9" w:semiHidden="1" w:unhideWhenUsed="1" w:qFormat="1"/>
-    <w:lsdException w:name="heading 4" w:uiPriority="9" w:semiHidden="1" w:unhideWhenUsed="1" w:qFormat="1"/>
-    <w:lsdException w:name="heading 5" w:uiPriority="9" w:semiHidden="1" w:unhideWhenUsed="1" w:qFormat="1"/>
-    <w:lsdException w:name="heading 6" w:uiPriority="9" w:semiHidden="1" w:unhideWhenUsed="1" w:qFormat="1"/>
-    <w:lsdException w:name="heading 7" w:uiPriority="9" w:semiHidden="1" w:unhideWhenUsed="1" w:qFormat="1"/>
-    <w:lsdException w:name="heading 8" w:uiPriority="9" w:semiHidden="1" w:unhideWhenUsed="1" w:qFormat="1"/>
-    <w:lsdException w:name="heading 9" w:uiPriority="9" w:semiHidden="1" w:unhideWhenUsed="1" w:qFormat="1"/>
+    <w:lsdException w:name="heading 2" w:semiHidden="1" w:uiPriority="9" w:unhideWhenUsed="1" w:qFormat="1"/>
+    <w:lsdException w:name="heading 3" w:semiHidden="1" w:uiPriority="9" w:unhideWhenUsed="1" w:qFormat="1"/>
+    <w:lsdException w:name="heading 4" w:semiHidden="1" w:uiPriority="9" w:unhideWhenUsed="1" w:qFormat="1"/>
+    <w:lsdException w:name="heading 5" w:semiHidden="1" w:uiPriority="9" w:unhideWhenUsed="1" w:qFormat="1"/>
+    <w:lsdException w:name="heading 6" w:semiHidden="1" w:uiPriority="9" w:unhideWhenUsed="1" w:qFormat="1"/>
+    <w:lsdException w:name="heading 7" w:semiHidden="1" w:uiPriority="9" w:unhideWhenUsed="1" w:qFormat="1"/>
+    <w:lsdException w:name="heading 8" w:semiHidden="1" w:uiPriority="9" w:unhideWhenUsed="1" w:qFormat="1"/>
+    <w:lsdException w:name="heading 9" w:semiHidden="1" w:uiPriority="9" w:unhideWhenUsed="1" w:qFormat="1"/>
     <w:lsdException w:name="index 1" w:semiHidden="1" w:unhideWhenUsed="1"/>
     <w:lsdException w:name="index 2" w:semiHidden="1" w:unhideWhenUsed="1"/>
     <w:lsdException w:name="index 3" w:semiHidden="1" w:unhideWhenUsed="1"/>
@@ -9446,22 +9724,22 @@
     <w:lsdException w:name="index 7" w:semiHidden="1" w:unhideWhenUsed="1"/>
     <w:lsdException w:name="index 8" w:semiHidden="1" w:unhideWhenUsed="1"/>
     <w:lsdException w:name="index 9" w:semiHidden="1" w:unhideWhenUsed="1"/>
-    <w:lsdException w:name="toc 1" w:uiPriority="39" w:semiHidden="1" w:unhideWhenUsed="1"/>
-    <w:lsdException w:name="toc 2" w:uiPriority="39" w:semiHidden="1" w:unhideWhenUsed="1"/>
-    <w:lsdException w:name="toc 3" w:uiPriority="39" w:semiHidden="1" w:unhideWhenUsed="1"/>
-    <w:lsdException w:name="toc 4" w:uiPriority="39" w:semiHidden="1" w:unhideWhenUsed="1"/>
-    <w:lsdException w:name="toc 5" w:uiPriority="39" w:semiHidden="1" w:unhideWhenUsed="1"/>
-    <w:lsdException w:name="toc 6" w:uiPriority="39" w:semiHidden="1" w:unhideWhenUsed="1"/>
-    <w:lsdException w:name="toc 7" w:uiPriority="39" w:semiHidden="1" w:unhideWhenUsed="1"/>
-    <w:lsdException w:name="toc 8" w:uiPriority="39" w:semiHidden="1" w:unhideWhenUsed="1"/>
-    <w:lsdException w:name="toc 9" w:uiPriority="39" w:semiHidden="1" w:unhideWhenUsed="1"/>
+    <w:lsdException w:name="toc 1" w:semiHidden="1" w:uiPriority="39" w:unhideWhenUsed="1"/>
+    <w:lsdException w:name="toc 2" w:semiHidden="1" w:uiPriority="39" w:unhideWhenUsed="1"/>
+    <w:lsdException w:name="toc 3" w:semiHidden="1" w:uiPriority="39" w:unhideWhenUsed="1"/>
+    <w:lsdException w:name="toc 4" w:semiHidden="1" w:uiPriority="39" w:unhideWhenUsed="1"/>
+    <w:lsdException w:name="toc 5" w:semiHidden="1" w:uiPriority="39" w:unhideWhenUsed="1"/>
+    <w:lsdException w:name="toc 6" w:semiHidden="1" w:uiPriority="39" w:unhideWhenUsed="1"/>
+    <w:lsdException w:name="toc 7" w:semiHidden="1" w:uiPriority="39" w:unhideWhenUsed="1"/>
+    <w:lsdException w:name="toc 8" w:semiHidden="1" w:uiPriority="39" w:unhideWhenUsed="1"/>
+    <w:lsdException w:name="toc 9" w:semiHidden="1" w:uiPriority="39" w:unhideWhenUsed="1"/>
     <w:lsdException w:name="Normal Indent" w:semiHidden="1" w:unhideWhenUsed="1"/>
     <w:lsdException w:name="footnote text" w:semiHidden="1" w:unhideWhenUsed="1"/>
     <w:lsdException w:name="annotation text" w:semiHidden="1" w:unhideWhenUsed="1"/>
     <w:lsdException w:name="header" w:semiHidden="1" w:unhideWhenUsed="1"/>
     <w:lsdException w:name="footer" w:semiHidden="1" w:unhideWhenUsed="1"/>
     <w:lsdException w:name="index heading" w:semiHidden="1" w:unhideWhenUsed="1"/>
-    <w:lsdException w:name="caption" w:uiPriority="35" w:semiHidden="1" w:unhideWhenUsed="1" w:qFormat="1"/>
+    <w:lsdException w:name="caption" w:semiHidden="1" w:uiPriority="35" w:unhideWhenUsed="1" w:qFormat="1"/>
     <w:lsdException w:name="table of figures" w:semiHidden="1" w:unhideWhenUsed="1"/>
     <w:lsdException w:name="envelope address" w:semiHidden="1" w:unhideWhenUsed="1"/>
     <w:lsdException w:name="envelope return" w:semiHidden="1" w:unhideWhenUsed="1"/>
@@ -9492,7 +9770,7 @@
     <w:lsdException w:name="Title" w:uiPriority="10" w:qFormat="1"/>
     <w:lsdException w:name="Closing" w:semiHidden="1" w:unhideWhenUsed="1"/>
     <w:lsdException w:name="Signature" w:semiHidden="1" w:unhideWhenUsed="1"/>
-    <w:lsdException w:name="Default Paragraph Font" w:uiPriority="1" w:semiHidden="1" w:unhideWhenUsed="1"/>
+    <w:lsdException w:name="Default Paragraph Font" w:semiHidden="1" w:uiPriority="1" w:unhideWhenUsed="1"/>
     <w:lsdException w:name="Body Text" w:semiHidden="1" w:unhideWhenUsed="1"/>
     <w:lsdException w:name="Body Text Indent" w:semiHidden="1" w:unhideWhenUsed="1"/>
     <w:lsdException w:name="List Continue" w:semiHidden="1" w:unhideWhenUsed="1"/>
@@ -9692,8 +9970,8 @@
     <w:lsdException w:name="Subtle Reference" w:uiPriority="31" w:qFormat="1"/>
     <w:lsdException w:name="Intense Reference" w:uiPriority="32" w:qFormat="1"/>
     <w:lsdException w:name="Book Title" w:uiPriority="33" w:qFormat="1"/>
-    <w:lsdException w:name="Bibliography" w:uiPriority="37" w:semiHidden="1" w:unhideWhenUsed="1"/>
-    <w:lsdException w:name="TOC Heading" w:uiPriority="39" w:semiHidden="1" w:unhideWhenUsed="1" w:qFormat="1"/>
+    <w:lsdException w:name="Bibliography" w:semiHidden="1" w:uiPriority="37" w:unhideWhenUsed="1"/>
+    <w:lsdException w:name="TOC Heading" w:semiHidden="1" w:uiPriority="39" w:unhideWhenUsed="1" w:qFormat="1"/>
     <w:lsdException w:name="Plain Table 1" w:uiPriority="41"/>
     <w:lsdException w:name="Plain Table 2" w:uiPriority="42"/>
     <w:lsdException w:name="Plain Table 3" w:uiPriority="43"/>
@@ -9804,7 +10082,7 @@
     <w:lsdException w:name="Unresolved Mention" w:semiHidden="1" w:unhideWhenUsed="1"/>
     <w:lsdException w:name="Smart Link" w:semiHidden="1" w:unhideWhenUsed="1"/>
   </w:latentStyles>
-  <w:style w:type="paragraph" w:styleId="Normal" w:default="1">
+  <w:style w:type="paragraph" w:default="1" w:styleId="Normal">
     <w:name w:val="Normal"/>
     <w:qFormat/>
     <w:rsid w:val="00BF1535"/>
@@ -9824,7 +10102,7 @@
       <w:outlineLvl w:val="0"/>
     </w:pPr>
     <w:rPr>
-      <w:rFonts w:asciiTheme="majorHAnsi" w:hAnsiTheme="majorHAnsi" w:eastAsiaTheme="majorEastAsia" w:cstheme="majorBidi"/>
+      <w:rFonts w:asciiTheme="majorHAnsi" w:eastAsiaTheme="majorEastAsia" w:hAnsiTheme="majorHAnsi" w:cstheme="majorBidi"/>
       <w:color w:val="2E74B5" w:themeColor="accent1" w:themeShade="BF"/>
       <w:sz w:val="32"/>
       <w:szCs w:val="32"/>
@@ -9846,7 +10124,7 @@
       <w:outlineLvl w:val="1"/>
     </w:pPr>
     <w:rPr>
-      <w:rFonts w:asciiTheme="majorHAnsi" w:hAnsiTheme="majorHAnsi" w:eastAsiaTheme="majorEastAsia" w:cstheme="majorBidi"/>
+      <w:rFonts w:asciiTheme="majorHAnsi" w:eastAsiaTheme="majorEastAsia" w:hAnsiTheme="majorHAnsi" w:cstheme="majorBidi"/>
       <w:color w:val="2E74B5" w:themeColor="accent1" w:themeShade="BF"/>
       <w:sz w:val="26"/>
       <w:szCs w:val="26"/>
@@ -9868,19 +10146,19 @@
       <w:outlineLvl w:val="2"/>
     </w:pPr>
     <w:rPr>
-      <w:rFonts w:asciiTheme="majorHAnsi" w:hAnsiTheme="majorHAnsi" w:eastAsiaTheme="majorEastAsia" w:cstheme="majorBidi"/>
+      <w:rFonts w:asciiTheme="majorHAnsi" w:eastAsiaTheme="majorEastAsia" w:hAnsiTheme="majorHAnsi" w:cstheme="majorBidi"/>
       <w:color w:val="1F4D78" w:themeColor="accent1" w:themeShade="7F"/>
       <w:sz w:val="24"/>
       <w:szCs w:val="24"/>
     </w:rPr>
   </w:style>
-  <w:style w:type="character" w:styleId="DefaultParagraphFont" w:default="1">
+  <w:style w:type="character" w:default="1" w:styleId="DefaultParagraphFont">
     <w:name w:val="Default Paragraph Font"/>
     <w:uiPriority w:val="1"/>
     <w:semiHidden/>
     <w:unhideWhenUsed/>
   </w:style>
-  <w:style w:type="table" w:styleId="TableNormal" w:default="1">
+  <w:style w:type="table" w:default="1" w:styleId="TableNormal">
     <w:name w:val="Normal Table"/>
     <w:uiPriority w:val="99"/>
     <w:semiHidden/>
@@ -9895,7 +10173,7 @@
       </w:tblCellMar>
     </w:tblPr>
   </w:style>
-  <w:style w:type="numbering" w:styleId="NoList" w:default="1">
+  <w:style w:type="numbering" w:default="1" w:styleId="NoList">
     <w:name w:val="No List"/>
     <w:uiPriority w:val="99"/>
     <w:semiHidden/>
@@ -9912,14 +10190,14 @@
       <w:contextualSpacing/>
     </w:pPr>
   </w:style>
-  <w:style w:type="character" w:styleId="Heading1Char" w:customStyle="1">
+  <w:style w:type="character" w:customStyle="1" w:styleId="Heading1Char">
     <w:name w:val="Heading 1 Char"/>
     <w:basedOn w:val="DefaultParagraphFont"/>
     <w:link w:val="Heading1"/>
     <w:uiPriority w:val="9"/>
     <w:rsid w:val="00A6016F"/>
     <w:rPr>
-      <w:rFonts w:asciiTheme="majorHAnsi" w:hAnsiTheme="majorHAnsi" w:eastAsiaTheme="majorEastAsia" w:cstheme="majorBidi"/>
+      <w:rFonts w:asciiTheme="majorHAnsi" w:eastAsiaTheme="majorEastAsia" w:hAnsiTheme="majorHAnsi" w:cstheme="majorBidi"/>
       <w:color w:val="2E74B5" w:themeColor="accent1" w:themeShade="BF"/>
       <w:sz w:val="32"/>
       <w:szCs w:val="32"/>
@@ -9951,14 +10229,14 @@
       <w:iCs/>
     </w:rPr>
   </w:style>
-  <w:style w:type="character" w:styleId="Heading2Char" w:customStyle="1">
+  <w:style w:type="character" w:customStyle="1" w:styleId="Heading2Char">
     <w:name w:val="Heading 2 Char"/>
     <w:basedOn w:val="DefaultParagraphFont"/>
     <w:link w:val="Heading2"/>
     <w:uiPriority w:val="9"/>
     <w:rsid w:val="00A6016F"/>
     <w:rPr>
-      <w:rFonts w:asciiTheme="majorHAnsi" w:hAnsiTheme="majorHAnsi" w:eastAsiaTheme="majorEastAsia" w:cstheme="majorBidi"/>
+      <w:rFonts w:asciiTheme="majorHAnsi" w:eastAsiaTheme="majorEastAsia" w:hAnsiTheme="majorHAnsi" w:cstheme="majorBidi"/>
       <w:color w:val="2E74B5" w:themeColor="accent1" w:themeShade="BF"/>
       <w:sz w:val="26"/>
       <w:szCs w:val="26"/>
@@ -10015,7 +10293,7 @@
       <w:spacing w:after="0" w:line="240" w:lineRule="auto"/>
     </w:pPr>
   </w:style>
-  <w:style w:type="character" w:styleId="HeaderChar" w:customStyle="1">
+  <w:style w:type="character" w:customStyle="1" w:styleId="HeaderChar">
     <w:name w:val="Header Char"/>
     <w:basedOn w:val="DefaultParagraphFont"/>
     <w:link w:val="Header"/>
@@ -10037,21 +10315,21 @@
       <w:spacing w:after="0" w:line="240" w:lineRule="auto"/>
     </w:pPr>
   </w:style>
-  <w:style w:type="character" w:styleId="FooterChar" w:customStyle="1">
+  <w:style w:type="character" w:customStyle="1" w:styleId="FooterChar">
     <w:name w:val="Footer Char"/>
     <w:basedOn w:val="DefaultParagraphFont"/>
     <w:link w:val="Footer"/>
     <w:uiPriority w:val="99"/>
     <w:rsid w:val="00DD0CE1"/>
   </w:style>
-  <w:style w:type="character" w:styleId="Heading3Char" w:customStyle="1">
+  <w:style w:type="character" w:customStyle="1" w:styleId="Heading3Char">
     <w:name w:val="Heading 3 Char"/>
     <w:basedOn w:val="DefaultParagraphFont"/>
     <w:link w:val="Heading3"/>
     <w:uiPriority w:val="9"/>
     <w:rsid w:val="00BD2F76"/>
     <w:rPr>
-      <w:rFonts w:asciiTheme="majorHAnsi" w:hAnsiTheme="majorHAnsi" w:eastAsiaTheme="majorEastAsia" w:cstheme="majorBidi"/>
+      <w:rFonts w:asciiTheme="majorHAnsi" w:eastAsiaTheme="majorEastAsia" w:hAnsiTheme="majorHAnsi" w:cstheme="majorBidi"/>
       <w:color w:val="1F4D78" w:themeColor="accent1" w:themeShade="7F"/>
       <w:sz w:val="24"/>
       <w:szCs w:val="24"/>
@@ -10067,12 +10345,12 @@
     </w:pPr>
     <w:tblPr>
       <w:tblBorders>
-        <w:top w:val="single" w:color="auto" w:sz="4" w:space="0"/>
-        <w:left w:val="single" w:color="auto" w:sz="4" w:space="0"/>
-        <w:bottom w:val="single" w:color="auto" w:sz="4" w:space="0"/>
-        <w:right w:val="single" w:color="auto" w:sz="4" w:space="0"/>
-        <w:insideH w:val="single" w:color="auto" w:sz="4" w:space="0"/>
-        <w:insideV w:val="single" w:color="auto" w:sz="4" w:space="0"/>
+        <w:top w:val="single" w:sz="4" w:space="0" w:color="auto"/>
+        <w:left w:val="single" w:sz="4" w:space="0" w:color="auto"/>
+        <w:bottom w:val="single" w:sz="4" w:space="0" w:color="auto"/>
+        <w:right w:val="single" w:sz="4" w:space="0" w:color="auto"/>
+        <w:insideH w:val="single" w:sz="4" w:space="0" w:color="auto"/>
+        <w:insideV w:val="single" w:sz="4" w:space="0" w:color="auto"/>
       </w:tblBorders>
     </w:tblPr>
   </w:style>
@@ -10087,7 +10365,7 @@
       <w:spacing w:before="100" w:beforeAutospacing="1" w:after="100" w:afterAutospacing="1" w:line="240" w:lineRule="auto"/>
     </w:pPr>
     <w:rPr>
-      <w:rFonts w:ascii="Times New Roman" w:hAnsi="Times New Roman" w:cs="Times New Roman" w:eastAsiaTheme="minorEastAsia"/>
+      <w:rFonts w:ascii="Times New Roman" w:eastAsiaTheme="minorEastAsia" w:hAnsi="Times New Roman" w:cs="Times New Roman"/>
       <w:sz w:val="24"/>
       <w:szCs w:val="24"/>
       <w:lang w:eastAsia="en-GB"/>
@@ -10390,14 +10668,6 @@
 </file>
 
 <file path=customXml/item1.xml><?xml version="1.0" encoding="utf-8"?>
-<p:properties xmlns:p="http://schemas.microsoft.com/office/2006/metadata/properties" xmlns:xsi="http://www.w3.org/2001/XMLSchema-instance" xmlns:pc="http://schemas.microsoft.com/office/infopath/2007/PartnerControls">
-  <documentManagement>
-    <_activity xmlns="4ac16c23-5f1f-4e48-8115-65543a28f75f" xsi:nil="true"/>
-  </documentManagement>
-</p:properties>
-</file>
-
-<file path=customXml/item2.xml><?xml version="1.0" encoding="utf-8"?>
 <ct:contentTypeSchema xmlns:ct="http://schemas.microsoft.com/office/2006/metadata/contentType" xmlns:ma="http://schemas.microsoft.com/office/2006/metadata/properties/metaAttributes" ct:_="" ma:_="" ma:contentTypeName="Document" ma:contentTypeID="0x010100B0F2D37C6541F24291CD98D46ED3ABE4" ma:contentTypeVersion="13" ma:contentTypeDescription="Create a new document." ma:contentTypeScope="" ma:versionID="004a83d418b144dda993374bfb513520">
   <xsd:schema xmlns:xsd="http://www.w3.org/2001/XMLSchema" xmlns:xs="http://www.w3.org/2001/XMLSchema" xmlns:p="http://schemas.microsoft.com/office/2006/metadata/properties" xmlns:ns3="4ac16c23-5f1f-4e48-8115-65543a28f75f" xmlns:ns4="e5551883-b820-433e-a039-4f2598b82c64" targetNamespace="http://schemas.microsoft.com/office/2006/metadata/properties" ma:root="true" ma:fieldsID="b6a7543658aba15c8738b8d347b73838" ns3:_="" ns4:_="">
     <xsd:import namespace="4ac16c23-5f1f-4e48-8115-65543a28f75f"/>
@@ -10618,7 +10888,19 @@
 </ct:contentTypeSchema>
 </file>
 
+<file path=customXml/item2.xml><?xml version="1.0" encoding="utf-8"?>
+<p:properties xmlns:p="http://schemas.microsoft.com/office/2006/metadata/properties" xmlns:xsi="http://www.w3.org/2001/XMLSchema-instance" xmlns:pc="http://schemas.microsoft.com/office/infopath/2007/PartnerControls">
+  <documentManagement>
+    <_activity xmlns="4ac16c23-5f1f-4e48-8115-65543a28f75f" xsi:nil="true"/>
+  </documentManagement>
+</p:properties>
+</file>
+
 <file path=customXml/item3.xml><?xml version="1.0" encoding="utf-8"?>
+<b:Sources xmlns:b="http://schemas.openxmlformats.org/officeDocument/2006/bibliography" xmlns="http://schemas.openxmlformats.org/officeDocument/2006